--- a/SILAIS - Auditoria/AVANCES_PROYECTO_FINAL/AVANCE_PRELIMINAR_AUDITORIA_DE_REDES.docx
+++ b/SILAIS - Auditoria/AVANCES_PROYECTO_FINAL/AVANCE_PRELIMINAR_AUDITORIA_DE_REDES.docx
@@ -259,7 +259,21 @@
         <w:rPr>
           <w:rFonts w:ascii="Arial" w:hAnsi="Arial" w:cs="Arial"/>
         </w:rPr>
-        <w:t>Br. Haxell Antonio Trejos Rodríguez</w:t>
+        <w:t xml:space="preserve">Br. </w:t>
+      </w:r>
+      <w:proofErr w:type="spellStart"/>
+      <w:r>
+        <w:rPr>
+          <w:rFonts w:ascii="Arial" w:hAnsi="Arial" w:cs="Arial"/>
+        </w:rPr>
+        <w:t>Haxell</w:t>
+      </w:r>
+      <w:proofErr w:type="spellEnd"/>
+      <w:r>
+        <w:rPr>
+          <w:rFonts w:ascii="Arial" w:hAnsi="Arial" w:cs="Arial"/>
+        </w:rPr>
+        <w:t xml:space="preserve"> Antonio Trejos Rodríguez</w:t>
       </w:r>
     </w:p>
     <w:p>
@@ -272,8 +286,30 @@
         <w:rPr>
           <w:rFonts w:ascii="Arial" w:hAnsi="Arial" w:cs="Arial"/>
         </w:rPr>
-        <w:t>Br. Alisson Michelle Navarro Goussen</w:t>
+        <w:t xml:space="preserve">Br. </w:t>
       </w:r>
+      <w:proofErr w:type="spellStart"/>
+      <w:r>
+        <w:rPr>
+          <w:rFonts w:ascii="Arial" w:hAnsi="Arial" w:cs="Arial"/>
+        </w:rPr>
+        <w:t>Alisson</w:t>
+      </w:r>
+      <w:proofErr w:type="spellEnd"/>
+      <w:r>
+        <w:rPr>
+          <w:rFonts w:ascii="Arial" w:hAnsi="Arial" w:cs="Arial"/>
+        </w:rPr>
+        <w:t xml:space="preserve"> Michelle Navarro </w:t>
+      </w:r>
+      <w:proofErr w:type="spellStart"/>
+      <w:r>
+        <w:rPr>
+          <w:rFonts w:ascii="Arial" w:hAnsi="Arial" w:cs="Arial"/>
+        </w:rPr>
+        <w:t>Goussen</w:t>
+      </w:r>
+      <w:proofErr w:type="spellEnd"/>
     </w:p>
     <w:p>
       <w:pPr>
@@ -298,7 +334,21 @@
         <w:rPr>
           <w:rFonts w:ascii="Arial" w:hAnsi="Arial" w:cs="Arial"/>
         </w:rPr>
-        <w:t>Br. Arleth del Rosario Velasquez Gómez</w:t>
+        <w:t xml:space="preserve">Br. Arleth del Rosario </w:t>
+      </w:r>
+      <w:proofErr w:type="spellStart"/>
+      <w:r>
+        <w:rPr>
+          <w:rFonts w:ascii="Arial" w:hAnsi="Arial" w:cs="Arial"/>
+        </w:rPr>
+        <w:t>Velasquez</w:t>
+      </w:r>
+      <w:proofErr w:type="spellEnd"/>
+      <w:r>
+        <w:rPr>
+          <w:rFonts w:ascii="Arial" w:hAnsi="Arial" w:cs="Arial"/>
+        </w:rPr>
+        <w:t xml:space="preserve"> Gómez</w:t>
       </w:r>
     </w:p>
     <w:p>
@@ -494,39 +544,7 @@
           <w:kern w:val="0"/>
           <w14:ligatures w14:val="none"/>
         </w:rPr>
-        <w:t>Realizar una Auditoria de Red</w:t>
-      </w:r>
-      <w:r>
-        <w:rPr>
-          <w:rFonts w:ascii="Arial" w:eastAsia="Arial MT" w:hAnsi="Arial" w:cs="Arial"/>
-          <w:kern w:val="0"/>
-          <w14:ligatures w14:val="none"/>
-        </w:rPr>
-        <w:t>es</w:t>
-      </w:r>
-      <w:r>
-        <w:rPr>
-          <w:rFonts w:ascii="Arial" w:eastAsia="Arial MT" w:hAnsi="Arial" w:cs="Arial"/>
-          <w:kern w:val="0"/>
-          <w14:ligatures w14:val="none"/>
-        </w:rPr>
-        <w:t xml:space="preserve"> en la estructura física y lógica </w:t>
-      </w:r>
-      <w:r>
-        <w:rPr>
-          <w:rFonts w:ascii="Arial" w:eastAsia="Arial MT" w:hAnsi="Arial" w:cs="Arial"/>
-          <w:kern w:val="0"/>
-          <w14:ligatures w14:val="none"/>
-        </w:rPr>
-        <w:t xml:space="preserve">del </w:t>
-      </w:r>
-      <w:r>
-        <w:rPr>
-          <w:rFonts w:ascii="Arial" w:eastAsia="Arial MT" w:hAnsi="Arial" w:cs="Arial"/>
-          <w:kern w:val="0"/>
-          <w14:ligatures w14:val="none"/>
-        </w:rPr>
-        <w:t>SILAIS - Sede Masaya, utilizando el marco de trabajo COBIT 2019 a fin de identificar su estado actual y emitir recomendaciones necesarias que permitan a la institución mejorar su infraestructura.</w:t>
+        <w:t>Realizar una Auditoria de Redes en la estructura física y lógica del SILAIS - Sede Masaya, utilizando el marco de trabajo COBIT 2019 a fin de identificar su estado actual y emitir recomendaciones necesarias que permitan a la institución mejorar su infraestructura.</w:t>
       </w:r>
     </w:p>
     <w:p>
@@ -825,12 +843,14 @@
         </w:rPr>
         <w:t xml:space="preserve">Las redes de datos en instituciones de salud pública descentralizadas enfrentan un desafío arquitectónico crítico: la convergencia de múltiples áreas funcionales con necesidades de conectividad y niveles de sensibilidad de datos significativamente </w:t>
       </w:r>
+      <w:proofErr w:type="gramStart"/>
       <w:r>
         <w:rPr>
           <w:rFonts w:ascii="Arial" w:hAnsi="Arial" w:cs="Arial"/>
         </w:rPr>
         <w:t>diferentes operando</w:t>
       </w:r>
+      <w:proofErr w:type="gramEnd"/>
       <w:r>
         <w:rPr>
           <w:rFonts w:ascii="Arial" w:hAnsi="Arial" w:cs="Arial"/>
@@ -888,7 +908,77 @@
         <w:rPr>
           <w:rFonts w:ascii="Arial" w:hAnsi="Arial" w:cs="Arial"/>
         </w:rPr>
-        <w:t xml:space="preserve"> Posible ausencia de un cuarto de telecomunicaciones adecuadamente acondicionado, con switches Fast Ethernet de 24 puertos no administrables ubicados sobre escritorios de madera en las áreas de Dirección y Varios 1, sin protección de rack o gabinete cerrado. Cableado estructurado de categoría desconocida que podría no soportar velocidades superiores a 100 Mbps, con ausencia de patch panels, rosetas de pared y patch cords, y con canaletas plásticas instaladas únicamente en cuatro de las catorce áreas funcionales (Banco Biológico, Sindicato, Dirección y FET Salud). Exposición de los equipos de conmutación a condiciones ambientales adversas propias del </w:t>
+        <w:t xml:space="preserve"> Posible ausencia de un cuarto de telecomunicaciones adecuadamente acondicionado, con switches </w:t>
+      </w:r>
+      <w:proofErr w:type="spellStart"/>
+      <w:r>
+        <w:rPr>
+          <w:rFonts w:ascii="Arial" w:hAnsi="Arial" w:cs="Arial"/>
+        </w:rPr>
+        <w:t>Fast</w:t>
+      </w:r>
+      <w:proofErr w:type="spellEnd"/>
+      <w:r>
+        <w:rPr>
+          <w:rFonts w:ascii="Arial" w:hAnsi="Arial" w:cs="Arial"/>
+        </w:rPr>
+        <w:t xml:space="preserve"> Ethernet de 24 puertos no administrables ubicados sobre escritorios de madera en las áreas de Dirección y Varios 1, sin protección de rack o gabinete cerrado. Cableado estructurado de categoría desconocida que podría no soportar velocidades superiores a 100 Mbps, con ausencia de </w:t>
+      </w:r>
+      <w:proofErr w:type="spellStart"/>
+      <w:r>
+        <w:rPr>
+          <w:rFonts w:ascii="Arial" w:hAnsi="Arial" w:cs="Arial"/>
+        </w:rPr>
+        <w:t>patch</w:t>
+      </w:r>
+      <w:proofErr w:type="spellEnd"/>
+      <w:r>
+        <w:rPr>
+          <w:rFonts w:ascii="Arial" w:hAnsi="Arial" w:cs="Arial"/>
+        </w:rPr>
+        <w:t xml:space="preserve"> </w:t>
+      </w:r>
+      <w:proofErr w:type="spellStart"/>
+      <w:r>
+        <w:rPr>
+          <w:rFonts w:ascii="Arial" w:hAnsi="Arial" w:cs="Arial"/>
+        </w:rPr>
+        <w:t>panels</w:t>
+      </w:r>
+      <w:proofErr w:type="spellEnd"/>
+      <w:r>
+        <w:rPr>
+          <w:rFonts w:ascii="Arial" w:hAnsi="Arial" w:cs="Arial"/>
+        </w:rPr>
+        <w:t xml:space="preserve">, rosetas de pared y </w:t>
+      </w:r>
+      <w:proofErr w:type="spellStart"/>
+      <w:r>
+        <w:rPr>
+          <w:rFonts w:ascii="Arial" w:hAnsi="Arial" w:cs="Arial"/>
+        </w:rPr>
+        <w:t>patch</w:t>
+      </w:r>
+      <w:proofErr w:type="spellEnd"/>
+      <w:r>
+        <w:rPr>
+          <w:rFonts w:ascii="Arial" w:hAnsi="Arial" w:cs="Arial"/>
+        </w:rPr>
+        <w:t xml:space="preserve"> </w:t>
+      </w:r>
+      <w:proofErr w:type="spellStart"/>
+      <w:r>
+        <w:rPr>
+          <w:rFonts w:ascii="Arial" w:hAnsi="Arial" w:cs="Arial"/>
+        </w:rPr>
+        <w:t>cords</w:t>
+      </w:r>
+      <w:proofErr w:type="spellEnd"/>
+      <w:r>
+        <w:rPr>
+          <w:rFonts w:ascii="Arial" w:hAnsi="Arial" w:cs="Arial"/>
+        </w:rPr>
+        <w:t xml:space="preserve">, y con canaletas plásticas instaladas únicamente en cuatro de las catorce áreas funcionales (Banco Biológico, Sindicato, Dirección y FET Salud). Exposición de los equipos de conmutación a condiciones ambientales adversas propias del </w:t>
       </w:r>
       <w:r>
         <w:rPr>
@@ -920,7 +1010,35 @@
         <w:rPr>
           <w:rFonts w:ascii="Arial" w:hAnsi="Arial" w:cs="Arial"/>
         </w:rPr>
-        <w:t> Evidencia documental de una topología de red plana sin segmentación de tráfico mediante VLANs, lo que resulta en un dominio de broadcast único donde una infección de malware o una tormenta de broadcast originada en cualquier equipo de las áreas "Varios" puede propagarse sin restricción hacia los equipos críticos de Epidemiología y Banco Biológico. Dependencia crítica de conectividad inalámbrica en áreas sensibles como Estadística, Contabilidad e Insumos Médicos sin redundancia de conexión cableada. Operación de toda la red cableada sobre switches Fast Ethernet de 100 Mbps que estrangulan la capacidad de transmisión de datos y comprometen la oportunidad de los reportes epidemiológicos semanales. Presencia de conexiones privadas no gestionadas en Sindicato, SNC y Transporte que evaden los controles de seguridad institucionales.</w:t>
+        <w:t xml:space="preserve"> Evidencia documental de una topología de red plana sin segmentación de tráfico mediante </w:t>
+      </w:r>
+      <w:proofErr w:type="spellStart"/>
+      <w:r>
+        <w:rPr>
+          <w:rFonts w:ascii="Arial" w:hAnsi="Arial" w:cs="Arial"/>
+        </w:rPr>
+        <w:t>VLANs</w:t>
+      </w:r>
+      <w:proofErr w:type="spellEnd"/>
+      <w:r>
+        <w:rPr>
+          <w:rFonts w:ascii="Arial" w:hAnsi="Arial" w:cs="Arial"/>
+        </w:rPr>
+        <w:t xml:space="preserve">, lo que resulta en un dominio de broadcast único donde una infección de malware o una tormenta de broadcast originada en cualquier equipo de las áreas "Varios" puede propagarse sin restricción hacia los equipos críticos de Epidemiología y Banco Biológico. Dependencia crítica de conectividad inalámbrica en áreas sensibles como Estadística, Contabilidad e Insumos Médicos sin redundancia de conexión cableada. Operación de toda la red cableada sobre switches </w:t>
+      </w:r>
+      <w:proofErr w:type="spellStart"/>
+      <w:r>
+        <w:rPr>
+          <w:rFonts w:ascii="Arial" w:hAnsi="Arial" w:cs="Arial"/>
+        </w:rPr>
+        <w:t>Fast</w:t>
+      </w:r>
+      <w:proofErr w:type="spellEnd"/>
+      <w:r>
+        <w:rPr>
+          <w:rFonts w:ascii="Arial" w:hAnsi="Arial" w:cs="Arial"/>
+        </w:rPr>
+        <w:t xml:space="preserve"> Ethernet de 100 Mbps que estrangulan la capacidad de transmisión de datos y comprometen la oportunidad de los reportes epidemiológicos semanales. Presencia de conexiones privadas no gestionadas en Sindicato, SNC y Transporte que evaden los controles de seguridad institucionales.</w:t>
       </w:r>
     </w:p>
     <w:p>
@@ -1073,7 +1191,35 @@
         <w:rPr>
           <w:rFonts w:ascii="Arial" w:hAnsi="Arial" w:cs="Arial"/>
         </w:rPr>
-        <w:t> Evaluación del estado físico, capacidad operativa, antigüedad tecnológica y ubicación de los equipos centrales de conmutación (Switch Principal Fast Ethernet de 24 puertos no administrable ubicado en Dirección y Switch Secundario Fast Ethernet de 24 puertos no administrable ubicado en Varios 1), verificación de la existencia y estado de sistemas de respaldo eléctrico (UPS en cada switch), y análisis de las condiciones ambientales y de seguridad física de las áreas de comunicaciones.</w:t>
+        <w:t xml:space="preserve"> Evaluación del estado físico, capacidad operativa, antigüedad tecnológica y ubicación de los equipos centrales de conmutación (Switch Principal </w:t>
+      </w:r>
+      <w:proofErr w:type="spellStart"/>
+      <w:r>
+        <w:rPr>
+          <w:rFonts w:ascii="Arial" w:hAnsi="Arial" w:cs="Arial"/>
+        </w:rPr>
+        <w:t>Fast</w:t>
+      </w:r>
+      <w:proofErr w:type="spellEnd"/>
+      <w:r>
+        <w:rPr>
+          <w:rFonts w:ascii="Arial" w:hAnsi="Arial" w:cs="Arial"/>
+        </w:rPr>
+        <w:t xml:space="preserve"> Ethernet de 24 puertos no administrable ubicado en Dirección y Switch Secundario </w:t>
+      </w:r>
+      <w:proofErr w:type="spellStart"/>
+      <w:r>
+        <w:rPr>
+          <w:rFonts w:ascii="Arial" w:hAnsi="Arial" w:cs="Arial"/>
+        </w:rPr>
+        <w:t>Fast</w:t>
+      </w:r>
+      <w:proofErr w:type="spellEnd"/>
+      <w:r>
+        <w:rPr>
+          <w:rFonts w:ascii="Arial" w:hAnsi="Arial" w:cs="Arial"/>
+        </w:rPr>
+        <w:t xml:space="preserve"> Ethernet de 24 puertos no administrable ubicado en Varios 1), verificación de la existencia y estado de sistemas de respaldo eléctrico (UPS en cada switch), y análisis de las condiciones ambientales y de seguridad física de las áreas de comunicaciones.</w:t>
       </w:r>
     </w:p>
     <w:p>
@@ -1098,7 +1244,77 @@
         <w:rPr>
           <w:rFonts w:ascii="Arial" w:hAnsi="Arial" w:cs="Arial"/>
         </w:rPr>
-        <w:t> Inspección técnica de los tendidos de cableado estructurado que conectan las catorce áreas funcionales del SILAIS, verificación de la categoría del cableado instalado y su capacidad para soportar velocidades superiores a 100 Mbps, verificación de la norma de ponchado T568A en los conectores RJ45, evaluación de la existencia y estado de canaletas plásticas (presentes únicamente en Banco Biológico, Sindicato, Dirección y FET Salud), verificación de la ausencia de rosetas de pared, ausencia de patch panels y ausencia de patch cords, revisión de la rotulación de puntos de red y condiciones físicas de las canalizaciones y rutas de cableado. Incluye pruebas de continuidad con cable tester en puntos de red de áreas críticas.</w:t>
+        <w:t xml:space="preserve"> Inspección técnica de los tendidos de cableado estructurado que conectan las catorce áreas funcionales del SILAIS, verificación de la categoría del cableado instalado y su capacidad para soportar velocidades superiores a 100 Mbps, verificación de la norma de ponchado T568A en los conectores RJ45, evaluación de la existencia y estado de canaletas plásticas (presentes únicamente en Banco Biológico, Sindicato, Dirección y FET Salud), verificación de la ausencia de rosetas de pared, ausencia de </w:t>
+      </w:r>
+      <w:proofErr w:type="spellStart"/>
+      <w:r>
+        <w:rPr>
+          <w:rFonts w:ascii="Arial" w:hAnsi="Arial" w:cs="Arial"/>
+        </w:rPr>
+        <w:t>patch</w:t>
+      </w:r>
+      <w:proofErr w:type="spellEnd"/>
+      <w:r>
+        <w:rPr>
+          <w:rFonts w:ascii="Arial" w:hAnsi="Arial" w:cs="Arial"/>
+        </w:rPr>
+        <w:t xml:space="preserve"> </w:t>
+      </w:r>
+      <w:proofErr w:type="spellStart"/>
+      <w:r>
+        <w:rPr>
+          <w:rFonts w:ascii="Arial" w:hAnsi="Arial" w:cs="Arial"/>
+        </w:rPr>
+        <w:t>panels</w:t>
+      </w:r>
+      <w:proofErr w:type="spellEnd"/>
+      <w:r>
+        <w:rPr>
+          <w:rFonts w:ascii="Arial" w:hAnsi="Arial" w:cs="Arial"/>
+        </w:rPr>
+        <w:t xml:space="preserve"> y ausencia de </w:t>
+      </w:r>
+      <w:proofErr w:type="spellStart"/>
+      <w:r>
+        <w:rPr>
+          <w:rFonts w:ascii="Arial" w:hAnsi="Arial" w:cs="Arial"/>
+        </w:rPr>
+        <w:t>patch</w:t>
+      </w:r>
+      <w:proofErr w:type="spellEnd"/>
+      <w:r>
+        <w:rPr>
+          <w:rFonts w:ascii="Arial" w:hAnsi="Arial" w:cs="Arial"/>
+        </w:rPr>
+        <w:t xml:space="preserve"> </w:t>
+      </w:r>
+      <w:proofErr w:type="spellStart"/>
+      <w:r>
+        <w:rPr>
+          <w:rFonts w:ascii="Arial" w:hAnsi="Arial" w:cs="Arial"/>
+        </w:rPr>
+        <w:t>cords</w:t>
+      </w:r>
+      <w:proofErr w:type="spellEnd"/>
+      <w:r>
+        <w:rPr>
+          <w:rFonts w:ascii="Arial" w:hAnsi="Arial" w:cs="Arial"/>
+        </w:rPr>
+        <w:t xml:space="preserve">, revisión de la rotulación de puntos de red y condiciones físicas de las canalizaciones y rutas de cableado. Incluye pruebas de continuidad con cable </w:t>
+      </w:r>
+      <w:proofErr w:type="spellStart"/>
+      <w:r>
+        <w:rPr>
+          <w:rFonts w:ascii="Arial" w:hAnsi="Arial" w:cs="Arial"/>
+        </w:rPr>
+        <w:t>tester</w:t>
+      </w:r>
+      <w:proofErr w:type="spellEnd"/>
+      <w:r>
+        <w:rPr>
+          <w:rFonts w:ascii="Arial" w:hAnsi="Arial" w:cs="Arial"/>
+        </w:rPr>
+        <w:t xml:space="preserve"> en puntos de red de áreas críticas.</w:t>
       </w:r>
     </w:p>
     <w:p>
@@ -1123,7 +1339,49 @@
         <w:rPr>
           <w:rFonts w:ascii="Arial" w:hAnsi="Arial" w:cs="Arial"/>
         </w:rPr>
-        <w:t xml:space="preserve"> Revisión exhaustiva de la topología de red implementada, esquema de direccionamiento IP, configuración del servidor DHCP, existencia o ausencia de segmentación de tráfico mediante VLANs para el aislamiento de áreas críticas (Epidemiología, Banco Biológico, Estadística) respecto a áreas administrativas (Contabilidad, RRHH) y de uso compartido (Varios 1, 2 y 3), verificación de la velocidad de negociación de enlace limitada a 100 Mbps por los switches Fast Ethernet, evaluación de los mecanismos de control de acceso a la red, análisis de la seguridad de la red inalámbrica en las áreas que dependen de conectividad WiFi (Estadística, </w:t>
+        <w:t xml:space="preserve"> Revisión exhaustiva de la topología de red implementada, esquema de direccionamiento IP, configuración del servidor DHCP, existencia o ausencia de segmentación de tráfico mediante </w:t>
+      </w:r>
+      <w:proofErr w:type="spellStart"/>
+      <w:r>
+        <w:rPr>
+          <w:rFonts w:ascii="Arial" w:hAnsi="Arial" w:cs="Arial"/>
+        </w:rPr>
+        <w:t>VLANs</w:t>
+      </w:r>
+      <w:proofErr w:type="spellEnd"/>
+      <w:r>
+        <w:rPr>
+          <w:rFonts w:ascii="Arial" w:hAnsi="Arial" w:cs="Arial"/>
+        </w:rPr>
+        <w:t xml:space="preserve"> para el aislamiento de áreas críticas (Epidemiología, Banco Biológico, Estadística) respecto a áreas administrativas (Contabilidad, RRHH) y de uso compartido (Varios 1, 2 y 3), verificación de la velocidad de negociación de enlace limitada a 100 Mbps por los switches </w:t>
+      </w:r>
+      <w:proofErr w:type="spellStart"/>
+      <w:r>
+        <w:rPr>
+          <w:rFonts w:ascii="Arial" w:hAnsi="Arial" w:cs="Arial"/>
+        </w:rPr>
+        <w:t>Fast</w:t>
+      </w:r>
+      <w:proofErr w:type="spellEnd"/>
+      <w:r>
+        <w:rPr>
+          <w:rFonts w:ascii="Arial" w:hAnsi="Arial" w:cs="Arial"/>
+        </w:rPr>
+        <w:t xml:space="preserve"> Ethernet, evaluación de los mecanismos de control de acceso a la red, análisis de la seguridad de la red inalámbrica en las áreas que dependen de conectividad </w:t>
+      </w:r>
+      <w:proofErr w:type="spellStart"/>
+      <w:r>
+        <w:rPr>
+          <w:rFonts w:ascii="Arial" w:hAnsi="Arial" w:cs="Arial"/>
+        </w:rPr>
+        <w:t>WiFi</w:t>
+      </w:r>
+      <w:proofErr w:type="spellEnd"/>
+      <w:r>
+        <w:rPr>
+          <w:rFonts w:ascii="Arial" w:hAnsi="Arial" w:cs="Arial"/>
+        </w:rPr>
+        <w:t xml:space="preserve"> (Estadística, </w:t>
       </w:r>
       <w:r>
         <w:rPr>
@@ -1259,7 +1517,35 @@
         <w:rPr>
           <w:rFonts w:ascii="Arial" w:hAnsi="Arial" w:cs="Arial"/>
         </w:rPr>
-        <w:t> del SILAIS Masaya para contrastarlo con la documentación existente, identificando la interconexión de los dos switches Fast Ethernet de 24 puertos no administrables, la topología en estrella, la distribución de puntos de red hacia las catorce áreas funcionales, la ubicación y configuración de los puntos de acceso inalámbrico que dan servicio a las áreas con dependencia de conectividad WiFi (Estadística, Contabilidad, Insumos Médicos, Enfermería, RRHH y Dirección), y el trazado de las conexiones privadas en Sindicato, SNC y Transporte.</w:t>
+        <w:t xml:space="preserve"> del SILAIS Masaya para contrastarlo con la documentación existente, identificando la interconexión de los dos switches </w:t>
+      </w:r>
+      <w:proofErr w:type="spellStart"/>
+      <w:r>
+        <w:rPr>
+          <w:rFonts w:ascii="Arial" w:hAnsi="Arial" w:cs="Arial"/>
+        </w:rPr>
+        <w:t>Fast</w:t>
+      </w:r>
+      <w:proofErr w:type="spellEnd"/>
+      <w:r>
+        <w:rPr>
+          <w:rFonts w:ascii="Arial" w:hAnsi="Arial" w:cs="Arial"/>
+        </w:rPr>
+        <w:t xml:space="preserve"> Ethernet de 24 puertos no administrables, la topología en estrella, la distribución de puntos de red hacia las catorce áreas funcionales, la ubicación y configuración de los puntos de acceso inalámbrico que dan servicio a las áreas con dependencia de conectividad </w:t>
+      </w:r>
+      <w:proofErr w:type="spellStart"/>
+      <w:r>
+        <w:rPr>
+          <w:rFonts w:ascii="Arial" w:hAnsi="Arial" w:cs="Arial"/>
+        </w:rPr>
+        <w:t>WiFi</w:t>
+      </w:r>
+      <w:proofErr w:type="spellEnd"/>
+      <w:r>
+        <w:rPr>
+          <w:rFonts w:ascii="Arial" w:hAnsi="Arial" w:cs="Arial"/>
+        </w:rPr>
+        <w:t xml:space="preserve"> (Estadística, Contabilidad, Insumos Médicos, Enfermería, RRHH y Dirección), y el trazado de las conexiones privadas en Sindicato, SNC y Transporte.</w:t>
       </w:r>
     </w:p>
     <w:p>
@@ -1278,13 +1564,87 @@
           <w:b/>
           <w:bCs/>
         </w:rPr>
-        <w:t>Ejecución de un Checklist de inspección física en el nodo central de comunicaciones</w:t>
+        <w:t xml:space="preserve">Ejecución de un </w:t>
+      </w:r>
+      <w:proofErr w:type="spellStart"/>
+      <w:r>
+        <w:rPr>
+          <w:rFonts w:ascii="Arial" w:hAnsi="Arial" w:cs="Arial"/>
+          <w:b/>
+          <w:bCs/>
+        </w:rPr>
+        <w:t>Checklist</w:t>
+      </w:r>
+      <w:proofErr w:type="spellEnd"/>
+      <w:r>
+        <w:rPr>
+          <w:rFonts w:ascii="Arial" w:hAnsi="Arial" w:cs="Arial"/>
+          <w:b/>
+          <w:bCs/>
+        </w:rPr>
+        <w:t xml:space="preserve"> de inspección física en el nodo central de comunicaciones</w:t>
       </w:r>
       <w:r>
         <w:rPr>
           <w:rFonts w:ascii="Arial" w:hAnsi="Arial" w:cs="Arial"/>
         </w:rPr>
-        <w:t> ubicado en el área de Dirección (Switch Principal Fast Ethernet de 24 puertos) y en el punto de distribución secundario ubicado en el área de Varios 1 (Switch Secundario Fast Ethernet de 24 puertos), verificando las condiciones de seguridad física, ausencia de rack o gabinete cerrado, ordenamiento de cables, ausencia de patch panels, canalizaciones físicas presentes únicamente en cuatro áreas, condiciones de ventilación y exposición a polvo volcánico de los equipos de conmutación, y la existencia y estado de los sistemas de respaldo eléctrico (UPS) para la protección de cada switch.</w:t>
+        <w:t xml:space="preserve"> ubicado en el área de Dirección (Switch Principal </w:t>
+      </w:r>
+      <w:proofErr w:type="spellStart"/>
+      <w:r>
+        <w:rPr>
+          <w:rFonts w:ascii="Arial" w:hAnsi="Arial" w:cs="Arial"/>
+        </w:rPr>
+        <w:t>Fast</w:t>
+      </w:r>
+      <w:proofErr w:type="spellEnd"/>
+      <w:r>
+        <w:rPr>
+          <w:rFonts w:ascii="Arial" w:hAnsi="Arial" w:cs="Arial"/>
+        </w:rPr>
+        <w:t xml:space="preserve"> Ethernet de 24 puertos) y en el punto de distribución secundario ubicado en el área de Varios 1 (Switch Secundario </w:t>
+      </w:r>
+      <w:proofErr w:type="spellStart"/>
+      <w:r>
+        <w:rPr>
+          <w:rFonts w:ascii="Arial" w:hAnsi="Arial" w:cs="Arial"/>
+        </w:rPr>
+        <w:t>Fast</w:t>
+      </w:r>
+      <w:proofErr w:type="spellEnd"/>
+      <w:r>
+        <w:rPr>
+          <w:rFonts w:ascii="Arial" w:hAnsi="Arial" w:cs="Arial"/>
+        </w:rPr>
+        <w:t xml:space="preserve"> Ethernet de 24 puertos), verificando las condiciones de seguridad física, ausencia de rack o gabinete cerrado, ordenamiento de cables, ausencia de </w:t>
+      </w:r>
+      <w:proofErr w:type="spellStart"/>
+      <w:r>
+        <w:rPr>
+          <w:rFonts w:ascii="Arial" w:hAnsi="Arial" w:cs="Arial"/>
+        </w:rPr>
+        <w:t>patch</w:t>
+      </w:r>
+      <w:proofErr w:type="spellEnd"/>
+      <w:r>
+        <w:rPr>
+          <w:rFonts w:ascii="Arial" w:hAnsi="Arial" w:cs="Arial"/>
+        </w:rPr>
+        <w:t xml:space="preserve"> </w:t>
+      </w:r>
+      <w:proofErr w:type="spellStart"/>
+      <w:r>
+        <w:rPr>
+          <w:rFonts w:ascii="Arial" w:hAnsi="Arial" w:cs="Arial"/>
+        </w:rPr>
+        <w:t>panels</w:t>
+      </w:r>
+      <w:proofErr w:type="spellEnd"/>
+      <w:r>
+        <w:rPr>
+          <w:rFonts w:ascii="Arial" w:hAnsi="Arial" w:cs="Arial"/>
+        </w:rPr>
+        <w:t>, canalizaciones físicas presentes únicamente en cuatro áreas, condiciones de ventilación y exposición a polvo volcánico de los equipos de conmutación, y la existencia y estado de los sistemas de respaldo eléctrico (UPS) para la protección de cada switch.</w:t>
       </w:r>
     </w:p>
     <w:p>
@@ -1309,7 +1669,63 @@
         <w:rPr>
           <w:rFonts w:ascii="Arial" w:hAnsi="Arial" w:cs="Arial"/>
         </w:rPr>
-        <w:t> en las catorce áreas funcionales, verificando la categoría del cableado UTP instalado, el cumplimiento de la norma de ponchado T568A en los conectores RJ45, la presencia o ausencia de canaletas plásticas de protección, la existencia de rosetas de pared y patch panels, el uso de patch cords flexibles, la rotulación de puntos de red y las condiciones físicas de las rutas de cableado, contrastando los hallazgos con los estándares ANSI/TIA/EIA-568-C, ANSI/TIA/EIA-569-C y ANSI/TIA/EIA-606-B.</w:t>
+        <w:t xml:space="preserve"> en las catorce áreas funcionales, verificando la categoría del cableado UTP instalado, el cumplimiento de la norma de ponchado T568A en los conectores RJ45, la presencia o ausencia de canaletas plásticas de protección, la existencia de rosetas de pared y </w:t>
+      </w:r>
+      <w:proofErr w:type="spellStart"/>
+      <w:r>
+        <w:rPr>
+          <w:rFonts w:ascii="Arial" w:hAnsi="Arial" w:cs="Arial"/>
+        </w:rPr>
+        <w:t>patch</w:t>
+      </w:r>
+      <w:proofErr w:type="spellEnd"/>
+      <w:r>
+        <w:rPr>
+          <w:rFonts w:ascii="Arial" w:hAnsi="Arial" w:cs="Arial"/>
+        </w:rPr>
+        <w:t xml:space="preserve"> </w:t>
+      </w:r>
+      <w:proofErr w:type="spellStart"/>
+      <w:r>
+        <w:rPr>
+          <w:rFonts w:ascii="Arial" w:hAnsi="Arial" w:cs="Arial"/>
+        </w:rPr>
+        <w:t>panels</w:t>
+      </w:r>
+      <w:proofErr w:type="spellEnd"/>
+      <w:r>
+        <w:rPr>
+          <w:rFonts w:ascii="Arial" w:hAnsi="Arial" w:cs="Arial"/>
+        </w:rPr>
+        <w:t xml:space="preserve">, el uso de </w:t>
+      </w:r>
+      <w:proofErr w:type="spellStart"/>
+      <w:r>
+        <w:rPr>
+          <w:rFonts w:ascii="Arial" w:hAnsi="Arial" w:cs="Arial"/>
+        </w:rPr>
+        <w:t>patch</w:t>
+      </w:r>
+      <w:proofErr w:type="spellEnd"/>
+      <w:r>
+        <w:rPr>
+          <w:rFonts w:ascii="Arial" w:hAnsi="Arial" w:cs="Arial"/>
+        </w:rPr>
+        <w:t xml:space="preserve"> </w:t>
+      </w:r>
+      <w:proofErr w:type="spellStart"/>
+      <w:r>
+        <w:rPr>
+          <w:rFonts w:ascii="Arial" w:hAnsi="Arial" w:cs="Arial"/>
+        </w:rPr>
+        <w:t>cords</w:t>
+      </w:r>
+      <w:proofErr w:type="spellEnd"/>
+      <w:r>
+        <w:rPr>
+          <w:rFonts w:ascii="Arial" w:hAnsi="Arial" w:cs="Arial"/>
+        </w:rPr>
+        <w:t xml:space="preserve"> flexibles, la rotulación de puntos de red y las condiciones físicas de las rutas de cableado, contrastando los hallazgos con los estándares ANSI/TIA/EIA-568-C, ANSI/TIA/EIA-569-C y ANSI/TIA/EIA-606-B.</w:t>
       </w:r>
     </w:p>
     <w:p>
@@ -1328,8 +1744,18 @@
           <w:b/>
           <w:bCs/>
         </w:rPr>
-        <w:t>Pruebas de continuidad con cable tester</w:t>
+        <w:t xml:space="preserve">Pruebas de continuidad con cable </w:t>
       </w:r>
+      <w:proofErr w:type="spellStart"/>
+      <w:r>
+        <w:rPr>
+          <w:rFonts w:ascii="Arial" w:hAnsi="Arial" w:cs="Arial"/>
+          <w:b/>
+          <w:bCs/>
+        </w:rPr>
+        <w:t>tester</w:t>
+      </w:r>
+      <w:proofErr w:type="spellEnd"/>
       <w:r>
         <w:rPr>
           <w:rFonts w:ascii="Arial" w:hAnsi="Arial" w:cs="Arial"/>
@@ -1360,7 +1786,49 @@
         <w:rPr>
           <w:rFonts w:ascii="Arial" w:hAnsi="Arial" w:cs="Arial"/>
         </w:rPr>
-        <w:t> en puntos de red de áreas críticas y de uso compartido, utilizando comandos de red (ipconfig /all, propiedades del adaptador) para determinar la velocidad real de negociación de las tarjetas de red con los switches Fast Ethernet, confirmar la operación a 100 Mbps y cuantificar el nivel de estrangulamiento operativo documentado en el diagnóstico preliminar.</w:t>
+        <w:t> en puntos de red de áreas críticas y de uso compartido, utilizando comandos de red (</w:t>
+      </w:r>
+      <w:proofErr w:type="spellStart"/>
+      <w:r>
+        <w:rPr>
+          <w:rFonts w:ascii="Arial" w:hAnsi="Arial" w:cs="Arial"/>
+        </w:rPr>
+        <w:t>ipconfig</w:t>
+      </w:r>
+      <w:proofErr w:type="spellEnd"/>
+      <w:r>
+        <w:rPr>
+          <w:rFonts w:ascii="Arial" w:hAnsi="Arial" w:cs="Arial"/>
+        </w:rPr>
+        <w:t xml:space="preserve"> /</w:t>
+      </w:r>
+      <w:proofErr w:type="spellStart"/>
+      <w:r>
+        <w:rPr>
+          <w:rFonts w:ascii="Arial" w:hAnsi="Arial" w:cs="Arial"/>
+        </w:rPr>
+        <w:t>all</w:t>
+      </w:r>
+      <w:proofErr w:type="spellEnd"/>
+      <w:r>
+        <w:rPr>
+          <w:rFonts w:ascii="Arial" w:hAnsi="Arial" w:cs="Arial"/>
+        </w:rPr>
+        <w:t xml:space="preserve">, propiedades del adaptador) para determinar la velocidad real de negociación de las tarjetas de red con los switches </w:t>
+      </w:r>
+      <w:proofErr w:type="spellStart"/>
+      <w:r>
+        <w:rPr>
+          <w:rFonts w:ascii="Arial" w:hAnsi="Arial" w:cs="Arial"/>
+        </w:rPr>
+        <w:t>Fast</w:t>
+      </w:r>
+      <w:proofErr w:type="spellEnd"/>
+      <w:r>
+        <w:rPr>
+          <w:rFonts w:ascii="Arial" w:hAnsi="Arial" w:cs="Arial"/>
+        </w:rPr>
+        <w:t xml:space="preserve"> Ethernet, confirmar la operación a 100 Mbps y cuantificar el nivel de estrangulamiento operativo documentado en el diagnóstico preliminar.</w:t>
       </w:r>
     </w:p>
     <w:p>
@@ -1385,7 +1853,35 @@
         <w:rPr>
           <w:rFonts w:ascii="Arial" w:hAnsi="Arial" w:cs="Arial"/>
         </w:rPr>
-        <w:t>, incluyendo la verificación del esquema de direccionamiento IP y la asignación DHCP mediante comandos ipconfig /all en equipos de diferentes áreas funcionales, la comprobación de la topología de red plana sin segmentación VLAN mediante pruebas de ping entre equipos de áreas con diferentes niveles de sensibilidad de datos (Varios 1 a Epidemiología, Varios 1 a Banco Biológico), y la verificación de la ausencia de listas de control de acceso, políticas de calidad de servicio y mecanismos de seguridad de puertos que restrinjan la comunicación entre áreas.</w:t>
+        <w:t xml:space="preserve">, incluyendo la verificación del esquema de direccionamiento IP y la asignación DHCP mediante comandos </w:t>
+      </w:r>
+      <w:proofErr w:type="spellStart"/>
+      <w:r>
+        <w:rPr>
+          <w:rFonts w:ascii="Arial" w:hAnsi="Arial" w:cs="Arial"/>
+        </w:rPr>
+        <w:t>ipconfig</w:t>
+      </w:r>
+      <w:proofErr w:type="spellEnd"/>
+      <w:r>
+        <w:rPr>
+          <w:rFonts w:ascii="Arial" w:hAnsi="Arial" w:cs="Arial"/>
+        </w:rPr>
+        <w:t xml:space="preserve"> /</w:t>
+      </w:r>
+      <w:proofErr w:type="spellStart"/>
+      <w:r>
+        <w:rPr>
+          <w:rFonts w:ascii="Arial" w:hAnsi="Arial" w:cs="Arial"/>
+        </w:rPr>
+        <w:t>all</w:t>
+      </w:r>
+      <w:proofErr w:type="spellEnd"/>
+      <w:r>
+        <w:rPr>
+          <w:rFonts w:ascii="Arial" w:hAnsi="Arial" w:cs="Arial"/>
+        </w:rPr>
+        <w:t xml:space="preserve"> en equipos de diferentes áreas funcionales, la comprobación de la topología de red plana sin segmentación VLAN mediante pruebas de ping entre equipos de áreas con diferentes niveles de sensibilidad de datos (Varios 1 a Epidemiología, Varios 1 a Banco Biológico), y la verificación de la ausencia de listas de control de acceso, políticas de calidad de servicio y mecanismos de seguridad de puertos que restrinjan la comunicación entre áreas.</w:t>
       </w:r>
     </w:p>
     <w:p>
@@ -1410,7 +1906,35 @@
         <w:rPr>
           <w:rFonts w:ascii="Arial" w:hAnsi="Arial" w:cs="Arial"/>
         </w:rPr>
-        <w:t> en las áreas con dependencia de conectividad WiFi (Estadística, Contabilidad, Insumos Médicos, Enfermería, RRHH y Dirección), verificando los protocolos de cifrado implementados (WPA2, WPA3), los mecanismos de autenticación utilizados, la intensidad de señal en los puntos de trabajo críticos mediante herramientas de análisis WiFi, y la existencia de medidas de control de acceso a la red inalámbrica.</w:t>
+        <w:t xml:space="preserve"> en las áreas con dependencia de conectividad </w:t>
+      </w:r>
+      <w:proofErr w:type="spellStart"/>
+      <w:r>
+        <w:rPr>
+          <w:rFonts w:ascii="Arial" w:hAnsi="Arial" w:cs="Arial"/>
+        </w:rPr>
+        <w:t>WiFi</w:t>
+      </w:r>
+      <w:proofErr w:type="spellEnd"/>
+      <w:r>
+        <w:rPr>
+          <w:rFonts w:ascii="Arial" w:hAnsi="Arial" w:cs="Arial"/>
+        </w:rPr>
+        <w:t xml:space="preserve"> (Estadística, Contabilidad, Insumos Médicos, Enfermería, RRHH y Dirección), verificando los protocolos de cifrado implementados (WPA2, WPA3), los mecanismos de autenticación utilizados, la intensidad de señal en los puntos de trabajo críticos mediante herramientas de análisis </w:t>
+      </w:r>
+      <w:proofErr w:type="spellStart"/>
+      <w:r>
+        <w:rPr>
+          <w:rFonts w:ascii="Arial" w:hAnsi="Arial" w:cs="Arial"/>
+        </w:rPr>
+        <w:t>WiFi</w:t>
+      </w:r>
+      <w:proofErr w:type="spellEnd"/>
+      <w:r>
+        <w:rPr>
+          <w:rFonts w:ascii="Arial" w:hAnsi="Arial" w:cs="Arial"/>
+        </w:rPr>
+        <w:t>, y la existencia de medidas de control de acceso a la red inalámbrica.</w:t>
       </w:r>
     </w:p>
     <w:p>
@@ -1492,7 +2016,21 @@
           <w:rFonts w:ascii="Arial" w:hAnsi="Arial" w:cs="Arial"/>
         </w:rPr>
         <w:lastRenderedPageBreak/>
-        <w:t>de red, particularmente aquellos relacionados con la obsolescencia tecnológica de los switches Fast Ethernet, la topología de red plana sin segmentación, la dependencia de conectividad inalámbrica en áreas críticas, y la existencia de puntos únicos de falla en la arquitectura de comunicaciones.</w:t>
+        <w:t xml:space="preserve">de red, particularmente aquellos relacionados con la obsolescencia tecnológica de los switches </w:t>
+      </w:r>
+      <w:proofErr w:type="spellStart"/>
+      <w:r>
+        <w:rPr>
+          <w:rFonts w:ascii="Arial" w:hAnsi="Arial" w:cs="Arial"/>
+        </w:rPr>
+        <w:t>Fast</w:t>
+      </w:r>
+      <w:proofErr w:type="spellEnd"/>
+      <w:r>
+        <w:rPr>
+          <w:rFonts w:ascii="Arial" w:hAnsi="Arial" w:cs="Arial"/>
+        </w:rPr>
+        <w:t xml:space="preserve"> Ethernet, la topología de red plana sin segmentación, la dependencia de conectividad inalámbrica en áreas críticas, y la existencia de puntos únicos de falla en la arquitectura de comunicaciones.</w:t>
       </w:r>
     </w:p>
     <w:p>
@@ -1567,7 +2105,49 @@
         <w:rPr>
           <w:rFonts w:ascii="Arial" w:hAnsi="Arial" w:cs="Arial"/>
         </w:rPr>
-        <w:t>, incluyendo al Responsable de Epidemiología (Lic. Genory Ticay López), Responsable de Estadística (Lic. Alexander Valle López), Responsable de Insumos Médicos (Lic. Raymundo García), y Responsable de Planificación (Lic. Gardenio Miranda), para documentar los procedimientos operativos actuales en materia de uso de la red, las dificultades técnicas experimentadas en conectividad, las necesidades no satisfechas en materia de infraestructura de comunicaciones, y la percepción del personal sobre la disponibilidad y seguridad de la red institucional.</w:t>
+        <w:t xml:space="preserve">, incluyendo al Responsable de Epidemiología (Lic. </w:t>
+      </w:r>
+      <w:proofErr w:type="spellStart"/>
+      <w:r>
+        <w:rPr>
+          <w:rFonts w:ascii="Arial" w:hAnsi="Arial" w:cs="Arial"/>
+        </w:rPr>
+        <w:t>Genory</w:t>
+      </w:r>
+      <w:proofErr w:type="spellEnd"/>
+      <w:r>
+        <w:rPr>
+          <w:rFonts w:ascii="Arial" w:hAnsi="Arial" w:cs="Arial"/>
+        </w:rPr>
+        <w:t xml:space="preserve"> </w:t>
+      </w:r>
+      <w:proofErr w:type="spellStart"/>
+      <w:r>
+        <w:rPr>
+          <w:rFonts w:ascii="Arial" w:hAnsi="Arial" w:cs="Arial"/>
+        </w:rPr>
+        <w:t>Ticay</w:t>
+      </w:r>
+      <w:proofErr w:type="spellEnd"/>
+      <w:r>
+        <w:rPr>
+          <w:rFonts w:ascii="Arial" w:hAnsi="Arial" w:cs="Arial"/>
+        </w:rPr>
+        <w:t xml:space="preserve"> López), Responsable de Estadística (Lic. Alexander Valle López), Responsable de Insumos Médicos (Lic. Raymundo García), y Responsable de Planificación (Lic. </w:t>
+      </w:r>
+      <w:proofErr w:type="spellStart"/>
+      <w:r>
+        <w:rPr>
+          <w:rFonts w:ascii="Arial" w:hAnsi="Arial" w:cs="Arial"/>
+        </w:rPr>
+        <w:t>Gardenio</w:t>
+      </w:r>
+      <w:proofErr w:type="spellEnd"/>
+      <w:r>
+        <w:rPr>
+          <w:rFonts w:ascii="Arial" w:hAnsi="Arial" w:cs="Arial"/>
+        </w:rPr>
+        <w:t xml:space="preserve"> Miranda), para documentar los procedimientos operativos actuales en materia de uso de la red, las dificultades técnicas experimentadas en conectividad, las necesidades no satisfechas en materia de infraestructura de comunicaciones, y la percepción del personal sobre la disponibilidad y seguridad de la red institucional.</w:t>
       </w:r>
     </w:p>
     <w:p>
@@ -2019,7 +2599,21 @@
               <w:rPr>
                 <w:rFonts w:ascii="Arial" w:hAnsi="Arial" w:cs="Arial"/>
               </w:rPr>
-              <w:t>Marco metodológico para la identificación, análisis, evaluación y tratamiento de los riesgos asociados específicamente a la infraestructura de red del SILAIS, particularmente los relacionados con la obsolescencia tecnológica de los switches Fast Ethernet, la topología de red plana sin segmentación, la dependencia de conectividad inalámbrica en áreas críticas, y las conexiones privadas no gestionadas.</w:t>
+              <w:t xml:space="preserve">Marco metodológico para la identificación, análisis, evaluación y tratamiento de los riesgos asociados específicamente a la infraestructura de red del SILAIS, particularmente los relacionados con la obsolescencia tecnológica de los switches </w:t>
+            </w:r>
+            <w:proofErr w:type="spellStart"/>
+            <w:r>
+              <w:rPr>
+                <w:rFonts w:ascii="Arial" w:hAnsi="Arial" w:cs="Arial"/>
+              </w:rPr>
+              <w:t>Fast</w:t>
+            </w:r>
+            <w:proofErr w:type="spellEnd"/>
+            <w:r>
+              <w:rPr>
+                <w:rFonts w:ascii="Arial" w:hAnsi="Arial" w:cs="Arial"/>
+              </w:rPr>
+              <w:t xml:space="preserve"> Ethernet, la topología de red plana sin segmentación, la dependencia de conectividad inalámbrica en áreas críticas, y las conexiones privadas no gestionadas.</w:t>
             </w:r>
           </w:p>
         </w:tc>
@@ -2323,7 +2917,35 @@
               <w:rPr>
                 <w:rFonts w:ascii="Arial" w:hAnsi="Arial" w:cs="Arial"/>
               </w:rPr>
-              <w:t>Evalúa la categoría del cableado UTP instalado en el SILAIS Masaya, la longitud máxima de los tendidos que conectan las catorce áreas funcionales, la norma de ponchado utilizada (T568A), la terminación en patch panels y rosetas, y la calidad de los conectores RJ45 en los puntos de red.</w:t>
+              <w:t xml:space="preserve">Evalúa la categoría del cableado UTP instalado en el SILAIS Masaya, la longitud máxima de los tendidos que conectan las catorce áreas funcionales, la norma de ponchado utilizada (T568A), la terminación en </w:t>
+            </w:r>
+            <w:proofErr w:type="spellStart"/>
+            <w:r>
+              <w:rPr>
+                <w:rFonts w:ascii="Arial" w:hAnsi="Arial" w:cs="Arial"/>
+              </w:rPr>
+              <w:t>patch</w:t>
+            </w:r>
+            <w:proofErr w:type="spellEnd"/>
+            <w:r>
+              <w:rPr>
+                <w:rFonts w:ascii="Arial" w:hAnsi="Arial" w:cs="Arial"/>
+              </w:rPr>
+              <w:t xml:space="preserve"> </w:t>
+            </w:r>
+            <w:proofErr w:type="spellStart"/>
+            <w:r>
+              <w:rPr>
+                <w:rFonts w:ascii="Arial" w:hAnsi="Arial" w:cs="Arial"/>
+              </w:rPr>
+              <w:t>panels</w:t>
+            </w:r>
+            <w:proofErr w:type="spellEnd"/>
+            <w:r>
+              <w:rPr>
+                <w:rFonts w:ascii="Arial" w:hAnsi="Arial" w:cs="Arial"/>
+              </w:rPr>
+              <w:t xml:space="preserve"> y rosetas, y la calidad de los conectores RJ45 en los puntos de red.</w:t>
             </w:r>
           </w:p>
         </w:tc>
@@ -2373,11 +2995,33 @@
                 <w:rFonts w:ascii="Arial" w:hAnsi="Arial" w:cs="Arial"/>
               </w:rPr>
             </w:pPr>
-            <w:r>
-              <w:rPr>
-                <w:rFonts w:ascii="Arial" w:hAnsi="Arial" w:cs="Arial"/>
-              </w:rPr>
-              <w:t>Telecommunications Pathways and Spaces</w:t>
+            <w:proofErr w:type="spellStart"/>
+            <w:r>
+              <w:rPr>
+                <w:rFonts w:ascii="Arial" w:hAnsi="Arial" w:cs="Arial"/>
+              </w:rPr>
+              <w:t>Telecommunications</w:t>
+            </w:r>
+            <w:proofErr w:type="spellEnd"/>
+            <w:r>
+              <w:rPr>
+                <w:rFonts w:ascii="Arial" w:hAnsi="Arial" w:cs="Arial"/>
+              </w:rPr>
+              <w:t xml:space="preserve"> </w:t>
+            </w:r>
+            <w:proofErr w:type="spellStart"/>
+            <w:r>
+              <w:rPr>
+                <w:rFonts w:ascii="Arial" w:hAnsi="Arial" w:cs="Arial"/>
+              </w:rPr>
+              <w:t>Pathways</w:t>
+            </w:r>
+            <w:proofErr w:type="spellEnd"/>
+            <w:r>
+              <w:rPr>
+                <w:rFonts w:ascii="Arial" w:hAnsi="Arial" w:cs="Arial"/>
+              </w:rPr>
+              <w:t xml:space="preserve"> and Spaces</w:t>
             </w:r>
           </w:p>
         </w:tc>
@@ -2403,7 +3047,21 @@
               <w:rPr>
                 <w:rFonts w:ascii="Arial" w:hAnsi="Arial" w:cs="Arial"/>
               </w:rPr>
-              <w:t>Inspecciona las canalizaciones, ductos, bandejas y las áreas de comunicaciones donde se ubican los switches Fast Ethernet en Dirección y Varios 1, verificando radios de curvatura del cableado, protección contra tensión mecánica, accesibilidad para mantenimiento, y condiciones ambientales de los espacios de telecomunicaciones.</w:t>
+              <w:t xml:space="preserve">Inspecciona las canalizaciones, ductos, bandejas y las áreas de comunicaciones donde se ubican los switches </w:t>
+            </w:r>
+            <w:proofErr w:type="spellStart"/>
+            <w:r>
+              <w:rPr>
+                <w:rFonts w:ascii="Arial" w:hAnsi="Arial" w:cs="Arial"/>
+              </w:rPr>
+              <w:t>Fast</w:t>
+            </w:r>
+            <w:proofErr w:type="spellEnd"/>
+            <w:r>
+              <w:rPr>
+                <w:rFonts w:ascii="Arial" w:hAnsi="Arial" w:cs="Arial"/>
+              </w:rPr>
+              <w:t xml:space="preserve"> Ethernet en Dirección y Varios 1, verificando radios de curvatura del cableado, protección contra tensión mecánica, accesibilidad para mantenimiento, y condiciones ambientales de los espacios de telecomunicaciones.</w:t>
             </w:r>
           </w:p>
         </w:tc>
@@ -2485,7 +3143,35 @@
               <w:rPr>
                 <w:rFonts w:ascii="Arial" w:hAnsi="Arial" w:cs="Arial"/>
               </w:rPr>
-              <w:t>Verifica el etiquetado de cables, patch panels y rosetas en el nodo central de Dirección y en el punto de distribución secundario de Varios 1, incluyendo la nomenclatura utilizada para identificar los puntos de red de cada área funcional y su consistencia con la documentación existente.</w:t>
+              <w:t xml:space="preserve">Verifica el etiquetado de cables, </w:t>
+            </w:r>
+            <w:proofErr w:type="spellStart"/>
+            <w:r>
+              <w:rPr>
+                <w:rFonts w:ascii="Arial" w:hAnsi="Arial" w:cs="Arial"/>
+              </w:rPr>
+              <w:t>patch</w:t>
+            </w:r>
+            <w:proofErr w:type="spellEnd"/>
+            <w:r>
+              <w:rPr>
+                <w:rFonts w:ascii="Arial" w:hAnsi="Arial" w:cs="Arial"/>
+              </w:rPr>
+              <w:t xml:space="preserve"> </w:t>
+            </w:r>
+            <w:proofErr w:type="spellStart"/>
+            <w:r>
+              <w:rPr>
+                <w:rFonts w:ascii="Arial" w:hAnsi="Arial" w:cs="Arial"/>
+              </w:rPr>
+              <w:t>panels</w:t>
+            </w:r>
+            <w:proofErr w:type="spellEnd"/>
+            <w:r>
+              <w:rPr>
+                <w:rFonts w:ascii="Arial" w:hAnsi="Arial" w:cs="Arial"/>
+              </w:rPr>
+              <w:t xml:space="preserve"> y rosetas en el nodo central de Dirección y en el punto de distribución secundario de Varios 1, incluyendo la nomenclatura utilizada para identificar los puntos de red de cada área funcional y su consistencia con la documentación existente.</w:t>
             </w:r>
           </w:p>
         </w:tc>
@@ -2567,7 +3253,21 @@
               <w:rPr>
                 <w:rFonts w:ascii="Arial" w:hAnsi="Arial" w:cs="Arial"/>
               </w:rPr>
-              <w:t xml:space="preserve">Aplicable parcialmente para evaluar las condiciones del área donde se alojan los switches principales y el router de borde hacia el MINSA Central, verificando la existencia de UPS, ventilación adecuada, control de acceso físico y </w:t>
+              <w:t xml:space="preserve">Aplicable parcialmente para evaluar las condiciones del área donde se alojan los switches principales y el </w:t>
+            </w:r>
+            <w:proofErr w:type="spellStart"/>
+            <w:r>
+              <w:rPr>
+                <w:rFonts w:ascii="Arial" w:hAnsi="Arial" w:cs="Arial"/>
+              </w:rPr>
+              <w:t>router</w:t>
+            </w:r>
+            <w:proofErr w:type="spellEnd"/>
+            <w:r>
+              <w:rPr>
+                <w:rFonts w:ascii="Arial" w:hAnsi="Arial" w:cs="Arial"/>
+              </w:rPr>
+              <w:t xml:space="preserve"> de borde hacia el MINSA Central, verificando la existencia de UPS, ventilación adecuada, control de acceso físico y </w:t>
             </w:r>
             <w:r>
               <w:rPr>
@@ -3981,7 +4681,21 @@
               <w:rPr>
                 <w:rFonts w:ascii="Arial" w:hAnsi="Arial" w:cs="Arial"/>
               </w:rPr>
-              <w:t>Seguridad física del nodo de comunicaciones (Switches en Dirección y Varios 1, Router)</w:t>
+              <w:t xml:space="preserve">Seguridad física del nodo de comunicaciones (Switches en Dirección y Varios 1, </w:t>
+            </w:r>
+            <w:proofErr w:type="spellStart"/>
+            <w:r>
+              <w:rPr>
+                <w:rFonts w:ascii="Arial" w:hAnsi="Arial" w:cs="Arial"/>
+              </w:rPr>
+              <w:t>Router</w:t>
+            </w:r>
+            <w:proofErr w:type="spellEnd"/>
+            <w:r>
+              <w:rPr>
+                <w:rFonts w:ascii="Arial" w:hAnsi="Arial" w:cs="Arial"/>
+              </w:rPr>
+              <w:t>)</w:t>
             </w:r>
           </w:p>
         </w:tc>
@@ -4095,7 +4809,35 @@
               <w:rPr>
                 <w:rFonts w:ascii="Arial" w:hAnsi="Arial" w:cs="Arial"/>
               </w:rPr>
-              <w:t>Cableado estructurado (UTP, conectores RJ45, ponchado T568A, patch panels)</w:t>
+              <w:t xml:space="preserve">Cableado estructurado (UTP, conectores RJ45, ponchado T568A, </w:t>
+            </w:r>
+            <w:proofErr w:type="spellStart"/>
+            <w:r>
+              <w:rPr>
+                <w:rFonts w:ascii="Arial" w:hAnsi="Arial" w:cs="Arial"/>
+              </w:rPr>
+              <w:t>patch</w:t>
+            </w:r>
+            <w:proofErr w:type="spellEnd"/>
+            <w:r>
+              <w:rPr>
+                <w:rFonts w:ascii="Arial" w:hAnsi="Arial" w:cs="Arial"/>
+              </w:rPr>
+              <w:t xml:space="preserve"> </w:t>
+            </w:r>
+            <w:proofErr w:type="spellStart"/>
+            <w:r>
+              <w:rPr>
+                <w:rFonts w:ascii="Arial" w:hAnsi="Arial" w:cs="Arial"/>
+              </w:rPr>
+              <w:t>panels</w:t>
+            </w:r>
+            <w:proofErr w:type="spellEnd"/>
+            <w:r>
+              <w:rPr>
+                <w:rFonts w:ascii="Arial" w:hAnsi="Arial" w:cs="Arial"/>
+              </w:rPr>
+              <w:t>)</w:t>
             </w:r>
           </w:p>
         </w:tc>
@@ -4209,7 +4951,35 @@
               <w:rPr>
                 <w:rFonts w:ascii="Arial" w:hAnsi="Arial" w:cs="Arial"/>
               </w:rPr>
-              <w:t>Segmentación de red (VLANs, ACLs, aislamiento de áreas críticas)</w:t>
+              <w:t>Segmentación de red (</w:t>
+            </w:r>
+            <w:proofErr w:type="spellStart"/>
+            <w:r>
+              <w:rPr>
+                <w:rFonts w:ascii="Arial" w:hAnsi="Arial" w:cs="Arial"/>
+              </w:rPr>
+              <w:t>VLANs</w:t>
+            </w:r>
+            <w:proofErr w:type="spellEnd"/>
+            <w:r>
+              <w:rPr>
+                <w:rFonts w:ascii="Arial" w:hAnsi="Arial" w:cs="Arial"/>
+              </w:rPr>
+              <w:t xml:space="preserve">, </w:t>
+            </w:r>
+            <w:proofErr w:type="spellStart"/>
+            <w:r>
+              <w:rPr>
+                <w:rFonts w:ascii="Arial" w:hAnsi="Arial" w:cs="Arial"/>
+              </w:rPr>
+              <w:t>ACLs</w:t>
+            </w:r>
+            <w:proofErr w:type="spellEnd"/>
+            <w:r>
+              <w:rPr>
+                <w:rFonts w:ascii="Arial" w:hAnsi="Arial" w:cs="Arial"/>
+              </w:rPr>
+              <w:t>, aislamiento de áreas críticas)</w:t>
             </w:r>
           </w:p>
         </w:tc>
@@ -4380,7 +5150,21 @@
               <w:rPr>
                 <w:rFonts w:ascii="Arial" w:hAnsi="Arial" w:cs="Arial"/>
               </w:rPr>
-              <w:t>Gestión de ancho de banda y desempeño de switches Fast Ethernet</w:t>
+              <w:t xml:space="preserve">Gestión de ancho de banda y desempeño de switches </w:t>
+            </w:r>
+            <w:proofErr w:type="spellStart"/>
+            <w:r>
+              <w:rPr>
+                <w:rFonts w:ascii="Arial" w:hAnsi="Arial" w:cs="Arial"/>
+              </w:rPr>
+              <w:t>Fast</w:t>
+            </w:r>
+            <w:proofErr w:type="spellEnd"/>
+            <w:r>
+              <w:rPr>
+                <w:rFonts w:ascii="Arial" w:hAnsi="Arial" w:cs="Arial"/>
+              </w:rPr>
+              <w:t xml:space="preserve"> Ethernet</w:t>
             </w:r>
           </w:p>
         </w:tc>
@@ -5027,7 +5811,21 @@
         <w:rPr>
           <w:rFonts w:ascii="Arial" w:hAnsi="Arial" w:cs="Arial"/>
         </w:rPr>
-        <w:t>Todas estas áreas coexisten bajo una misma red de área local (LAN) con recursos presupuestarios limitados y una infraestructura tecnológica que opera con equipos de conmutación Fast Ethernet de 100 Mbps, lo que caracteriza a la institución como un entorno de alta exigencia de optimización lógica, segmentación de tráfico y resiliencia física para garantizar la continuidad de los servicios de salud departamental.</w:t>
+        <w:t xml:space="preserve">Todas estas áreas coexisten bajo una misma red de área local (LAN) con recursos presupuestarios limitados y una infraestructura tecnológica que opera con equipos de conmutación </w:t>
+      </w:r>
+      <w:proofErr w:type="spellStart"/>
+      <w:r>
+        <w:rPr>
+          <w:rFonts w:ascii="Arial" w:hAnsi="Arial" w:cs="Arial"/>
+        </w:rPr>
+        <w:t>Fast</w:t>
+      </w:r>
+      <w:proofErr w:type="spellEnd"/>
+      <w:r>
+        <w:rPr>
+          <w:rFonts w:ascii="Arial" w:hAnsi="Arial" w:cs="Arial"/>
+        </w:rPr>
+        <w:t xml:space="preserve"> Ethernet de 100 Mbps, lo que caracteriza a la institución como un entorno de alta exigencia de optimización lógica, segmentación de tráfico y resiliencia física para garantizar la continuidad de los servicios de salud departamental.</w:t>
       </w:r>
     </w:p>
     <w:p>
@@ -6020,7 +6818,21 @@
               <w:rPr>
                 <w:rFonts w:ascii="Arial" w:hAnsi="Arial" w:cs="Arial"/>
               </w:rPr>
-              <w:t> - Dependencia de WiFi para 2 de 3 equipos; requiere integridad de datos para reportes</w:t>
+              <w:t xml:space="preserve"> - Dependencia de </w:t>
+            </w:r>
+            <w:proofErr w:type="spellStart"/>
+            <w:r>
+              <w:rPr>
+                <w:rFonts w:ascii="Arial" w:hAnsi="Arial" w:cs="Arial"/>
+              </w:rPr>
+              <w:t>WiFi</w:t>
+            </w:r>
+            <w:proofErr w:type="spellEnd"/>
+            <w:r>
+              <w:rPr>
+                <w:rFonts w:ascii="Arial" w:hAnsi="Arial" w:cs="Arial"/>
+              </w:rPr>
+              <w:t xml:space="preserve"> para 2 de 3 equipos; requiere integridad de datos para reportes</w:t>
             </w:r>
           </w:p>
         </w:tc>
@@ -6579,7 +7391,21 @@
               <w:rPr>
                 <w:rFonts w:ascii="Arial" w:hAnsi="Arial" w:cs="Arial"/>
               </w:rPr>
-              <w:t> - Dependencia 100% WiFi (3 equipos); requiere disponibilidad para despacho oportuno</w:t>
+              <w:t xml:space="preserve"> - Dependencia 100% </w:t>
+            </w:r>
+            <w:proofErr w:type="spellStart"/>
+            <w:r>
+              <w:rPr>
+                <w:rFonts w:ascii="Arial" w:hAnsi="Arial" w:cs="Arial"/>
+              </w:rPr>
+              <w:t>WiFi</w:t>
+            </w:r>
+            <w:proofErr w:type="spellEnd"/>
+            <w:r>
+              <w:rPr>
+                <w:rFonts w:ascii="Arial" w:hAnsi="Arial" w:cs="Arial"/>
+              </w:rPr>
+              <w:t xml:space="preserve"> (3 equipos); requiere disponibilidad para despacho oportuno</w:t>
             </w:r>
           </w:p>
         </w:tc>
@@ -7382,7 +8208,21 @@
               <w:rPr>
                 <w:rFonts w:ascii="Arial" w:hAnsi="Arial" w:cs="Arial"/>
               </w:rPr>
-              <w:t> No existe en el organigrama documentado un cargo formal de Responsable de TI, Administrador de Red o similar. La administración de la infraestructura de comunicaciones (switches, cableado, puntos de acceso) no tiene un propietario formalmente designado.</w:t>
+              <w:t xml:space="preserve"> No existe en el organigrama documentado un cargo formal de </w:t>
+            </w:r>
+            <w:proofErr w:type="gramStart"/>
+            <w:r>
+              <w:rPr>
+                <w:rFonts w:ascii="Arial" w:hAnsi="Arial" w:cs="Arial"/>
+              </w:rPr>
+              <w:t>Responsable</w:t>
+            </w:r>
+            <w:proofErr w:type="gramEnd"/>
+            <w:r>
+              <w:rPr>
+                <w:rFonts w:ascii="Arial" w:hAnsi="Arial" w:cs="Arial"/>
+              </w:rPr>
+              <w:t xml:space="preserve"> de TI, Administrador de Red o similar. La administración de la infraestructura de comunicaciones (switches, cableado, puntos de acceso) no tiene un propietario formalmente designado.</w:t>
             </w:r>
           </w:p>
         </w:tc>
@@ -7661,7 +8501,21 @@
               <w:rPr>
                 <w:rFonts w:ascii="Arial" w:hAnsi="Arial" w:cs="Arial"/>
               </w:rPr>
-              <w:t> La supervisión del estado operativo de los switches Fast Ethernet, puntos de acceso inalámbrico y UPS se realiza únicamente cuando se reporta un fallo de conectividad. No existe monitoreo proactivo del rendimiento o disponibilidad de la red.</w:t>
+              <w:t xml:space="preserve"> La supervisión del estado operativo de los switches </w:t>
+            </w:r>
+            <w:proofErr w:type="spellStart"/>
+            <w:r>
+              <w:rPr>
+                <w:rFonts w:ascii="Arial" w:hAnsi="Arial" w:cs="Arial"/>
+              </w:rPr>
+              <w:t>Fast</w:t>
+            </w:r>
+            <w:proofErr w:type="spellEnd"/>
+            <w:r>
+              <w:rPr>
+                <w:rFonts w:ascii="Arial" w:hAnsi="Arial" w:cs="Arial"/>
+              </w:rPr>
+              <w:t xml:space="preserve"> Ethernet, puntos de acceso inalámbrico y UPS se realiza únicamente cuando se reporta un fallo de conectividad. No existe monitoreo proactivo del rendimiento o disponibilidad de la red.</w:t>
             </w:r>
           </w:p>
         </w:tc>
@@ -8092,7 +8946,21 @@
               <w:rPr>
                 <w:rFonts w:ascii="Arial" w:hAnsi="Arial" w:cs="Arial"/>
               </w:rPr>
-              <w:t>Inventario actualizado de activos de red (switches, APs, UPS)</w:t>
+              <w:t xml:space="preserve">Inventario actualizado de activos de red (switches, </w:t>
+            </w:r>
+            <w:proofErr w:type="spellStart"/>
+            <w:r>
+              <w:rPr>
+                <w:rFonts w:ascii="Arial" w:hAnsi="Arial" w:cs="Arial"/>
+              </w:rPr>
+              <w:t>APs</w:t>
+            </w:r>
+            <w:proofErr w:type="spellEnd"/>
+            <w:r>
+              <w:rPr>
+                <w:rFonts w:ascii="Arial" w:hAnsi="Arial" w:cs="Arial"/>
+              </w:rPr>
+              <w:t>, UPS)</w:t>
             </w:r>
           </w:p>
         </w:tc>
@@ -8737,7 +9605,21 @@
               <w:rPr>
                 <w:rFonts w:ascii="Arial" w:hAnsi="Arial" w:cs="Arial"/>
               </w:rPr>
-              <w:t>No se dispone de respaldo de configuraciones de los 2 switches Fast Ethernet ni de los puntos de acceso inalámbrico</w:t>
+              <w:t xml:space="preserve">No se dispone de respaldo de configuraciones de los 2 switches </w:t>
+            </w:r>
+            <w:proofErr w:type="spellStart"/>
+            <w:r>
+              <w:rPr>
+                <w:rFonts w:ascii="Arial" w:hAnsi="Arial" w:cs="Arial"/>
+              </w:rPr>
+              <w:t>Fast</w:t>
+            </w:r>
+            <w:proofErr w:type="spellEnd"/>
+            <w:r>
+              <w:rPr>
+                <w:rFonts w:ascii="Arial" w:hAnsi="Arial" w:cs="Arial"/>
+              </w:rPr>
+              <w:t xml:space="preserve"> Ethernet ni de los puntos de acceso inalámbrico</w:t>
             </w:r>
           </w:p>
         </w:tc>
@@ -9774,7 +10656,21 @@
               <w:rPr>
                 <w:rFonts w:ascii="Arial" w:hAnsi="Arial" w:cs="Arial"/>
               </w:rPr>
-              <w:t>Segmentación de tráfico de red (VLANs)</w:t>
+              <w:t>Segmentación de tráfico de red (</w:t>
+            </w:r>
+            <w:proofErr w:type="spellStart"/>
+            <w:r>
+              <w:rPr>
+                <w:rFonts w:ascii="Arial" w:hAnsi="Arial" w:cs="Arial"/>
+              </w:rPr>
+              <w:t>VLANs</w:t>
+            </w:r>
+            <w:proofErr w:type="spellEnd"/>
+            <w:r>
+              <w:rPr>
+                <w:rFonts w:ascii="Arial" w:hAnsi="Arial" w:cs="Arial"/>
+              </w:rPr>
+              <w:t>)</w:t>
             </w:r>
           </w:p>
         </w:tc>
@@ -10718,7 +11614,21 @@
               <w:rPr>
                 <w:rFonts w:ascii="Arial" w:hAnsi="Arial" w:cs="Arial"/>
               </w:rPr>
-              <w:t>Configurar monitoreo de ancho de banda y calidad de servicio (QoS) al renovar switches</w:t>
+              <w:t>Configurar monitoreo de ancho de banda y calidad de servicio (</w:t>
+            </w:r>
+            <w:proofErr w:type="spellStart"/>
+            <w:r>
+              <w:rPr>
+                <w:rFonts w:ascii="Arial" w:hAnsi="Arial" w:cs="Arial"/>
+              </w:rPr>
+              <w:t>QoS</w:t>
+            </w:r>
+            <w:proofErr w:type="spellEnd"/>
+            <w:r>
+              <w:rPr>
+                <w:rFonts w:ascii="Arial" w:hAnsi="Arial" w:cs="Arial"/>
+              </w:rPr>
+              <w:t>) al renovar switches</w:t>
             </w:r>
           </w:p>
         </w:tc>
@@ -10826,7 +11736,21 @@
               <w:rPr>
                 <w:rFonts w:ascii="Arial" w:hAnsi="Arial" w:cs="Arial"/>
               </w:rPr>
-              <w:t>Implementar segmentación VLAN y listas de control de acceso (ACLs) al reemplazar switches</w:t>
+              <w:t>Implementar segmentación VLAN y listas de control de acceso (</w:t>
+            </w:r>
+            <w:proofErr w:type="spellStart"/>
+            <w:r>
+              <w:rPr>
+                <w:rFonts w:ascii="Arial" w:hAnsi="Arial" w:cs="Arial"/>
+              </w:rPr>
+              <w:t>ACLs</w:t>
+            </w:r>
+            <w:proofErr w:type="spellEnd"/>
+            <w:r>
+              <w:rPr>
+                <w:rFonts w:ascii="Arial" w:hAnsi="Arial" w:cs="Arial"/>
+              </w:rPr>
+              <w:t>) al reemplazar switches</w:t>
             </w:r>
           </w:p>
         </w:tc>
@@ -11073,7 +11997,21 @@
               <w:rPr>
                 <w:rFonts w:ascii="Arial" w:hAnsi="Arial" w:cs="Arial"/>
               </w:rPr>
-              <w:t>Conexiones WiFi en áreas críticas</w:t>
+              <w:t xml:space="preserve">Conexiones </w:t>
+            </w:r>
+            <w:proofErr w:type="spellStart"/>
+            <w:r>
+              <w:rPr>
+                <w:rFonts w:ascii="Arial" w:hAnsi="Arial" w:cs="Arial"/>
+              </w:rPr>
+              <w:t>WiFi</w:t>
+            </w:r>
+            <w:proofErr w:type="spellEnd"/>
+            <w:r>
+              <w:rPr>
+                <w:rFonts w:ascii="Arial" w:hAnsi="Arial" w:cs="Arial"/>
+              </w:rPr>
+              <w:t xml:space="preserve"> en áreas críticas</w:t>
             </w:r>
           </w:p>
         </w:tc>
@@ -11293,7 +12231,21 @@
               <w:rPr>
                 <w:rFonts w:ascii="Arial" w:hAnsi="Arial" w:cs="Arial"/>
               </w:rPr>
-              <w:t>Disponibilidad de switches Fast Ethernet</w:t>
+              <w:t xml:space="preserve">Disponibilidad de switches </w:t>
+            </w:r>
+            <w:proofErr w:type="spellStart"/>
+            <w:r>
+              <w:rPr>
+                <w:rFonts w:ascii="Arial" w:hAnsi="Arial" w:cs="Arial"/>
+              </w:rPr>
+              <w:t>Fast</w:t>
+            </w:r>
+            <w:proofErr w:type="spellEnd"/>
+            <w:r>
+              <w:rPr>
+                <w:rFonts w:ascii="Arial" w:hAnsi="Arial" w:cs="Arial"/>
+              </w:rPr>
+              <w:t xml:space="preserve"> Ethernet</w:t>
             </w:r>
           </w:p>
         </w:tc>
@@ -11485,7 +12437,21 @@
               <w:rPr>
                 <w:rFonts w:ascii="Arial" w:hAnsi="Arial" w:cs="Arial"/>
               </w:rPr>
-              <w:t>Implementar backup periódico de configuraciones de dispositivos de red</w:t>
+              <w:t xml:space="preserve">Implementar </w:t>
+            </w:r>
+            <w:proofErr w:type="spellStart"/>
+            <w:r>
+              <w:rPr>
+                <w:rFonts w:ascii="Arial" w:hAnsi="Arial" w:cs="Arial"/>
+              </w:rPr>
+              <w:t>backup</w:t>
+            </w:r>
+            <w:proofErr w:type="spellEnd"/>
+            <w:r>
+              <w:rPr>
+                <w:rFonts w:ascii="Arial" w:hAnsi="Arial" w:cs="Arial"/>
+              </w:rPr>
+              <w:t xml:space="preserve"> periódico de configuraciones de dispositivos de red</w:t>
             </w:r>
           </w:p>
         </w:tc>
@@ -12699,11 +13665,19 @@
                 <w:rFonts w:ascii="Arial" w:hAnsi="Arial" w:cs="Arial"/>
               </w:rPr>
             </w:pPr>
-            <w:r>
-              <w:rPr>
-                <w:rFonts w:ascii="Arial" w:hAnsi="Arial" w:cs="Arial"/>
-              </w:rPr>
-              <w:t>Router de Borde</w:t>
+            <w:proofErr w:type="spellStart"/>
+            <w:r>
+              <w:rPr>
+                <w:rFonts w:ascii="Arial" w:hAnsi="Arial" w:cs="Arial"/>
+              </w:rPr>
+              <w:t>Router</w:t>
+            </w:r>
+            <w:proofErr w:type="spellEnd"/>
+            <w:r>
+              <w:rPr>
+                <w:rFonts w:ascii="Arial" w:hAnsi="Arial" w:cs="Arial"/>
+              </w:rPr>
+              <w:t xml:space="preserve"> de Borde</w:t>
             </w:r>
           </w:p>
         </w:tc>
@@ -12781,7 +13755,21 @@
               <w:rPr>
                 <w:rFonts w:ascii="Arial" w:hAnsi="Arial" w:cs="Arial"/>
               </w:rPr>
-              <w:t>Capacidades desconocidas (QoS, DHCP, filtrado DNS, firewall perimetral). Marca y modelo por confirmar en trabajo de campo</w:t>
+              <w:t>Capacidades desconocidas (</w:t>
+            </w:r>
+            <w:proofErr w:type="spellStart"/>
+            <w:r>
+              <w:rPr>
+                <w:rFonts w:ascii="Arial" w:hAnsi="Arial" w:cs="Arial"/>
+              </w:rPr>
+              <w:t>QoS</w:t>
+            </w:r>
+            <w:proofErr w:type="spellEnd"/>
+            <w:r>
+              <w:rPr>
+                <w:rFonts w:ascii="Arial" w:hAnsi="Arial" w:cs="Arial"/>
+              </w:rPr>
+              <w:t>, DHCP, filtrado DNS, firewall perimetral). Marca y modelo por confirmar en trabajo de campo</w:t>
             </w:r>
           </w:p>
         </w:tc>
@@ -12831,11 +13819,19 @@
                 <w:rFonts w:ascii="Arial" w:hAnsi="Arial" w:cs="Arial"/>
               </w:rPr>
             </w:pPr>
-            <w:r>
-              <w:rPr>
-                <w:rFonts w:ascii="Arial" w:hAnsi="Arial" w:cs="Arial"/>
-              </w:rPr>
-              <w:t>Fast Ethernet de 24 puertos, no administrable</w:t>
+            <w:proofErr w:type="spellStart"/>
+            <w:r>
+              <w:rPr>
+                <w:rFonts w:ascii="Arial" w:hAnsi="Arial" w:cs="Arial"/>
+              </w:rPr>
+              <w:t>Fast</w:t>
+            </w:r>
+            <w:proofErr w:type="spellEnd"/>
+            <w:r>
+              <w:rPr>
+                <w:rFonts w:ascii="Arial" w:hAnsi="Arial" w:cs="Arial"/>
+              </w:rPr>
+              <w:t xml:space="preserve"> Ethernet de 24 puertos, no administrable</w:t>
             </w:r>
           </w:p>
         </w:tc>
@@ -12887,7 +13883,21 @@
               <w:rPr>
                 <w:rFonts w:ascii="Arial" w:hAnsi="Arial" w:cs="Arial"/>
               </w:rPr>
-              <w:t>Ubicado en área de Dirección. Opera a 100 Mbps. No soporta VLANs ni administración remota. Representa punto único de falla para toda la red</w:t>
+              <w:t xml:space="preserve">Ubicado en área de Dirección. Opera a 100 Mbps. No soporta </w:t>
+            </w:r>
+            <w:proofErr w:type="spellStart"/>
+            <w:r>
+              <w:rPr>
+                <w:rFonts w:ascii="Arial" w:hAnsi="Arial" w:cs="Arial"/>
+              </w:rPr>
+              <w:t>VLANs</w:t>
+            </w:r>
+            <w:proofErr w:type="spellEnd"/>
+            <w:r>
+              <w:rPr>
+                <w:rFonts w:ascii="Arial" w:hAnsi="Arial" w:cs="Arial"/>
+              </w:rPr>
+              <w:t xml:space="preserve"> ni administración remota. Representa punto único de falla para toda la red</w:t>
             </w:r>
           </w:p>
         </w:tc>
@@ -12937,11 +13947,19 @@
                 <w:rFonts w:ascii="Arial" w:hAnsi="Arial" w:cs="Arial"/>
               </w:rPr>
             </w:pPr>
-            <w:r>
-              <w:rPr>
-                <w:rFonts w:ascii="Arial" w:hAnsi="Arial" w:cs="Arial"/>
-              </w:rPr>
-              <w:t>Fast Ethernet de 24 puertos, no administrable</w:t>
+            <w:proofErr w:type="spellStart"/>
+            <w:r>
+              <w:rPr>
+                <w:rFonts w:ascii="Arial" w:hAnsi="Arial" w:cs="Arial"/>
+              </w:rPr>
+              <w:t>Fast</w:t>
+            </w:r>
+            <w:proofErr w:type="spellEnd"/>
+            <w:r>
+              <w:rPr>
+                <w:rFonts w:ascii="Arial" w:hAnsi="Arial" w:cs="Arial"/>
+              </w:rPr>
+              <w:t xml:space="preserve"> Ethernet de 24 puertos, no administrable</w:t>
             </w:r>
           </w:p>
         </w:tc>
@@ -13206,8 +14224,16 @@
               <w:rPr>
                 <w:rFonts w:ascii="Arial" w:hAnsi="Arial" w:cs="Arial"/>
               </w:rPr>
-              <w:t>Se verificará secuencia correcta de hilos en conectores RJ45 mediante inspección visual y cable tester</w:t>
-            </w:r>
+              <w:t xml:space="preserve">Se verificará secuencia correcta de hilos en conectores RJ45 mediante inspección visual y cable </w:t>
+            </w:r>
+            <w:proofErr w:type="spellStart"/>
+            <w:r>
+              <w:rPr>
+                <w:rFonts w:ascii="Arial" w:hAnsi="Arial" w:cs="Arial"/>
+              </w:rPr>
+              <w:t>tester</w:t>
+            </w:r>
+            <w:proofErr w:type="spellEnd"/>
           </w:p>
         </w:tc>
       </w:tr>
@@ -13312,7 +14338,21 @@
               <w:rPr>
                 <w:rFonts w:ascii="Arial" w:hAnsi="Arial" w:cs="Arial"/>
               </w:rPr>
-              <w:t>Dos switches Fast Ethernet como núcleo de la red. Punto único de falla en cada segmento. Sin redundancia</w:t>
+              <w:t xml:space="preserve">Dos switches </w:t>
+            </w:r>
+            <w:proofErr w:type="spellStart"/>
+            <w:r>
+              <w:rPr>
+                <w:rFonts w:ascii="Arial" w:hAnsi="Arial" w:cs="Arial"/>
+              </w:rPr>
+              <w:t>Fast</w:t>
+            </w:r>
+            <w:proofErr w:type="spellEnd"/>
+            <w:r>
+              <w:rPr>
+                <w:rFonts w:ascii="Arial" w:hAnsi="Arial" w:cs="Arial"/>
+              </w:rPr>
+              <w:t xml:space="preserve"> Ethernet como núcleo de la red. Punto único de falla en cada segmento. Sin redundancia</w:t>
             </w:r>
           </w:p>
         </w:tc>
@@ -13880,12 +14920,28 @@
                 <w:rFonts w:ascii="Arial" w:hAnsi="Arial" w:cs="Arial"/>
               </w:rPr>
             </w:pPr>
-            <w:r>
-              <w:rPr>
-                <w:rFonts w:ascii="Arial" w:hAnsi="Arial" w:cs="Arial"/>
-              </w:rPr>
-              <w:t>Patch Panels</w:t>
-            </w:r>
+            <w:proofErr w:type="spellStart"/>
+            <w:r>
+              <w:rPr>
+                <w:rFonts w:ascii="Arial" w:hAnsi="Arial" w:cs="Arial"/>
+              </w:rPr>
+              <w:t>Patch</w:t>
+            </w:r>
+            <w:proofErr w:type="spellEnd"/>
+            <w:r>
+              <w:rPr>
+                <w:rFonts w:ascii="Arial" w:hAnsi="Arial" w:cs="Arial"/>
+              </w:rPr>
+              <w:t xml:space="preserve"> </w:t>
+            </w:r>
+            <w:proofErr w:type="spellStart"/>
+            <w:r>
+              <w:rPr>
+                <w:rFonts w:ascii="Arial" w:hAnsi="Arial" w:cs="Arial"/>
+              </w:rPr>
+              <w:t>Panels</w:t>
+            </w:r>
+            <w:proofErr w:type="spellEnd"/>
           </w:p>
         </w:tc>
         <w:tc>
@@ -13988,12 +15044,28 @@
                 <w:rFonts w:ascii="Arial" w:hAnsi="Arial" w:cs="Arial"/>
               </w:rPr>
             </w:pPr>
-            <w:r>
-              <w:rPr>
-                <w:rFonts w:ascii="Arial" w:hAnsi="Arial" w:cs="Arial"/>
-              </w:rPr>
-              <w:t>Patch Cords</w:t>
-            </w:r>
+            <w:proofErr w:type="spellStart"/>
+            <w:r>
+              <w:rPr>
+                <w:rFonts w:ascii="Arial" w:hAnsi="Arial" w:cs="Arial"/>
+              </w:rPr>
+              <w:t>Patch</w:t>
+            </w:r>
+            <w:proofErr w:type="spellEnd"/>
+            <w:r>
+              <w:rPr>
+                <w:rFonts w:ascii="Arial" w:hAnsi="Arial" w:cs="Arial"/>
+              </w:rPr>
+              <w:t xml:space="preserve"> </w:t>
+            </w:r>
+            <w:proofErr w:type="spellStart"/>
+            <w:r>
+              <w:rPr>
+                <w:rFonts w:ascii="Arial" w:hAnsi="Arial" w:cs="Arial"/>
+              </w:rPr>
+              <w:t>Cords</w:t>
+            </w:r>
+            <w:proofErr w:type="spellEnd"/>
           </w:p>
         </w:tc>
         <w:tc>
@@ -14178,7 +15250,21 @@
               <w:rPr>
                 <w:rFonts w:ascii="Arial" w:hAnsi="Arial" w:cs="Arial"/>
               </w:rPr>
-              <w:t>Dan servicio a áreas con dependencia WiFi: Estadística (2), Contabilidad (3), RRHH (2), Insumos Médicos (3), Enfermería (2), Dirección (2 laptops)</w:t>
+              <w:t xml:space="preserve">Dan servicio a áreas con dependencia </w:t>
+            </w:r>
+            <w:proofErr w:type="spellStart"/>
+            <w:r>
+              <w:rPr>
+                <w:rFonts w:ascii="Arial" w:hAnsi="Arial" w:cs="Arial"/>
+              </w:rPr>
+              <w:t>WiFi</w:t>
+            </w:r>
+            <w:proofErr w:type="spellEnd"/>
+            <w:r>
+              <w:rPr>
+                <w:rFonts w:ascii="Arial" w:hAnsi="Arial" w:cs="Arial"/>
+              </w:rPr>
+              <w:t>: Estadística (2), Contabilidad (3), RRHH (2), Insumos Médicos (3), Enfermería (2), Dirección (2 laptops)</w:t>
             </w:r>
           </w:p>
         </w:tc>
@@ -14293,7 +15379,21 @@
                 <w:rFonts w:ascii="Arial" w:hAnsi="Arial" w:cs="Arial"/>
               </w:rPr>
               <w:lastRenderedPageBreak/>
-              <w:t>broadcast sin VLANs ni listas de control de acceso</w:t>
+              <w:t xml:space="preserve">broadcast sin </w:t>
+            </w:r>
+            <w:proofErr w:type="spellStart"/>
+            <w:r>
+              <w:rPr>
+                <w:rFonts w:ascii="Arial" w:hAnsi="Arial" w:cs="Arial"/>
+              </w:rPr>
+              <w:t>VLANs</w:t>
+            </w:r>
+            <w:proofErr w:type="spellEnd"/>
+            <w:r>
+              <w:rPr>
+                <w:rFonts w:ascii="Arial" w:hAnsi="Arial" w:cs="Arial"/>
+              </w:rPr>
+              <w:t xml:space="preserve"> ni listas de control de acceso</w:t>
             </w:r>
           </w:p>
         </w:tc>
@@ -14535,8 +15635,16 @@
               <w:rPr>
                 <w:rFonts w:ascii="Arial" w:hAnsi="Arial" w:cs="Arial"/>
               </w:rPr>
-              <w:t>Dependencia WiFi</w:t>
-            </w:r>
+              <w:t xml:space="preserve">Dependencia </w:t>
+            </w:r>
+            <w:proofErr w:type="spellStart"/>
+            <w:r>
+              <w:rPr>
+                <w:rFonts w:ascii="Arial" w:hAnsi="Arial" w:cs="Arial"/>
+              </w:rPr>
+              <w:t>WiFi</w:t>
+            </w:r>
+            <w:proofErr w:type="spellEnd"/>
           </w:p>
         </w:tc>
         <w:tc>
@@ -16484,7 +17592,21 @@
               <w:rPr>
                 <w:rFonts w:ascii="Arial" w:hAnsi="Arial" w:cs="Arial"/>
               </w:rPr>
-              <w:t>Cable tester RJ45</w:t>
+              <w:t xml:space="preserve">Cable </w:t>
+            </w:r>
+            <w:proofErr w:type="spellStart"/>
+            <w:r>
+              <w:rPr>
+                <w:rFonts w:ascii="Arial" w:hAnsi="Arial" w:cs="Arial"/>
+              </w:rPr>
+              <w:t>tester</w:t>
+            </w:r>
+            <w:proofErr w:type="spellEnd"/>
+            <w:r>
+              <w:rPr>
+                <w:rFonts w:ascii="Arial" w:hAnsi="Arial" w:cs="Arial"/>
+              </w:rPr>
+              <w:t xml:space="preserve"> RJ45</w:t>
             </w:r>
           </w:p>
         </w:tc>
@@ -16590,8 +17712,16 @@
               <w:rPr>
                 <w:rFonts w:ascii="Arial" w:hAnsi="Arial" w:cs="Arial"/>
               </w:rPr>
-              <w:t>Inspección visual + cable tester</w:t>
-            </w:r>
+              <w:t xml:space="preserve">Inspección visual + cable </w:t>
+            </w:r>
+            <w:proofErr w:type="spellStart"/>
+            <w:r>
+              <w:rPr>
+                <w:rFonts w:ascii="Arial" w:hAnsi="Arial" w:cs="Arial"/>
+              </w:rPr>
+              <w:t>tester</w:t>
+            </w:r>
+            <w:proofErr w:type="spellEnd"/>
           </w:p>
         </w:tc>
         <w:tc>
@@ -16722,7 +17852,21 @@
               <w:rPr>
                 <w:rFonts w:ascii="Arial" w:hAnsi="Arial" w:cs="Arial"/>
               </w:rPr>
-              <w:t>Menor a 90 metros para Fast Ethernet (100 Mbps)</w:t>
+              <w:t xml:space="preserve">Menor a 90 metros para </w:t>
+            </w:r>
+            <w:proofErr w:type="spellStart"/>
+            <w:r>
+              <w:rPr>
+                <w:rFonts w:ascii="Arial" w:hAnsi="Arial" w:cs="Arial"/>
+              </w:rPr>
+              <w:t>Fast</w:t>
+            </w:r>
+            <w:proofErr w:type="spellEnd"/>
+            <w:r>
+              <w:rPr>
+                <w:rFonts w:ascii="Arial" w:hAnsi="Arial" w:cs="Arial"/>
+              </w:rPr>
+              <w:t xml:space="preserve"> Ethernet (100 Mbps)</w:t>
             </w:r>
           </w:p>
         </w:tc>
@@ -16803,7 +17947,35 @@
               <w:rPr>
                 <w:rFonts w:ascii="Arial" w:hAnsi="Arial" w:cs="Arial"/>
               </w:rPr>
-              <w:t>Comando ipconfig /all, propiedades de adaptador de red</w:t>
+              <w:t xml:space="preserve">Comando </w:t>
+            </w:r>
+            <w:proofErr w:type="spellStart"/>
+            <w:r>
+              <w:rPr>
+                <w:rFonts w:ascii="Arial" w:hAnsi="Arial" w:cs="Arial"/>
+              </w:rPr>
+              <w:t>ipconfig</w:t>
+            </w:r>
+            <w:proofErr w:type="spellEnd"/>
+            <w:r>
+              <w:rPr>
+                <w:rFonts w:ascii="Arial" w:hAnsi="Arial" w:cs="Arial"/>
+              </w:rPr>
+              <w:t xml:space="preserve"> /</w:t>
+            </w:r>
+            <w:proofErr w:type="spellStart"/>
+            <w:r>
+              <w:rPr>
+                <w:rFonts w:ascii="Arial" w:hAnsi="Arial" w:cs="Arial"/>
+              </w:rPr>
+              <w:t>all</w:t>
+            </w:r>
+            <w:proofErr w:type="spellEnd"/>
+            <w:r>
+              <w:rPr>
+                <w:rFonts w:ascii="Arial" w:hAnsi="Arial" w:cs="Arial"/>
+              </w:rPr>
+              <w:t>, propiedades de adaptador de red</w:t>
             </w:r>
           </w:p>
         </w:tc>
@@ -16829,7 +18001,21 @@
               <w:rPr>
                 <w:rFonts w:ascii="Arial" w:hAnsi="Arial" w:cs="Arial"/>
               </w:rPr>
-              <w:t>Velocidad de enlace: 100 Mbps (limitada por switches Fast Ethernet)</w:t>
+              <w:t xml:space="preserve">Velocidad de enlace: 100 Mbps (limitada por switches </w:t>
+            </w:r>
+            <w:proofErr w:type="spellStart"/>
+            <w:r>
+              <w:rPr>
+                <w:rFonts w:ascii="Arial" w:hAnsi="Arial" w:cs="Arial"/>
+              </w:rPr>
+              <w:t>Fast</w:t>
+            </w:r>
+            <w:proofErr w:type="spellEnd"/>
+            <w:r>
+              <w:rPr>
+                <w:rFonts w:ascii="Arial" w:hAnsi="Arial" w:cs="Arial"/>
+              </w:rPr>
+              <w:t xml:space="preserve"> Ethernet)</w:t>
             </w:r>
           </w:p>
         </w:tc>
@@ -16909,8 +18095,30 @@
               <w:rPr>
                 <w:rFonts w:ascii="Arial" w:hAnsi="Arial" w:cs="Arial"/>
               </w:rPr>
-              <w:t>Comando ipconfig /all</w:t>
-            </w:r>
+              <w:t xml:space="preserve">Comando </w:t>
+            </w:r>
+            <w:proofErr w:type="spellStart"/>
+            <w:r>
+              <w:rPr>
+                <w:rFonts w:ascii="Arial" w:hAnsi="Arial" w:cs="Arial"/>
+              </w:rPr>
+              <w:t>ipconfig</w:t>
+            </w:r>
+            <w:proofErr w:type="spellEnd"/>
+            <w:r>
+              <w:rPr>
+                <w:rFonts w:ascii="Arial" w:hAnsi="Arial" w:cs="Arial"/>
+              </w:rPr>
+              <w:t xml:space="preserve"> /</w:t>
+            </w:r>
+            <w:proofErr w:type="spellStart"/>
+            <w:r>
+              <w:rPr>
+                <w:rFonts w:ascii="Arial" w:hAnsi="Arial" w:cs="Arial"/>
+              </w:rPr>
+              <w:t>all</w:t>
+            </w:r>
+            <w:proofErr w:type="spellEnd"/>
           </w:p>
         </w:tc>
         <w:tc>
@@ -16935,7 +18143,21 @@
               <w:rPr>
                 <w:rFonts w:ascii="Arial" w:hAnsi="Arial" w:cs="Arial"/>
               </w:rPr>
-              <w:t>IP en rango válido, máscara de subred correcta, gateway y DNS asignados</w:t>
+              <w:t xml:space="preserve">IP en rango válido, máscara de subred correcta, </w:t>
+            </w:r>
+            <w:proofErr w:type="spellStart"/>
+            <w:r>
+              <w:rPr>
+                <w:rFonts w:ascii="Arial" w:hAnsi="Arial" w:cs="Arial"/>
+              </w:rPr>
+              <w:t>gateway</w:t>
+            </w:r>
+            <w:proofErr w:type="spellEnd"/>
+            <w:r>
+              <w:rPr>
+                <w:rFonts w:ascii="Arial" w:hAnsi="Arial" w:cs="Arial"/>
+              </w:rPr>
+              <w:t xml:space="preserve"> y DNS asignados</w:t>
             </w:r>
           </w:p>
         </w:tc>
@@ -17201,7 +18423,21 @@
               <w:rPr>
                 <w:rFonts w:ascii="Arial" w:hAnsi="Arial" w:cs="Arial"/>
               </w:rPr>
-              <w:t>Prueba de saturación de switches Fast Ethernet</w:t>
+              <w:t xml:space="preserve">Prueba de saturación de switches </w:t>
+            </w:r>
+            <w:proofErr w:type="spellStart"/>
+            <w:r>
+              <w:rPr>
+                <w:rFonts w:ascii="Arial" w:hAnsi="Arial" w:cs="Arial"/>
+              </w:rPr>
+              <w:t>Fast</w:t>
+            </w:r>
+            <w:proofErr w:type="spellEnd"/>
+            <w:r>
+              <w:rPr>
+                <w:rFonts w:ascii="Arial" w:hAnsi="Arial" w:cs="Arial"/>
+              </w:rPr>
+              <w:t xml:space="preserve"> Ethernet</w:t>
             </w:r>
           </w:p>
         </w:tc>
@@ -17385,8 +18621,16 @@
               <w:rPr>
                 <w:rFonts w:ascii="Arial" w:hAnsi="Arial" w:cs="Arial"/>
               </w:rPr>
-              <w:t>Exposición de datos sensibles en áreas con dependencia WiFi</w:t>
-            </w:r>
+              <w:t xml:space="preserve">Exposición de datos sensibles en áreas con dependencia </w:t>
+            </w:r>
+            <w:proofErr w:type="spellStart"/>
+            <w:r>
+              <w:rPr>
+                <w:rFonts w:ascii="Arial" w:hAnsi="Arial" w:cs="Arial"/>
+              </w:rPr>
+              <w:t>WiFi</w:t>
+            </w:r>
+            <w:proofErr w:type="spellEnd"/>
           </w:p>
         </w:tc>
       </w:tr>
@@ -17414,7 +18658,21 @@
                 <w:rFonts w:ascii="Arial" w:hAnsi="Arial" w:cs="Arial"/>
               </w:rPr>
               <w:lastRenderedPageBreak/>
-              <w:t>Intensidad de señal WiFi en áreas críticas</w:t>
+              <w:t xml:space="preserve">Intensidad de señal </w:t>
+            </w:r>
+            <w:proofErr w:type="spellStart"/>
+            <w:r>
+              <w:rPr>
+                <w:rFonts w:ascii="Arial" w:hAnsi="Arial" w:cs="Arial"/>
+              </w:rPr>
+              <w:t>WiFi</w:t>
+            </w:r>
+            <w:proofErr w:type="spellEnd"/>
+            <w:r>
+              <w:rPr>
+                <w:rFonts w:ascii="Arial" w:hAnsi="Arial" w:cs="Arial"/>
+              </w:rPr>
+              <w:t xml:space="preserve"> en áreas críticas</w:t>
             </w:r>
           </w:p>
         </w:tc>
@@ -17440,7 +18698,49 @@
               <w:rPr>
                 <w:rFonts w:ascii="Arial" w:hAnsi="Arial" w:cs="Arial"/>
               </w:rPr>
-              <w:t>Software de análisis WiFi (WiFi Analyzer o similar)</w:t>
+              <w:t xml:space="preserve">Software de análisis </w:t>
+            </w:r>
+            <w:proofErr w:type="spellStart"/>
+            <w:r>
+              <w:rPr>
+                <w:rFonts w:ascii="Arial" w:hAnsi="Arial" w:cs="Arial"/>
+              </w:rPr>
+              <w:t>WiFi</w:t>
+            </w:r>
+            <w:proofErr w:type="spellEnd"/>
+            <w:r>
+              <w:rPr>
+                <w:rFonts w:ascii="Arial" w:hAnsi="Arial" w:cs="Arial"/>
+              </w:rPr>
+              <w:t xml:space="preserve"> (</w:t>
+            </w:r>
+            <w:proofErr w:type="spellStart"/>
+            <w:r>
+              <w:rPr>
+                <w:rFonts w:ascii="Arial" w:hAnsi="Arial" w:cs="Arial"/>
+              </w:rPr>
+              <w:t>WiFi</w:t>
+            </w:r>
+            <w:proofErr w:type="spellEnd"/>
+            <w:r>
+              <w:rPr>
+                <w:rFonts w:ascii="Arial" w:hAnsi="Arial" w:cs="Arial"/>
+              </w:rPr>
+              <w:t xml:space="preserve"> </w:t>
+            </w:r>
+            <w:proofErr w:type="spellStart"/>
+            <w:r>
+              <w:rPr>
+                <w:rFonts w:ascii="Arial" w:hAnsi="Arial" w:cs="Arial"/>
+              </w:rPr>
+              <w:t>Analyzer</w:t>
+            </w:r>
+            <w:proofErr w:type="spellEnd"/>
+            <w:r>
+              <w:rPr>
+                <w:rFonts w:ascii="Arial" w:hAnsi="Arial" w:cs="Arial"/>
+              </w:rPr>
+              <w:t xml:space="preserve"> o similar)</w:t>
             </w:r>
           </w:p>
         </w:tc>
@@ -17626,7 +18926,21 @@
               <w:rPr>
                 <w:rFonts w:ascii="Arial" w:hAnsi="Arial" w:cs="Arial"/>
               </w:rPr>
-              <w:t>Estado físico de switches Fast Ethernet</w:t>
+              <w:t xml:space="preserve">Estado físico de switches </w:t>
+            </w:r>
+            <w:proofErr w:type="spellStart"/>
+            <w:r>
+              <w:rPr>
+                <w:rFonts w:ascii="Arial" w:hAnsi="Arial" w:cs="Arial"/>
+              </w:rPr>
+              <w:t>Fast</w:t>
+            </w:r>
+            <w:proofErr w:type="spellEnd"/>
+            <w:r>
+              <w:rPr>
+                <w:rFonts w:ascii="Arial" w:hAnsi="Arial" w:cs="Arial"/>
+              </w:rPr>
+              <w:t xml:space="preserve"> Ethernet</w:t>
             </w:r>
           </w:p>
         </w:tc>
@@ -18051,8 +19365,30 @@
               <w:rPr>
                 <w:rFonts w:ascii="Arial" w:hAnsi="Arial" w:cs="Arial"/>
               </w:rPr>
-              <w:t>Verificación de existencia de patch panels</w:t>
-            </w:r>
+              <w:t xml:space="preserve">Verificación de existencia de </w:t>
+            </w:r>
+            <w:proofErr w:type="spellStart"/>
+            <w:r>
+              <w:rPr>
+                <w:rFonts w:ascii="Arial" w:hAnsi="Arial" w:cs="Arial"/>
+              </w:rPr>
+              <w:t>patch</w:t>
+            </w:r>
+            <w:proofErr w:type="spellEnd"/>
+            <w:r>
+              <w:rPr>
+                <w:rFonts w:ascii="Arial" w:hAnsi="Arial" w:cs="Arial"/>
+              </w:rPr>
+              <w:t xml:space="preserve"> </w:t>
+            </w:r>
+            <w:proofErr w:type="spellStart"/>
+            <w:r>
+              <w:rPr>
+                <w:rFonts w:ascii="Arial" w:hAnsi="Arial" w:cs="Arial"/>
+              </w:rPr>
+              <w:t>panels</w:t>
+            </w:r>
+            <w:proofErr w:type="spellEnd"/>
           </w:p>
         </w:tc>
         <w:tc>
@@ -18103,7 +19439,35 @@
               <w:rPr>
                 <w:rFonts w:ascii="Arial" w:hAnsi="Arial" w:cs="Arial"/>
               </w:rPr>
-              <w:t>Presencia de patch panels para terminación mecánica del cableado horizontal</w:t>
+              <w:t xml:space="preserve">Presencia de </w:t>
+            </w:r>
+            <w:proofErr w:type="spellStart"/>
+            <w:r>
+              <w:rPr>
+                <w:rFonts w:ascii="Arial" w:hAnsi="Arial" w:cs="Arial"/>
+              </w:rPr>
+              <w:t>patch</w:t>
+            </w:r>
+            <w:proofErr w:type="spellEnd"/>
+            <w:r>
+              <w:rPr>
+                <w:rFonts w:ascii="Arial" w:hAnsi="Arial" w:cs="Arial"/>
+              </w:rPr>
+              <w:t xml:space="preserve"> </w:t>
+            </w:r>
+            <w:proofErr w:type="spellStart"/>
+            <w:r>
+              <w:rPr>
+                <w:rFonts w:ascii="Arial" w:hAnsi="Arial" w:cs="Arial"/>
+              </w:rPr>
+              <w:t>panels</w:t>
+            </w:r>
+            <w:proofErr w:type="spellEnd"/>
+            <w:r>
+              <w:rPr>
+                <w:rFonts w:ascii="Arial" w:hAnsi="Arial" w:cs="Arial"/>
+              </w:rPr>
+              <w:t xml:space="preserve"> para terminación mecánica del cableado horizontal</w:t>
             </w:r>
           </w:p>
         </w:tc>
@@ -18209,7 +19573,35 @@
               <w:rPr>
                 <w:rFonts w:ascii="Arial" w:hAnsi="Arial" w:cs="Arial"/>
               </w:rPr>
-              <w:t>Presencia de rosetas o faceplates con jacks RJ45 hembra en cada punto de red</w:t>
+              <w:t xml:space="preserve">Presencia de rosetas o </w:t>
+            </w:r>
+            <w:proofErr w:type="spellStart"/>
+            <w:r>
+              <w:rPr>
+                <w:rFonts w:ascii="Arial" w:hAnsi="Arial" w:cs="Arial"/>
+              </w:rPr>
+              <w:t>faceplates</w:t>
+            </w:r>
+            <w:proofErr w:type="spellEnd"/>
+            <w:r>
+              <w:rPr>
+                <w:rFonts w:ascii="Arial" w:hAnsi="Arial" w:cs="Arial"/>
+              </w:rPr>
+              <w:t xml:space="preserve"> con </w:t>
+            </w:r>
+            <w:proofErr w:type="spellStart"/>
+            <w:r>
+              <w:rPr>
+                <w:rFonts w:ascii="Arial" w:hAnsi="Arial" w:cs="Arial"/>
+              </w:rPr>
+              <w:t>jacks</w:t>
+            </w:r>
+            <w:proofErr w:type="spellEnd"/>
+            <w:r>
+              <w:rPr>
+                <w:rFonts w:ascii="Arial" w:hAnsi="Arial" w:cs="Arial"/>
+              </w:rPr>
+              <w:t xml:space="preserve"> RJ45 hembra en cada punto de red</w:t>
             </w:r>
           </w:p>
         </w:tc>
@@ -18263,8 +19655,30 @@
               <w:rPr>
                 <w:rFonts w:ascii="Arial" w:hAnsi="Arial" w:cs="Arial"/>
               </w:rPr>
-              <w:t>Verificación de patch cords</w:t>
-            </w:r>
+              <w:t xml:space="preserve">Verificación de </w:t>
+            </w:r>
+            <w:proofErr w:type="spellStart"/>
+            <w:r>
+              <w:rPr>
+                <w:rFonts w:ascii="Arial" w:hAnsi="Arial" w:cs="Arial"/>
+              </w:rPr>
+              <w:t>patch</w:t>
+            </w:r>
+            <w:proofErr w:type="spellEnd"/>
+            <w:r>
+              <w:rPr>
+                <w:rFonts w:ascii="Arial" w:hAnsi="Arial" w:cs="Arial"/>
+              </w:rPr>
+              <w:t xml:space="preserve"> </w:t>
+            </w:r>
+            <w:proofErr w:type="spellStart"/>
+            <w:r>
+              <w:rPr>
+                <w:rFonts w:ascii="Arial" w:hAnsi="Arial" w:cs="Arial"/>
+              </w:rPr>
+              <w:t>cords</w:t>
+            </w:r>
+            <w:proofErr w:type="spellEnd"/>
           </w:p>
         </w:tc>
         <w:tc>
@@ -18315,7 +19729,35 @@
               <w:rPr>
                 <w:rFonts w:ascii="Arial" w:hAnsi="Arial" w:cs="Arial"/>
               </w:rPr>
-              <w:t>Uso de patch cords flexibles de fábrica entre roseta y equipo final</w:t>
+              <w:t xml:space="preserve">Uso de </w:t>
+            </w:r>
+            <w:proofErr w:type="spellStart"/>
+            <w:r>
+              <w:rPr>
+                <w:rFonts w:ascii="Arial" w:hAnsi="Arial" w:cs="Arial"/>
+              </w:rPr>
+              <w:t>patch</w:t>
+            </w:r>
+            <w:proofErr w:type="spellEnd"/>
+            <w:r>
+              <w:rPr>
+                <w:rFonts w:ascii="Arial" w:hAnsi="Arial" w:cs="Arial"/>
+              </w:rPr>
+              <w:t xml:space="preserve"> </w:t>
+            </w:r>
+            <w:proofErr w:type="spellStart"/>
+            <w:r>
+              <w:rPr>
+                <w:rFonts w:ascii="Arial" w:hAnsi="Arial" w:cs="Arial"/>
+              </w:rPr>
+              <w:t>cords</w:t>
+            </w:r>
+            <w:proofErr w:type="spellEnd"/>
+            <w:r>
+              <w:rPr>
+                <w:rFonts w:ascii="Arial" w:hAnsi="Arial" w:cs="Arial"/>
+              </w:rPr>
+              <w:t xml:space="preserve"> flexibles de fábrica entre roseta y equipo final</w:t>
             </w:r>
           </w:p>
         </w:tc>
@@ -18903,8 +20345,30 @@
               <w:rPr>
                 <w:rFonts w:ascii="Arial" w:hAnsi="Arial" w:cs="Arial"/>
               </w:rPr>
-              <w:t>Ausencia de patch panels</w:t>
-            </w:r>
+              <w:t xml:space="preserve">Ausencia de </w:t>
+            </w:r>
+            <w:proofErr w:type="spellStart"/>
+            <w:r>
+              <w:rPr>
+                <w:rFonts w:ascii="Arial" w:hAnsi="Arial" w:cs="Arial"/>
+              </w:rPr>
+              <w:t>patch</w:t>
+            </w:r>
+            <w:proofErr w:type="spellEnd"/>
+            <w:r>
+              <w:rPr>
+                <w:rFonts w:ascii="Arial" w:hAnsi="Arial" w:cs="Arial"/>
+              </w:rPr>
+              <w:t xml:space="preserve"> </w:t>
+            </w:r>
+            <w:proofErr w:type="spellStart"/>
+            <w:r>
+              <w:rPr>
+                <w:rFonts w:ascii="Arial" w:hAnsi="Arial" w:cs="Arial"/>
+              </w:rPr>
+              <w:t>panels</w:t>
+            </w:r>
+            <w:proofErr w:type="spellEnd"/>
           </w:p>
         </w:tc>
         <w:tc>
@@ -18989,7 +20453,35 @@
                 <w:rFonts w:ascii="Arial" w:hAnsi="Arial" w:cs="Arial"/>
               </w:rPr>
               <w:lastRenderedPageBreak/>
-              <w:t>Instalar patch panels de 24 puertos en ubicación de cada switch</w:t>
+              <w:t xml:space="preserve">Instalar </w:t>
+            </w:r>
+            <w:proofErr w:type="spellStart"/>
+            <w:r>
+              <w:rPr>
+                <w:rFonts w:ascii="Arial" w:hAnsi="Arial" w:cs="Arial"/>
+              </w:rPr>
+              <w:t>patch</w:t>
+            </w:r>
+            <w:proofErr w:type="spellEnd"/>
+            <w:r>
+              <w:rPr>
+                <w:rFonts w:ascii="Arial" w:hAnsi="Arial" w:cs="Arial"/>
+              </w:rPr>
+              <w:t xml:space="preserve"> </w:t>
+            </w:r>
+            <w:proofErr w:type="spellStart"/>
+            <w:r>
+              <w:rPr>
+                <w:rFonts w:ascii="Arial" w:hAnsi="Arial" w:cs="Arial"/>
+              </w:rPr>
+              <w:t>panels</w:t>
+            </w:r>
+            <w:proofErr w:type="spellEnd"/>
+            <w:r>
+              <w:rPr>
+                <w:rFonts w:ascii="Arial" w:hAnsi="Arial" w:cs="Arial"/>
+              </w:rPr>
+              <w:t xml:space="preserve"> de 24 puertos en ubicación de cada switch</w:t>
             </w:r>
           </w:p>
         </w:tc>
@@ -19017,8 +20509,30 @@
               <w:rPr>
                 <w:rFonts w:ascii="Arial" w:hAnsi="Arial" w:cs="Arial"/>
               </w:rPr>
-              <w:t>Ausencia de patch cords</w:t>
-            </w:r>
+              <w:t xml:space="preserve">Ausencia de </w:t>
+            </w:r>
+            <w:proofErr w:type="spellStart"/>
+            <w:r>
+              <w:rPr>
+                <w:rFonts w:ascii="Arial" w:hAnsi="Arial" w:cs="Arial"/>
+              </w:rPr>
+              <w:t>patch</w:t>
+            </w:r>
+            <w:proofErr w:type="spellEnd"/>
+            <w:r>
+              <w:rPr>
+                <w:rFonts w:ascii="Arial" w:hAnsi="Arial" w:cs="Arial"/>
+              </w:rPr>
+              <w:t xml:space="preserve"> </w:t>
+            </w:r>
+            <w:proofErr w:type="spellStart"/>
+            <w:r>
+              <w:rPr>
+                <w:rFonts w:ascii="Arial" w:hAnsi="Arial" w:cs="Arial"/>
+              </w:rPr>
+              <w:t>cords</w:t>
+            </w:r>
+            <w:proofErr w:type="spellEnd"/>
           </w:p>
         </w:tc>
         <w:tc>
@@ -19095,7 +20609,49 @@
               <w:rPr>
                 <w:rFonts w:ascii="Arial" w:hAnsi="Arial" w:cs="Arial"/>
               </w:rPr>
-              <w:t>Utilizar patch cords flexibles (cable trenzado) para conexión entre patch panel y switch, y entre roseta y equipo final</w:t>
+              <w:t xml:space="preserve">Utilizar </w:t>
+            </w:r>
+            <w:proofErr w:type="spellStart"/>
+            <w:r>
+              <w:rPr>
+                <w:rFonts w:ascii="Arial" w:hAnsi="Arial" w:cs="Arial"/>
+              </w:rPr>
+              <w:t>patch</w:t>
+            </w:r>
+            <w:proofErr w:type="spellEnd"/>
+            <w:r>
+              <w:rPr>
+                <w:rFonts w:ascii="Arial" w:hAnsi="Arial" w:cs="Arial"/>
+              </w:rPr>
+              <w:t xml:space="preserve"> </w:t>
+            </w:r>
+            <w:proofErr w:type="spellStart"/>
+            <w:r>
+              <w:rPr>
+                <w:rFonts w:ascii="Arial" w:hAnsi="Arial" w:cs="Arial"/>
+              </w:rPr>
+              <w:t>cords</w:t>
+            </w:r>
+            <w:proofErr w:type="spellEnd"/>
+            <w:r>
+              <w:rPr>
+                <w:rFonts w:ascii="Arial" w:hAnsi="Arial" w:cs="Arial"/>
+              </w:rPr>
+              <w:t xml:space="preserve"> flexibles (cable trenzado) para conexión entre </w:t>
+            </w:r>
+            <w:proofErr w:type="spellStart"/>
+            <w:r>
+              <w:rPr>
+                <w:rFonts w:ascii="Arial" w:hAnsi="Arial" w:cs="Arial"/>
+              </w:rPr>
+              <w:t>patch</w:t>
+            </w:r>
+            <w:proofErr w:type="spellEnd"/>
+            <w:r>
+              <w:rPr>
+                <w:rFonts w:ascii="Arial" w:hAnsi="Arial" w:cs="Arial"/>
+              </w:rPr>
+              <w:t xml:space="preserve"> panel y switch, y entre roseta y equipo final</w:t>
             </w:r>
           </w:p>
         </w:tc>
@@ -19125,34 +20681,51 @@
                 <w:rFonts w:ascii="Arial" w:hAnsi="Arial" w:cs="Arial"/>
                 <w:lang w:val="en-US"/>
               </w:rPr>
-              <w:t>Switches Fast Ethernet no administrables</w:t>
-            </w:r>
-          </w:p>
-        </w:tc>
-        <w:tc>
-          <w:tcPr>
-            <w:tcW w:w="0" w:type="auto"/>
-            <w:tcMar>
-              <w:top w:w="150" w:type="dxa"/>
-              <w:left w:w="240" w:type="dxa"/>
-              <w:bottom w:w="150" w:type="dxa"/>
-              <w:right w:w="240" w:type="dxa"/>
-            </w:tcMar>
-            <w:vAlign w:val="center"/>
-            <w:hideMark/>
-          </w:tcPr>
-          <w:p>
-            <w:pPr>
-              <w:rPr>
-                <w:rFonts w:ascii="Arial" w:hAnsi="Arial" w:cs="Arial"/>
-              </w:rPr>
-            </w:pPr>
-            <w:r>
-              <w:rPr>
-                <w:rFonts w:ascii="Arial" w:hAnsi="Arial" w:cs="Arial"/>
-              </w:rPr>
-              <w:t>Equipos obsoletos de 100 Mbps sin capacidad de gestión ni VLANs</w:t>
-            </w:r>
+              <w:t xml:space="preserve">Switches Fast Ethernet no </w:t>
+            </w:r>
+            <w:proofErr w:type="spellStart"/>
+            <w:r>
+              <w:rPr>
+                <w:rFonts w:ascii="Arial" w:hAnsi="Arial" w:cs="Arial"/>
+                <w:lang w:val="en-US"/>
+              </w:rPr>
+              <w:t>administrables</w:t>
+            </w:r>
+            <w:proofErr w:type="spellEnd"/>
+          </w:p>
+        </w:tc>
+        <w:tc>
+          <w:tcPr>
+            <w:tcW w:w="0" w:type="auto"/>
+            <w:tcMar>
+              <w:top w:w="150" w:type="dxa"/>
+              <w:left w:w="240" w:type="dxa"/>
+              <w:bottom w:w="150" w:type="dxa"/>
+              <w:right w:w="240" w:type="dxa"/>
+            </w:tcMar>
+            <w:vAlign w:val="center"/>
+            <w:hideMark/>
+          </w:tcPr>
+          <w:p>
+            <w:pPr>
+              <w:rPr>
+                <w:rFonts w:ascii="Arial" w:hAnsi="Arial" w:cs="Arial"/>
+              </w:rPr>
+            </w:pPr>
+            <w:r>
+              <w:rPr>
+                <w:rFonts w:ascii="Arial" w:hAnsi="Arial" w:cs="Arial"/>
+              </w:rPr>
+              <w:t xml:space="preserve">Equipos obsoletos de 100 Mbps sin capacidad de gestión ni </w:t>
+            </w:r>
+            <w:proofErr w:type="spellStart"/>
+            <w:r>
+              <w:rPr>
+                <w:rFonts w:ascii="Arial" w:hAnsi="Arial" w:cs="Arial"/>
+              </w:rPr>
+              <w:t>VLANs</w:t>
+            </w:r>
+            <w:proofErr w:type="spellEnd"/>
           </w:p>
         </w:tc>
         <w:tc>
@@ -19203,7 +20776,21 @@
               <w:rPr>
                 <w:rFonts w:ascii="Arial" w:hAnsi="Arial" w:cs="Arial"/>
               </w:rPr>
-              <w:t>Reemplazar por switches Gigabit administrables con soporte VLAN, QoS y seguridad de puertos</w:t>
+              <w:t xml:space="preserve">Reemplazar por switches Gigabit administrables con soporte VLAN, </w:t>
+            </w:r>
+            <w:proofErr w:type="spellStart"/>
+            <w:r>
+              <w:rPr>
+                <w:rFonts w:ascii="Arial" w:hAnsi="Arial" w:cs="Arial"/>
+              </w:rPr>
+              <w:t>QoS</w:t>
+            </w:r>
+            <w:proofErr w:type="spellEnd"/>
+            <w:r>
+              <w:rPr>
+                <w:rFonts w:ascii="Arial" w:hAnsi="Arial" w:cs="Arial"/>
+              </w:rPr>
+              <w:t xml:space="preserve"> y seguridad de puertos</w:t>
             </w:r>
           </w:p>
         </w:tc>
@@ -19338,7 +20925,21 @@
                 <w:rFonts w:ascii="Arial" w:hAnsi="Arial" w:cs="Arial"/>
               </w:rPr>
               <w:lastRenderedPageBreak/>
-              <w:t>Dependencia WiFi en áreas críticas</w:t>
+              <w:t xml:space="preserve">Dependencia </w:t>
+            </w:r>
+            <w:proofErr w:type="spellStart"/>
+            <w:r>
+              <w:rPr>
+                <w:rFonts w:ascii="Arial" w:hAnsi="Arial" w:cs="Arial"/>
+              </w:rPr>
+              <w:t>WiFi</w:t>
+            </w:r>
+            <w:proofErr w:type="spellEnd"/>
+            <w:r>
+              <w:rPr>
+                <w:rFonts w:ascii="Arial" w:hAnsi="Arial" w:cs="Arial"/>
+              </w:rPr>
+              <w:t xml:space="preserve"> en áreas críticas</w:t>
             </w:r>
           </w:p>
         </w:tc>
@@ -19416,7 +21017,21 @@
               <w:rPr>
                 <w:rFonts w:ascii="Arial" w:hAnsi="Arial" w:cs="Arial"/>
               </w:rPr>
-              <w:t>Instalar puntos de red cableada en todas las áreas críticas; utilizar WiFi como respaldo</w:t>
+              <w:t xml:space="preserve">Instalar puntos de red cableada en todas las áreas críticas; utilizar </w:t>
+            </w:r>
+            <w:proofErr w:type="spellStart"/>
+            <w:r>
+              <w:rPr>
+                <w:rFonts w:ascii="Arial" w:hAnsi="Arial" w:cs="Arial"/>
+              </w:rPr>
+              <w:t>WiFi</w:t>
+            </w:r>
+            <w:proofErr w:type="spellEnd"/>
+            <w:r>
+              <w:rPr>
+                <w:rFonts w:ascii="Arial" w:hAnsi="Arial" w:cs="Arial"/>
+              </w:rPr>
+              <w:t xml:space="preserve"> como respaldo</w:t>
             </w:r>
           </w:p>
         </w:tc>
@@ -20068,7 +21683,21 @@
         <w:rPr>
           <w:rFonts w:ascii="Arial" w:hAnsi="Arial" w:cs="Arial"/>
         </w:rPr>
-        <w:t> Contabilidad, Caja, RRHH, Insumos Médicos con segregación física pero interconexión lógica plana.</w:t>
+        <w:t xml:space="preserve"> Contabilidad, Caja, RRHH, Insumos Médicos con segregación </w:t>
+      </w:r>
+      <w:proofErr w:type="gramStart"/>
+      <w:r>
+        <w:rPr>
+          <w:rFonts w:ascii="Arial" w:hAnsi="Arial" w:cs="Arial"/>
+        </w:rPr>
+        <w:t>física</w:t>
+      </w:r>
+      <w:proofErr w:type="gramEnd"/>
+      <w:r>
+        <w:rPr>
+          <w:rFonts w:ascii="Arial" w:hAnsi="Arial" w:cs="Arial"/>
+        </w:rPr>
+        <w:t xml:space="preserve"> pero interconexión lógica plana.</w:t>
       </w:r>
     </w:p>
     <w:p>
@@ -23176,7 +24805,23 @@
                 <w:rFonts w:ascii="Arial" w:hAnsi="Arial" w:cs="Arial"/>
                 <w:lang w:val="en-US"/>
               </w:rPr>
-              <w:t>Switch Secundario Fast Ethernet 24p</w:t>
+              <w:t xml:space="preserve">Switch </w:t>
+            </w:r>
+            <w:proofErr w:type="spellStart"/>
+            <w:r>
+              <w:rPr>
+                <w:rFonts w:ascii="Arial" w:hAnsi="Arial" w:cs="Arial"/>
+                <w:lang w:val="en-US"/>
+              </w:rPr>
+              <w:t>Secundario</w:t>
+            </w:r>
+            <w:proofErr w:type="spellEnd"/>
+            <w:r>
+              <w:rPr>
+                <w:rFonts w:ascii="Arial" w:hAnsi="Arial" w:cs="Arial"/>
+                <w:lang w:val="en-US"/>
+              </w:rPr>
+              <w:t xml:space="preserve"> Fast Ethernet 24p</w:t>
             </w:r>
           </w:p>
         </w:tc>
@@ -23308,37 +24953,53 @@
                 <w:rFonts w:ascii="Arial" w:hAnsi="Arial" w:cs="Arial"/>
               </w:rPr>
             </w:pPr>
-            <w:r>
-              <w:rPr>
-                <w:rFonts w:ascii="Arial" w:hAnsi="Arial" w:cs="Arial"/>
-              </w:rPr>
-              <w:t>Router de Borde</w:t>
-            </w:r>
-          </w:p>
-        </w:tc>
-        <w:tc>
-          <w:tcPr>
-            <w:tcW w:w="0" w:type="auto"/>
-            <w:tcMar>
-              <w:top w:w="150" w:type="dxa"/>
-              <w:left w:w="240" w:type="dxa"/>
-              <w:bottom w:w="150" w:type="dxa"/>
-              <w:right w:w="240" w:type="dxa"/>
-            </w:tcMar>
-            <w:vAlign w:val="center"/>
-            <w:hideMark/>
-          </w:tcPr>
-          <w:p>
-            <w:pPr>
-              <w:rPr>
-                <w:rFonts w:ascii="Arial" w:hAnsi="Arial" w:cs="Arial"/>
-              </w:rPr>
-            </w:pPr>
-            <w:r>
-              <w:rPr>
-                <w:rFonts w:ascii="Arial" w:hAnsi="Arial" w:cs="Arial"/>
-              </w:rPr>
-              <w:t>Router del ISP para conectividad con MINSA Central</w:t>
+            <w:proofErr w:type="spellStart"/>
+            <w:r>
+              <w:rPr>
+                <w:rFonts w:ascii="Arial" w:hAnsi="Arial" w:cs="Arial"/>
+              </w:rPr>
+              <w:t>Router</w:t>
+            </w:r>
+            <w:proofErr w:type="spellEnd"/>
+            <w:r>
+              <w:rPr>
+                <w:rFonts w:ascii="Arial" w:hAnsi="Arial" w:cs="Arial"/>
+              </w:rPr>
+              <w:t xml:space="preserve"> de Borde</w:t>
+            </w:r>
+          </w:p>
+        </w:tc>
+        <w:tc>
+          <w:tcPr>
+            <w:tcW w:w="0" w:type="auto"/>
+            <w:tcMar>
+              <w:top w:w="150" w:type="dxa"/>
+              <w:left w:w="240" w:type="dxa"/>
+              <w:bottom w:w="150" w:type="dxa"/>
+              <w:right w:w="240" w:type="dxa"/>
+            </w:tcMar>
+            <w:vAlign w:val="center"/>
+            <w:hideMark/>
+          </w:tcPr>
+          <w:p>
+            <w:pPr>
+              <w:rPr>
+                <w:rFonts w:ascii="Arial" w:hAnsi="Arial" w:cs="Arial"/>
+              </w:rPr>
+            </w:pPr>
+            <w:proofErr w:type="spellStart"/>
+            <w:r>
+              <w:rPr>
+                <w:rFonts w:ascii="Arial" w:hAnsi="Arial" w:cs="Arial"/>
+              </w:rPr>
+              <w:t>Router</w:t>
+            </w:r>
+            <w:proofErr w:type="spellEnd"/>
+            <w:r>
+              <w:rPr>
+                <w:rFonts w:ascii="Arial" w:hAnsi="Arial" w:cs="Arial"/>
+              </w:rPr>
+              <w:t xml:space="preserve"> del ISP para conectividad con MINSA Central</w:t>
             </w:r>
           </w:p>
         </w:tc>
@@ -23448,33 +25109,61 @@
               <w:rPr>
                 <w:rFonts w:ascii="Arial" w:hAnsi="Arial" w:cs="Arial"/>
               </w:rPr>
-              <w:t>Puntos de Acceso Inalámbrico (APs)</w:t>
-            </w:r>
-          </w:p>
-        </w:tc>
-        <w:tc>
-          <w:tcPr>
-            <w:tcW w:w="0" w:type="auto"/>
-            <w:tcMar>
-              <w:top w:w="150" w:type="dxa"/>
-              <w:left w:w="240" w:type="dxa"/>
-              <w:bottom w:w="150" w:type="dxa"/>
-              <w:right w:w="240" w:type="dxa"/>
-            </w:tcMar>
-            <w:vAlign w:val="center"/>
-            <w:hideMark/>
-          </w:tcPr>
-          <w:p>
-            <w:pPr>
-              <w:rPr>
-                <w:rFonts w:ascii="Arial" w:hAnsi="Arial" w:cs="Arial"/>
-              </w:rPr>
-            </w:pPr>
-            <w:r>
-              <w:rPr>
-                <w:rFonts w:ascii="Arial" w:hAnsi="Arial" w:cs="Arial"/>
-              </w:rPr>
-              <w:t>Dispositivos WiFi que dan servicio a áreas críticas</w:t>
+              <w:t>Puntos de Acceso Inalámbrico (</w:t>
+            </w:r>
+            <w:proofErr w:type="spellStart"/>
+            <w:r>
+              <w:rPr>
+                <w:rFonts w:ascii="Arial" w:hAnsi="Arial" w:cs="Arial"/>
+              </w:rPr>
+              <w:t>APs</w:t>
+            </w:r>
+            <w:proofErr w:type="spellEnd"/>
+            <w:r>
+              <w:rPr>
+                <w:rFonts w:ascii="Arial" w:hAnsi="Arial" w:cs="Arial"/>
+              </w:rPr>
+              <w:t>)</w:t>
+            </w:r>
+          </w:p>
+        </w:tc>
+        <w:tc>
+          <w:tcPr>
+            <w:tcW w:w="0" w:type="auto"/>
+            <w:tcMar>
+              <w:top w:w="150" w:type="dxa"/>
+              <w:left w:w="240" w:type="dxa"/>
+              <w:bottom w:w="150" w:type="dxa"/>
+              <w:right w:w="240" w:type="dxa"/>
+            </w:tcMar>
+            <w:vAlign w:val="center"/>
+            <w:hideMark/>
+          </w:tcPr>
+          <w:p>
+            <w:pPr>
+              <w:rPr>
+                <w:rFonts w:ascii="Arial" w:hAnsi="Arial" w:cs="Arial"/>
+              </w:rPr>
+            </w:pPr>
+            <w:r>
+              <w:rPr>
+                <w:rFonts w:ascii="Arial" w:hAnsi="Arial" w:cs="Arial"/>
+              </w:rPr>
+              <w:t xml:space="preserve">Dispositivos </w:t>
+            </w:r>
+            <w:proofErr w:type="spellStart"/>
+            <w:r>
+              <w:rPr>
+                <w:rFonts w:ascii="Arial" w:hAnsi="Arial" w:cs="Arial"/>
+              </w:rPr>
+              <w:t>WiFi</w:t>
+            </w:r>
+            <w:proofErr w:type="spellEnd"/>
+            <w:r>
+              <w:rPr>
+                <w:rFonts w:ascii="Arial" w:hAnsi="Arial" w:cs="Arial"/>
+              </w:rPr>
+              <w:t xml:space="preserve"> que dan servicio a áreas críticas</w:t>
             </w:r>
           </w:p>
         </w:tc>
@@ -24265,7 +25954,21 @@
               <w:rPr>
                 <w:rFonts w:ascii="Arial" w:hAnsi="Arial" w:cs="Arial"/>
               </w:rPr>
-              <w:t>Red Inalámbrica (WiFi)</w:t>
+              <w:t>Red Inalámbrica (</w:t>
+            </w:r>
+            <w:proofErr w:type="spellStart"/>
+            <w:r>
+              <w:rPr>
+                <w:rFonts w:ascii="Arial" w:hAnsi="Arial" w:cs="Arial"/>
+              </w:rPr>
+              <w:t>WiFi</w:t>
+            </w:r>
+            <w:proofErr w:type="spellEnd"/>
+            <w:r>
+              <w:rPr>
+                <w:rFonts w:ascii="Arial" w:hAnsi="Arial" w:cs="Arial"/>
+              </w:rPr>
+              <w:t>)</w:t>
             </w:r>
           </w:p>
         </w:tc>
@@ -24964,8 +26667,16 @@
         <w:rPr>
           <w:rFonts w:ascii="Arial" w:hAnsi="Arial" w:cs="Arial"/>
         </w:rPr>
-        <w:t> 2 de 3 equipos operando por WiFi</w:t>
+        <w:t xml:space="preserve"> 2 de 3 equipos operando por </w:t>
       </w:r>
+      <w:proofErr w:type="spellStart"/>
+      <w:r>
+        <w:rPr>
+          <w:rFonts w:ascii="Arial" w:hAnsi="Arial" w:cs="Arial"/>
+        </w:rPr>
+        <w:t>WiFi</w:t>
+      </w:r>
+      <w:proofErr w:type="spellEnd"/>
     </w:p>
     <w:p>
       <w:pPr>
@@ -24989,8 +26700,16 @@
         <w:rPr>
           <w:rFonts w:ascii="Arial" w:hAnsi="Arial" w:cs="Arial"/>
         </w:rPr>
-        <w:t> 3 equipos - 100% dependencia WiFi</w:t>
+        <w:t xml:space="preserve"> 3 equipos - 100% dependencia </w:t>
       </w:r>
+      <w:proofErr w:type="spellStart"/>
+      <w:r>
+        <w:rPr>
+          <w:rFonts w:ascii="Arial" w:hAnsi="Arial" w:cs="Arial"/>
+        </w:rPr>
+        <w:t>WiFi</w:t>
+      </w:r>
+      <w:proofErr w:type="spellEnd"/>
     </w:p>
     <w:p>
       <w:pPr>
@@ -25014,8 +26733,16 @@
         <w:rPr>
           <w:rFonts w:ascii="Arial" w:hAnsi="Arial" w:cs="Arial"/>
         </w:rPr>
-        <w:t> 3 equipos - 100% dependencia WiFi</w:t>
+        <w:t xml:space="preserve"> 3 equipos - 100% dependencia </w:t>
       </w:r>
+      <w:proofErr w:type="spellStart"/>
+      <w:r>
+        <w:rPr>
+          <w:rFonts w:ascii="Arial" w:hAnsi="Arial" w:cs="Arial"/>
+        </w:rPr>
+        <w:t>WiFi</w:t>
+      </w:r>
+      <w:proofErr w:type="spellEnd"/>
     </w:p>
     <w:p>
       <w:pPr>
@@ -25039,8 +26766,16 @@
         <w:rPr>
           <w:rFonts w:ascii="Arial" w:hAnsi="Arial" w:cs="Arial"/>
         </w:rPr>
-        <w:t> 2 equipos - 100% dependencia WiFi</w:t>
+        <w:t xml:space="preserve"> 2 equipos - 100% dependencia </w:t>
       </w:r>
+      <w:proofErr w:type="spellStart"/>
+      <w:r>
+        <w:rPr>
+          <w:rFonts w:ascii="Arial" w:hAnsi="Arial" w:cs="Arial"/>
+        </w:rPr>
+        <w:t>WiFi</w:t>
+      </w:r>
+      <w:proofErr w:type="spellEnd"/>
     </w:p>
     <w:p>
       <w:pPr>
@@ -25064,8 +26799,16 @@
         <w:rPr>
           <w:rFonts w:ascii="Arial" w:hAnsi="Arial" w:cs="Arial"/>
         </w:rPr>
-        <w:t> 2 de 3 equipos por WiFi</w:t>
+        <w:t xml:space="preserve"> 2 de 3 equipos por </w:t>
       </w:r>
+      <w:proofErr w:type="spellStart"/>
+      <w:r>
+        <w:rPr>
+          <w:rFonts w:ascii="Arial" w:hAnsi="Arial" w:cs="Arial"/>
+        </w:rPr>
+        <w:t>WiFi</w:t>
+      </w:r>
+      <w:proofErr w:type="spellEnd"/>
     </w:p>
     <w:p>
       <w:pPr>
@@ -25089,8 +26832,16 @@
         <w:rPr>
           <w:rFonts w:ascii="Arial" w:hAnsi="Arial" w:cs="Arial"/>
         </w:rPr>
-        <w:t> 2 laptops por WiFi</w:t>
+        <w:t xml:space="preserve"> 2 laptops por </w:t>
       </w:r>
+      <w:proofErr w:type="spellStart"/>
+      <w:r>
+        <w:rPr>
+          <w:rFonts w:ascii="Arial" w:hAnsi="Arial" w:cs="Arial"/>
+        </w:rPr>
+        <w:t>WiFi</w:t>
+      </w:r>
+      <w:proofErr w:type="spellEnd"/>
     </w:p>
     <w:p>
       <w:pPr>
@@ -25098,13 +26849,41 @@
           <w:rFonts w:ascii="Arial" w:hAnsi="Arial" w:cs="Arial"/>
         </w:rPr>
       </w:pPr>
+      <w:proofErr w:type="gramStart"/>
       <w:r>
         <w:rPr>
           <w:rFonts w:ascii="Arial" w:hAnsi="Arial" w:cs="Arial"/>
           <w:b/>
           <w:bCs/>
         </w:rPr>
-        <w:t>Total Equipos con Dependencia WiFi para Funciones Críticas: 15 equipos (29.4% del parque total)</w:t>
+        <w:t>Total</w:t>
+      </w:r>
+      <w:proofErr w:type="gramEnd"/>
+      <w:r>
+        <w:rPr>
+          <w:rFonts w:ascii="Arial" w:hAnsi="Arial" w:cs="Arial"/>
+          <w:b/>
+          <w:bCs/>
+        </w:rPr>
+        <w:t xml:space="preserve"> Equipos con Dependencia </w:t>
+      </w:r>
+      <w:proofErr w:type="spellStart"/>
+      <w:r>
+        <w:rPr>
+          <w:rFonts w:ascii="Arial" w:hAnsi="Arial" w:cs="Arial"/>
+          <w:b/>
+          <w:bCs/>
+        </w:rPr>
+        <w:t>WiFi</w:t>
+      </w:r>
+      <w:proofErr w:type="spellEnd"/>
+      <w:r>
+        <w:rPr>
+          <w:rFonts w:ascii="Arial" w:hAnsi="Arial" w:cs="Arial"/>
+          <w:b/>
+          <w:bCs/>
+        </w:rPr>
+        <w:t xml:space="preserve"> para Funciones Críticas: 15 equipos (29.4% del parque total)</w:t>
       </w:r>
     </w:p>
     <w:p>
@@ -25136,7 +26915,35 @@
         <w:rPr>
           <w:rFonts w:ascii="Arial" w:hAnsi="Arial" w:cs="Arial"/>
         </w:rPr>
-        <w:t>Estándar WiFi utilizado (802.11n, ac, ax)</w:t>
+        <w:t xml:space="preserve">Estándar </w:t>
+      </w:r>
+      <w:proofErr w:type="spellStart"/>
+      <w:r>
+        <w:rPr>
+          <w:rFonts w:ascii="Arial" w:hAnsi="Arial" w:cs="Arial"/>
+        </w:rPr>
+        <w:t>WiFi</w:t>
+      </w:r>
+      <w:proofErr w:type="spellEnd"/>
+      <w:r>
+        <w:rPr>
+          <w:rFonts w:ascii="Arial" w:hAnsi="Arial" w:cs="Arial"/>
+        </w:rPr>
+        <w:t xml:space="preserve"> utilizado (802.11n, ac, </w:t>
+      </w:r>
+      <w:proofErr w:type="spellStart"/>
+      <w:r>
+        <w:rPr>
+          <w:rFonts w:ascii="Arial" w:hAnsi="Arial" w:cs="Arial"/>
+        </w:rPr>
+        <w:t>ax</w:t>
+      </w:r>
+      <w:proofErr w:type="spellEnd"/>
+      <w:r>
+        <w:rPr>
+          <w:rFonts w:ascii="Arial" w:hAnsi="Arial" w:cs="Arial"/>
+        </w:rPr>
+        <w:t>)</w:t>
       </w:r>
     </w:p>
     <w:p>
@@ -25276,7 +27083,21 @@
         <w:rPr>
           <w:rFonts w:ascii="Arial" w:hAnsi="Arial" w:cs="Arial"/>
         </w:rPr>
-        <w:t>[Router de Borde - No Documentado]</w:t>
+        <w:t>[</w:t>
+      </w:r>
+      <w:proofErr w:type="spellStart"/>
+      <w:r>
+        <w:rPr>
+          <w:rFonts w:ascii="Arial" w:hAnsi="Arial" w:cs="Arial"/>
+        </w:rPr>
+        <w:t>Router</w:t>
+      </w:r>
+      <w:proofErr w:type="spellEnd"/>
+      <w:r>
+        <w:rPr>
+          <w:rFonts w:ascii="Arial" w:hAnsi="Arial" w:cs="Arial"/>
+        </w:rPr>
+        <w:t xml:space="preserve"> de Borde - No Documentado]</w:t>
       </w:r>
     </w:p>
     <w:p>
@@ -25354,7 +27175,21 @@
         <w:rPr>
           <w:rFonts w:ascii="Arial" w:hAnsi="Arial" w:cs="Arial"/>
         </w:rPr>
-        <w:t>[Switch 24p] [Oficinas] [WiFi AP] [Conexiones Privadas]</w:t>
+        <w:t>[Switch 24p] [Oficinas] [</w:t>
+      </w:r>
+      <w:proofErr w:type="spellStart"/>
+      <w:r>
+        <w:rPr>
+          <w:rFonts w:ascii="Arial" w:hAnsi="Arial" w:cs="Arial"/>
+        </w:rPr>
+        <w:t>WiFi</w:t>
+      </w:r>
+      <w:proofErr w:type="spellEnd"/>
+      <w:r>
+        <w:rPr>
+          <w:rFonts w:ascii="Arial" w:hAnsi="Arial" w:cs="Arial"/>
+        </w:rPr>
+        <w:t xml:space="preserve"> AP] [Conexiones Privadas]</w:t>
       </w:r>
     </w:p>
     <w:p>
@@ -25454,7 +27289,21 @@
         <w:rPr>
           <w:rFonts w:ascii="Arial" w:hAnsi="Arial" w:cs="Arial"/>
         </w:rPr>
-        <w:t> /24 (254 hosts máximo) - Suficiente para la cantidad actual pero sin capacidad de aislamiento.</w:t>
+        <w:t xml:space="preserve"> /24 (254 hosts máximo) - Suficiente para la cantidad </w:t>
+      </w:r>
+      <w:proofErr w:type="gramStart"/>
+      <w:r>
+        <w:rPr>
+          <w:rFonts w:ascii="Arial" w:hAnsi="Arial" w:cs="Arial"/>
+        </w:rPr>
+        <w:t>actual</w:t>
+      </w:r>
+      <w:proofErr w:type="gramEnd"/>
+      <w:r>
+        <w:rPr>
+          <w:rFonts w:ascii="Arial" w:hAnsi="Arial" w:cs="Arial"/>
+        </w:rPr>
+        <w:t xml:space="preserve"> pero sin capacidad de aislamiento.</w:t>
       </w:r>
     </w:p>
     <w:p>
@@ -25473,7 +27322,25 @@
           <w:b/>
           <w:bCs/>
         </w:rPr>
-        <w:t>Ausencia de VLANs Documentadas:</w:t>
+        <w:t xml:space="preserve">Ausencia de </w:t>
+      </w:r>
+      <w:proofErr w:type="spellStart"/>
+      <w:r>
+        <w:rPr>
+          <w:rFonts w:ascii="Arial" w:hAnsi="Arial" w:cs="Arial"/>
+          <w:b/>
+          <w:bCs/>
+        </w:rPr>
+        <w:t>VLANs</w:t>
+      </w:r>
+      <w:proofErr w:type="spellEnd"/>
+      <w:r>
+        <w:rPr>
+          <w:rFonts w:ascii="Arial" w:hAnsi="Arial" w:cs="Arial"/>
+          <w:b/>
+          <w:bCs/>
+        </w:rPr>
+        <w:t xml:space="preserve"> Documentadas:</w:t>
       </w:r>
       <w:r>
         <w:rPr>
@@ -25592,7 +27459,25 @@
           <w:b/>
           <w:bCs/>
         </w:rPr>
-        <w:t>1.2.4. Endpoints y Estaciones de Trabajo</w:t>
+        <w:t xml:space="preserve">1.2.4. </w:t>
+      </w:r>
+      <w:proofErr w:type="spellStart"/>
+      <w:r>
+        <w:rPr>
+          <w:rFonts w:ascii="Arial" w:hAnsi="Arial" w:cs="Arial"/>
+          <w:b/>
+          <w:bCs/>
+        </w:rPr>
+        <w:t>Endpoints</w:t>
+      </w:r>
+      <w:proofErr w:type="spellEnd"/>
+      <w:r>
+        <w:rPr>
+          <w:rFonts w:ascii="Arial" w:hAnsi="Arial" w:cs="Arial"/>
+          <w:b/>
+          <w:bCs/>
+        </w:rPr>
+        <w:t xml:space="preserve"> y Estaciones de Trabajo</w:t>
       </w:r>
     </w:p>
     <w:p>
@@ -25715,7 +27600,35 @@
         <w:rPr>
           <w:rFonts w:ascii="Arial" w:hAnsi="Arial" w:cs="Arial"/>
         </w:rPr>
-        <w:t> No documentado (Antivirus, Endpoint Protection)</w:t>
+        <w:t xml:space="preserve"> No documentado (Antivirus, </w:t>
+      </w:r>
+      <w:proofErr w:type="spellStart"/>
+      <w:r>
+        <w:rPr>
+          <w:rFonts w:ascii="Arial" w:hAnsi="Arial" w:cs="Arial"/>
+        </w:rPr>
+        <w:t>Endpoint</w:t>
+      </w:r>
+      <w:proofErr w:type="spellEnd"/>
+      <w:r>
+        <w:rPr>
+          <w:rFonts w:ascii="Arial" w:hAnsi="Arial" w:cs="Arial"/>
+        </w:rPr>
+        <w:t xml:space="preserve"> </w:t>
+      </w:r>
+      <w:proofErr w:type="spellStart"/>
+      <w:r>
+        <w:rPr>
+          <w:rFonts w:ascii="Arial" w:hAnsi="Arial" w:cs="Arial"/>
+        </w:rPr>
+        <w:t>Protection</w:t>
+      </w:r>
+      <w:proofErr w:type="spellEnd"/>
+      <w:r>
+        <w:rPr>
+          <w:rFonts w:ascii="Arial" w:hAnsi="Arial" w:cs="Arial"/>
+        </w:rPr>
+        <w:t>)</w:t>
       </w:r>
     </w:p>
     <w:p>
@@ -25740,7 +27653,21 @@
         <w:rPr>
           <w:rFonts w:ascii="Arial" w:hAnsi="Arial" w:cs="Arial"/>
         </w:rPr>
-        <w:t> No documentado (BitLocker, LUKS, VeraCrypt)</w:t>
+        <w:t xml:space="preserve"> No documentado (BitLocker, LUKS, </w:t>
+      </w:r>
+      <w:proofErr w:type="spellStart"/>
+      <w:r>
+        <w:rPr>
+          <w:rFonts w:ascii="Arial" w:hAnsi="Arial" w:cs="Arial"/>
+        </w:rPr>
+        <w:t>VeraCrypt</w:t>
+      </w:r>
+      <w:proofErr w:type="spellEnd"/>
+      <w:r>
+        <w:rPr>
+          <w:rFonts w:ascii="Arial" w:hAnsi="Arial" w:cs="Arial"/>
+        </w:rPr>
+        <w:t>)</w:t>
       </w:r>
     </w:p>
     <w:p>
@@ -26871,11 +28798,19 @@
                 <w:rFonts w:ascii="Arial" w:hAnsi="Arial" w:cs="Arial"/>
               </w:rPr>
             </w:pPr>
-            <w:r>
-              <w:rPr>
-                <w:rFonts w:ascii="Arial" w:hAnsi="Arial" w:cs="Arial"/>
-              </w:rPr>
-              <w:t>Ransomware dirigido al sector salud</w:t>
+            <w:proofErr w:type="spellStart"/>
+            <w:r>
+              <w:rPr>
+                <w:rFonts w:ascii="Arial" w:hAnsi="Arial" w:cs="Arial"/>
+              </w:rPr>
+              <w:t>Ransomware</w:t>
+            </w:r>
+            <w:proofErr w:type="spellEnd"/>
+            <w:r>
+              <w:rPr>
+                <w:rFonts w:ascii="Arial" w:hAnsi="Arial" w:cs="Arial"/>
+              </w:rPr>
+              <w:t xml:space="preserve"> dirigido al sector salud</w:t>
             </w:r>
           </w:p>
         </w:tc>
@@ -27126,13 +29061,47 @@
                 <w:lang w:val="en-US"/>
               </w:rPr>
             </w:pPr>
+            <w:proofErr w:type="spellStart"/>
             <w:r>
               <w:rPr>
                 <w:rFonts w:ascii="Arial" w:hAnsi="Arial" w:cs="Arial"/>
                 <w:lang w:val="en-US"/>
               </w:rPr>
-              <w:t>Ataque Man-in-the-Middle (MitM) en red WiFi</w:t>
-            </w:r>
+              <w:t>Ataque</w:t>
+            </w:r>
+            <w:proofErr w:type="spellEnd"/>
+            <w:r>
+              <w:rPr>
+                <w:rFonts w:ascii="Arial" w:hAnsi="Arial" w:cs="Arial"/>
+                <w:lang w:val="en-US"/>
+              </w:rPr>
+              <w:t xml:space="preserve"> Man-in-the-Middle (MitM) </w:t>
+            </w:r>
+            <w:proofErr w:type="spellStart"/>
+            <w:r>
+              <w:rPr>
+                <w:rFonts w:ascii="Arial" w:hAnsi="Arial" w:cs="Arial"/>
+                <w:lang w:val="en-US"/>
+              </w:rPr>
+              <w:t>en</w:t>
+            </w:r>
+            <w:proofErr w:type="spellEnd"/>
+            <w:r>
+              <w:rPr>
+                <w:rFonts w:ascii="Arial" w:hAnsi="Arial" w:cs="Arial"/>
+                <w:lang w:val="en-US"/>
+              </w:rPr>
+              <w:t xml:space="preserve"> red </w:t>
+            </w:r>
+            <w:proofErr w:type="spellStart"/>
+            <w:r>
+              <w:rPr>
+                <w:rFonts w:ascii="Arial" w:hAnsi="Arial" w:cs="Arial"/>
+                <w:lang w:val="en-US"/>
+              </w:rPr>
+              <w:t>WiFi</w:t>
+            </w:r>
+            <w:proofErr w:type="spellEnd"/>
           </w:p>
         </w:tc>
         <w:tc>
@@ -27150,7 +29119,35 @@
               <w:rPr>
                 <w:rFonts w:ascii="Arial" w:hAnsi="Arial" w:cs="Arial"/>
               </w:rPr>
-              <w:t>Interceptación de tráfico inalámbrico mediante sniffing pasivo de comunicaciones en áreas con dependencia WiFi.</w:t>
+              <w:t xml:space="preserve">Interceptación de tráfico inalámbrico mediante </w:t>
+            </w:r>
+            <w:proofErr w:type="spellStart"/>
+            <w:r>
+              <w:rPr>
+                <w:rFonts w:ascii="Arial" w:hAnsi="Arial" w:cs="Arial"/>
+              </w:rPr>
+              <w:t>sniffing</w:t>
+            </w:r>
+            <w:proofErr w:type="spellEnd"/>
+            <w:r>
+              <w:rPr>
+                <w:rFonts w:ascii="Arial" w:hAnsi="Arial" w:cs="Arial"/>
+              </w:rPr>
+              <w:t xml:space="preserve"> pasivo de comunicaciones en áreas con dependencia </w:t>
+            </w:r>
+            <w:proofErr w:type="spellStart"/>
+            <w:r>
+              <w:rPr>
+                <w:rFonts w:ascii="Arial" w:hAnsi="Arial" w:cs="Arial"/>
+              </w:rPr>
+              <w:t>WiFi</w:t>
+            </w:r>
+            <w:proofErr w:type="spellEnd"/>
+            <w:r>
+              <w:rPr>
+                <w:rFonts w:ascii="Arial" w:hAnsi="Arial" w:cs="Arial"/>
+              </w:rPr>
+              <w:t>.</w:t>
             </w:r>
           </w:p>
         </w:tc>
@@ -27258,12 +29255,21 @@
                 <w:lang w:val="en-US"/>
               </w:rPr>
             </w:pPr>
+            <w:proofErr w:type="spellStart"/>
             <w:r>
               <w:rPr>
                 <w:rFonts w:ascii="Arial" w:hAnsi="Arial" w:cs="Arial"/>
                 <w:lang w:val="en-US"/>
               </w:rPr>
-              <w:t>Tormenta de broadcast (Broadcast Storm)</w:t>
+              <w:t>Tormenta</w:t>
+            </w:r>
+            <w:proofErr w:type="spellEnd"/>
+            <w:r>
+              <w:rPr>
+                <w:rFonts w:ascii="Arial" w:hAnsi="Arial" w:cs="Arial"/>
+                <w:lang w:val="en-US"/>
+              </w:rPr>
+              <w:t xml:space="preserve"> de broadcast (Broadcast Storm)</w:t>
             </w:r>
           </w:p>
         </w:tc>
@@ -27776,7 +29782,21 @@
               <w:rPr>
                 <w:rFonts w:ascii="Arial" w:hAnsi="Arial" w:cs="Arial"/>
               </w:rPr>
-              <w:t>Exposición involuntaria de datos por uso de WiFi no seguro</w:t>
+              <w:t xml:space="preserve">Exposición involuntaria de datos por uso de </w:t>
+            </w:r>
+            <w:proofErr w:type="spellStart"/>
+            <w:r>
+              <w:rPr>
+                <w:rFonts w:ascii="Arial" w:hAnsi="Arial" w:cs="Arial"/>
+              </w:rPr>
+              <w:t>WiFi</w:t>
+            </w:r>
+            <w:proofErr w:type="spellEnd"/>
+            <w:r>
+              <w:rPr>
+                <w:rFonts w:ascii="Arial" w:hAnsi="Arial" w:cs="Arial"/>
+              </w:rPr>
+              <w:t xml:space="preserve"> no seguro</w:t>
             </w:r>
           </w:p>
         </w:tc>
@@ -28343,12 +30363,14 @@
                 <w:rFonts w:ascii="Arial" w:hAnsi="Arial" w:cs="Arial"/>
               </w:rPr>
             </w:pPr>
+            <w:proofErr w:type="spellStart"/>
             <w:r>
               <w:rPr>
                 <w:rFonts w:ascii="Arial" w:hAnsi="Arial" w:cs="Arial"/>
               </w:rPr>
               <w:t>Explotabilidad</w:t>
             </w:r>
+            <w:proofErr w:type="spellEnd"/>
           </w:p>
         </w:tc>
       </w:tr>
@@ -28413,7 +30435,21 @@
               <w:rPr>
                 <w:rFonts w:ascii="Arial" w:hAnsi="Arial" w:cs="Arial"/>
               </w:rPr>
-              <w:t>Obsolescencia tecnológica severa de switches Fast Ethernet (100 Mbps)</w:t>
+              <w:t xml:space="preserve">Obsolescencia tecnológica severa de switches </w:t>
+            </w:r>
+            <w:proofErr w:type="spellStart"/>
+            <w:r>
+              <w:rPr>
+                <w:rFonts w:ascii="Arial" w:hAnsi="Arial" w:cs="Arial"/>
+              </w:rPr>
+              <w:t>Fast</w:t>
+            </w:r>
+            <w:proofErr w:type="spellEnd"/>
+            <w:r>
+              <w:rPr>
+                <w:rFonts w:ascii="Arial" w:hAnsi="Arial" w:cs="Arial"/>
+              </w:rPr>
+              <w:t xml:space="preserve"> Ethernet (100 Mbps)</w:t>
             </w:r>
           </w:p>
         </w:tc>
@@ -28432,7 +30468,35 @@
               <w:rPr>
                 <w:rFonts w:ascii="Arial" w:hAnsi="Arial" w:cs="Arial"/>
               </w:rPr>
-              <w:t>Dos switches de 24 puertos no administrables operan a 100 Mbps, velocidad 10 veces inferior al estándar Gigabit actual. Carecen de soporte para VLANs, QoS, seguridad de puertos y administración remota.</w:t>
+              <w:t xml:space="preserve">Dos switches de 24 puertos no administrables operan a 100 Mbps, velocidad 10 veces inferior al estándar Gigabit actual. Carecen de soporte para </w:t>
+            </w:r>
+            <w:proofErr w:type="spellStart"/>
+            <w:r>
+              <w:rPr>
+                <w:rFonts w:ascii="Arial" w:hAnsi="Arial" w:cs="Arial"/>
+              </w:rPr>
+              <w:t>VLANs</w:t>
+            </w:r>
+            <w:proofErr w:type="spellEnd"/>
+            <w:r>
+              <w:rPr>
+                <w:rFonts w:ascii="Arial" w:hAnsi="Arial" w:cs="Arial"/>
+              </w:rPr>
+              <w:t xml:space="preserve">, </w:t>
+            </w:r>
+            <w:proofErr w:type="spellStart"/>
+            <w:r>
+              <w:rPr>
+                <w:rFonts w:ascii="Arial" w:hAnsi="Arial" w:cs="Arial"/>
+              </w:rPr>
+              <w:t>QoS</w:t>
+            </w:r>
+            <w:proofErr w:type="spellEnd"/>
+            <w:r>
+              <w:rPr>
+                <w:rFonts w:ascii="Arial" w:hAnsi="Arial" w:cs="Arial"/>
+              </w:rPr>
+              <w:t>, seguridad de puertos y administración remota.</w:t>
             </w:r>
           </w:p>
         </w:tc>
@@ -28727,7 +30791,21 @@
               <w:rPr>
                 <w:rFonts w:ascii="Arial" w:hAnsi="Arial" w:cs="Arial"/>
               </w:rPr>
-              <w:t>Toda la red LAN depende de un único switch Fast Ethernet en Dirección, sin equipo de respaldo disponible para reemplazo inmediato en caso de fallo.</w:t>
+              <w:t xml:space="preserve">Toda la red LAN depende de un único switch </w:t>
+            </w:r>
+            <w:proofErr w:type="spellStart"/>
+            <w:r>
+              <w:rPr>
+                <w:rFonts w:ascii="Arial" w:hAnsi="Arial" w:cs="Arial"/>
+              </w:rPr>
+              <w:t>Fast</w:t>
+            </w:r>
+            <w:proofErr w:type="spellEnd"/>
+            <w:r>
+              <w:rPr>
+                <w:rFonts w:ascii="Arial" w:hAnsi="Arial" w:cs="Arial"/>
+              </w:rPr>
+              <w:t xml:space="preserve"> Ethernet en Dirección, sin equipo de respaldo disponible para reemplazo inmediato en caso de fallo.</w:t>
             </w:r>
           </w:p>
         </w:tc>
@@ -29293,8 +31371,58 @@
               <w:rPr>
                 <w:rFonts w:ascii="Arial" w:hAnsi="Arial" w:cs="Arial"/>
               </w:rPr>
-              <w:t>Ausencia de patch panels y patch cords</w:t>
-            </w:r>
+              <w:t xml:space="preserve">Ausencia de </w:t>
+            </w:r>
+            <w:proofErr w:type="spellStart"/>
+            <w:r>
+              <w:rPr>
+                <w:rFonts w:ascii="Arial" w:hAnsi="Arial" w:cs="Arial"/>
+              </w:rPr>
+              <w:t>patch</w:t>
+            </w:r>
+            <w:proofErr w:type="spellEnd"/>
+            <w:r>
+              <w:rPr>
+                <w:rFonts w:ascii="Arial" w:hAnsi="Arial" w:cs="Arial"/>
+              </w:rPr>
+              <w:t xml:space="preserve"> </w:t>
+            </w:r>
+            <w:proofErr w:type="spellStart"/>
+            <w:r>
+              <w:rPr>
+                <w:rFonts w:ascii="Arial" w:hAnsi="Arial" w:cs="Arial"/>
+              </w:rPr>
+              <w:t>panels</w:t>
+            </w:r>
+            <w:proofErr w:type="spellEnd"/>
+            <w:r>
+              <w:rPr>
+                <w:rFonts w:ascii="Arial" w:hAnsi="Arial" w:cs="Arial"/>
+              </w:rPr>
+              <w:t xml:space="preserve"> y </w:t>
+            </w:r>
+            <w:proofErr w:type="spellStart"/>
+            <w:r>
+              <w:rPr>
+                <w:rFonts w:ascii="Arial" w:hAnsi="Arial" w:cs="Arial"/>
+              </w:rPr>
+              <w:t>patch</w:t>
+            </w:r>
+            <w:proofErr w:type="spellEnd"/>
+            <w:r>
+              <w:rPr>
+                <w:rFonts w:ascii="Arial" w:hAnsi="Arial" w:cs="Arial"/>
+              </w:rPr>
+              <w:t xml:space="preserve"> </w:t>
+            </w:r>
+            <w:proofErr w:type="spellStart"/>
+            <w:r>
+              <w:rPr>
+                <w:rFonts w:ascii="Arial" w:hAnsi="Arial" w:cs="Arial"/>
+              </w:rPr>
+              <w:t>cords</w:t>
+            </w:r>
+            <w:proofErr w:type="spellEnd"/>
           </w:p>
         </w:tc>
         <w:tc>
@@ -29734,7 +31862,21 @@
               <w:rPr>
                 <w:rFonts w:ascii="Arial" w:hAnsi="Arial" w:cs="Arial"/>
               </w:rPr>
-              <w:t>Dependencia WiFi en áreas críticas sin redundancia cableada</w:t>
+              <w:t xml:space="preserve">Dependencia </w:t>
+            </w:r>
+            <w:proofErr w:type="spellStart"/>
+            <w:r>
+              <w:rPr>
+                <w:rFonts w:ascii="Arial" w:hAnsi="Arial" w:cs="Arial"/>
+              </w:rPr>
+              <w:t>WiFi</w:t>
+            </w:r>
+            <w:proofErr w:type="spellEnd"/>
+            <w:r>
+              <w:rPr>
+                <w:rFonts w:ascii="Arial" w:hAnsi="Arial" w:cs="Arial"/>
+              </w:rPr>
+              <w:t xml:space="preserve"> en áreas críticas sin redundancia cableada</w:t>
             </w:r>
           </w:p>
         </w:tc>
@@ -29881,7 +32023,21 @@
               <w:rPr>
                 <w:rFonts w:ascii="Arial" w:hAnsi="Arial" w:cs="Arial"/>
               </w:rPr>
-              <w:t>Seguridad WiFi no documentada ni verificada</w:t>
+              <w:t xml:space="preserve">Seguridad </w:t>
+            </w:r>
+            <w:proofErr w:type="spellStart"/>
+            <w:r>
+              <w:rPr>
+                <w:rFonts w:ascii="Arial" w:hAnsi="Arial" w:cs="Arial"/>
+              </w:rPr>
+              <w:t>WiFi</w:t>
+            </w:r>
+            <w:proofErr w:type="spellEnd"/>
+            <w:r>
+              <w:rPr>
+                <w:rFonts w:ascii="Arial" w:hAnsi="Arial" w:cs="Arial"/>
+              </w:rPr>
+              <w:t xml:space="preserve"> no documentada ni verificada</w:t>
             </w:r>
           </w:p>
         </w:tc>
@@ -31513,7 +33669,21 @@
               <w:rPr>
                 <w:rFonts w:ascii="Arial" w:hAnsi="Arial" w:cs="Arial"/>
               </w:rPr>
-              <w:t>Switches obsoletos, falta de redundancia y dependencia WiFi en áreas críticas comprometen los requisitos de disponibilidad y oportunidad exigidos por la normativa de vigilancia epidemiológica.</w:t>
+              <w:t xml:space="preserve">Switches obsoletos, falta de redundancia y dependencia </w:t>
+            </w:r>
+            <w:proofErr w:type="spellStart"/>
+            <w:r>
+              <w:rPr>
+                <w:rFonts w:ascii="Arial" w:hAnsi="Arial" w:cs="Arial"/>
+              </w:rPr>
+              <w:t>WiFi</w:t>
+            </w:r>
+            <w:proofErr w:type="spellEnd"/>
+            <w:r>
+              <w:rPr>
+                <w:rFonts w:ascii="Arial" w:hAnsi="Arial" w:cs="Arial"/>
+              </w:rPr>
+              <w:t xml:space="preserve"> en áreas críticas comprometen los requisitos de disponibilidad y oportunidad exigidos por la normativa de vigilancia epidemiológica.</w:t>
             </w:r>
           </w:p>
         </w:tc>
@@ -32041,7 +34211,21 @@
               <w:rPr>
                 <w:rFonts w:ascii="Arial" w:hAnsi="Arial" w:cs="Arial"/>
               </w:rPr>
-              <w:t>A-RED-007: Ransomware dirigido al sector salud</w:t>
+              <w:t xml:space="preserve">A-RED-007: </w:t>
+            </w:r>
+            <w:proofErr w:type="spellStart"/>
+            <w:r>
+              <w:rPr>
+                <w:rFonts w:ascii="Arial" w:hAnsi="Arial" w:cs="Arial"/>
+              </w:rPr>
+              <w:t>Ransomware</w:t>
+            </w:r>
+            <w:proofErr w:type="spellEnd"/>
+            <w:r>
+              <w:rPr>
+                <w:rFonts w:ascii="Arial" w:hAnsi="Arial" w:cs="Arial"/>
+              </w:rPr>
+              <w:t xml:space="preserve"> dirigido al sector salud</w:t>
             </w:r>
           </w:p>
         </w:tc>
@@ -32083,13 +34267,45 @@
                 <w:b/>
                 <w:bCs/>
               </w:rPr>
-              <w:t>Cifrado de datos epidemiológicos por propagación de ransomware en red plana.</w:t>
-            </w:r>
-            <w:r>
-              <w:rPr>
-                <w:rFonts w:ascii="Arial" w:hAnsi="Arial" w:cs="Arial"/>
-              </w:rPr>
-              <w:t xml:space="preserve"> Un equipo en área de uso compartido (Varios 1, 2 o 3) es infectado mediante phishing. El ransomware se propaga sin restricciones a través de la red plana hacia Epidemiología y Banco Biológico, cifrando datos críticos del SISNIVEN. Sin segmentación VLAN, sin monitoreo y </w:t>
+              <w:t xml:space="preserve">Cifrado de datos epidemiológicos por propagación de </w:t>
+            </w:r>
+            <w:proofErr w:type="spellStart"/>
+            <w:r>
+              <w:rPr>
+                <w:rFonts w:ascii="Arial" w:hAnsi="Arial" w:cs="Arial"/>
+                <w:b/>
+                <w:bCs/>
+              </w:rPr>
+              <w:t>ransomware</w:t>
+            </w:r>
+            <w:proofErr w:type="spellEnd"/>
+            <w:r>
+              <w:rPr>
+                <w:rFonts w:ascii="Arial" w:hAnsi="Arial" w:cs="Arial"/>
+                <w:b/>
+                <w:bCs/>
+              </w:rPr>
+              <w:t xml:space="preserve"> en red plana.</w:t>
+            </w:r>
+            <w:r>
+              <w:rPr>
+                <w:rFonts w:ascii="Arial" w:hAnsi="Arial" w:cs="Arial"/>
+              </w:rPr>
+              <w:t xml:space="preserve"> Un equipo en área de uso compartido (Varios 1, 2 o 3) es infectado mediante phishing. El </w:t>
+            </w:r>
+            <w:proofErr w:type="spellStart"/>
+            <w:r>
+              <w:rPr>
+                <w:rFonts w:ascii="Arial" w:hAnsi="Arial" w:cs="Arial"/>
+              </w:rPr>
+              <w:t>ransomware</w:t>
+            </w:r>
+            <w:proofErr w:type="spellEnd"/>
+            <w:r>
+              <w:rPr>
+                <w:rFonts w:ascii="Arial" w:hAnsi="Arial" w:cs="Arial"/>
+              </w:rPr>
+              <w:t xml:space="preserve"> se propaga sin restricciones a través de la red plana hacia Epidemiología y Banco Biológico, cifrando datos críticos del SISNIVEN. Sin segmentación VLAN, sin monitoreo y </w:t>
             </w:r>
             <w:r>
               <w:rPr>
@@ -32402,8 +34618,49 @@
                 <w:rFonts w:ascii="Arial" w:hAnsi="Arial" w:cs="Arial"/>
                 <w:lang w:val="en-US"/>
               </w:rPr>
-              <w:t>A-RED-009: Ataque Man-in-the-Middle en red WiFi</w:t>
-            </w:r>
+              <w:t xml:space="preserve">A-RED-009: </w:t>
+            </w:r>
+            <w:proofErr w:type="spellStart"/>
+            <w:r>
+              <w:rPr>
+                <w:rFonts w:ascii="Arial" w:hAnsi="Arial" w:cs="Arial"/>
+                <w:lang w:val="en-US"/>
+              </w:rPr>
+              <w:t>Ataque</w:t>
+            </w:r>
+            <w:proofErr w:type="spellEnd"/>
+            <w:r>
+              <w:rPr>
+                <w:rFonts w:ascii="Arial" w:hAnsi="Arial" w:cs="Arial"/>
+                <w:lang w:val="en-US"/>
+              </w:rPr>
+              <w:t xml:space="preserve"> Man-in-the-Middle </w:t>
+            </w:r>
+            <w:proofErr w:type="spellStart"/>
+            <w:r>
+              <w:rPr>
+                <w:rFonts w:ascii="Arial" w:hAnsi="Arial" w:cs="Arial"/>
+                <w:lang w:val="en-US"/>
+              </w:rPr>
+              <w:t>en</w:t>
+            </w:r>
+            <w:proofErr w:type="spellEnd"/>
+            <w:r>
+              <w:rPr>
+                <w:rFonts w:ascii="Arial" w:hAnsi="Arial" w:cs="Arial"/>
+                <w:lang w:val="en-US"/>
+              </w:rPr>
+              <w:t xml:space="preserve"> red </w:t>
+            </w:r>
+            <w:proofErr w:type="spellStart"/>
+            <w:r>
+              <w:rPr>
+                <w:rFonts w:ascii="Arial" w:hAnsi="Arial" w:cs="Arial"/>
+                <w:lang w:val="en-US"/>
+              </w:rPr>
+              <w:t>WiFi</w:t>
+            </w:r>
+            <w:proofErr w:type="spellEnd"/>
           </w:p>
         </w:tc>
         <w:tc>
@@ -32444,7 +34701,25 @@
                 <w:b/>
                 <w:bCs/>
               </w:rPr>
-              <w:t>Interceptación de credenciales y datos epidemiológicos vía WiFi.</w:t>
+              <w:t xml:space="preserve">Interceptación de credenciales y datos epidemiológicos vía </w:t>
+            </w:r>
+            <w:proofErr w:type="spellStart"/>
+            <w:r>
+              <w:rPr>
+                <w:rFonts w:ascii="Arial" w:hAnsi="Arial" w:cs="Arial"/>
+                <w:b/>
+                <w:bCs/>
+              </w:rPr>
+              <w:t>WiFi</w:t>
+            </w:r>
+            <w:proofErr w:type="spellEnd"/>
+            <w:r>
+              <w:rPr>
+                <w:rFonts w:ascii="Arial" w:hAnsi="Arial" w:cs="Arial"/>
+                <w:b/>
+                <w:bCs/>
+              </w:rPr>
+              <w:t>.</w:t>
             </w:r>
             <w:r>
               <w:rPr>
@@ -32627,7 +34902,21 @@
               <w:rPr>
                 <w:rFonts w:ascii="Arial" w:hAnsi="Arial" w:cs="Arial"/>
               </w:rPr>
-              <w:t xml:space="preserve"> Una tarjeta de red defectuosa en cualquier equipo de la red plana genera una tormenta de broadcast que satura los switches Fast Ethernet, colapsando la conectividad de todas las áreas funcionales hasta que se identifique y </w:t>
+              <w:t xml:space="preserve"> Una tarjeta de red defectuosa en cualquier equipo de la red plana genera una tormenta de broadcast que satura los switches </w:t>
+            </w:r>
+            <w:proofErr w:type="spellStart"/>
+            <w:r>
+              <w:rPr>
+                <w:rFonts w:ascii="Arial" w:hAnsi="Arial" w:cs="Arial"/>
+              </w:rPr>
+              <w:t>Fast</w:t>
+            </w:r>
+            <w:proofErr w:type="spellEnd"/>
+            <w:r>
+              <w:rPr>
+                <w:rFonts w:ascii="Arial" w:hAnsi="Arial" w:cs="Arial"/>
+              </w:rPr>
+              <w:t xml:space="preserve"> Ethernet, colapsando la conectividad de todas las áreas funcionales hasta que se identifique y </w:t>
             </w:r>
             <w:r>
               <w:rPr>
@@ -32762,7 +35051,21 @@
               <w:rPr>
                 <w:rFonts w:ascii="Arial" w:hAnsi="Arial" w:cs="Arial"/>
               </w:rPr>
-              <w:t>A-RED-014: Exposición involuntaria de datos por WiFi no seguro</w:t>
+              <w:t xml:space="preserve">A-RED-014: Exposición involuntaria de datos por </w:t>
+            </w:r>
+            <w:proofErr w:type="spellStart"/>
+            <w:r>
+              <w:rPr>
+                <w:rFonts w:ascii="Arial" w:hAnsi="Arial" w:cs="Arial"/>
+              </w:rPr>
+              <w:t>WiFi</w:t>
+            </w:r>
+            <w:proofErr w:type="spellEnd"/>
+            <w:r>
+              <w:rPr>
+                <w:rFonts w:ascii="Arial" w:hAnsi="Arial" w:cs="Arial"/>
+              </w:rPr>
+              <w:t xml:space="preserve"> no seguro</w:t>
             </w:r>
           </w:p>
         </w:tc>
@@ -32804,7 +35107,25 @@
                 <w:b/>
                 <w:bCs/>
               </w:rPr>
-              <w:t>Transmisión de datos sensibles a través de red WiFi con cifrado débil.</w:t>
+              <w:t xml:space="preserve">Transmisión de datos sensibles a través de red </w:t>
+            </w:r>
+            <w:proofErr w:type="spellStart"/>
+            <w:r>
+              <w:rPr>
+                <w:rFonts w:ascii="Arial" w:hAnsi="Arial" w:cs="Arial"/>
+                <w:b/>
+                <w:bCs/>
+              </w:rPr>
+              <w:t>WiFi</w:t>
+            </w:r>
+            <w:proofErr w:type="spellEnd"/>
+            <w:r>
+              <w:rPr>
+                <w:rFonts w:ascii="Arial" w:hAnsi="Arial" w:cs="Arial"/>
+                <w:b/>
+                <w:bCs/>
+              </w:rPr>
+              <w:t xml:space="preserve"> con cifrado débil.</w:t>
             </w:r>
             <w:r>
               <w:rPr>
@@ -35815,14 +38136,42 @@
               <w:rPr>
                 <w:rFonts w:ascii="Arial" w:hAnsi="Arial" w:cs="Arial"/>
               </w:rPr>
-              <w:t xml:space="preserve">R-RED-001 (Colapso total de la LAN), R-RED-002 (Ransomware </w:t>
+              <w:t>R-RED-001 (Colapso total de la LAN), R-RED-002 (</w:t>
+            </w:r>
+            <w:proofErr w:type="spellStart"/>
+            <w:r>
+              <w:rPr>
+                <w:rFonts w:ascii="Arial" w:hAnsi="Arial" w:cs="Arial"/>
+              </w:rPr>
+              <w:t>Ransomware</w:t>
+            </w:r>
+            <w:proofErr w:type="spellEnd"/>
+            <w:r>
+              <w:rPr>
+                <w:rFonts w:ascii="Arial" w:hAnsi="Arial" w:cs="Arial"/>
+              </w:rPr>
+              <w:t xml:space="preserve"> </w:t>
             </w:r>
             <w:r>
               <w:rPr>
                 <w:rFonts w:ascii="Arial" w:hAnsi="Arial" w:cs="Arial"/>
               </w:rPr>
               <w:lastRenderedPageBreak/>
-              <w:t>propagado en red plana), R-RED-003 (Exfiltración de datos del Banco Biológico), R-RED-004 (Interceptación vía WiFi)</w:t>
+              <w:t xml:space="preserve">propagado en red plana), R-RED-003 (Exfiltración de datos del Banco Biológico), R-RED-004 (Interceptación vía </w:t>
+            </w:r>
+            <w:proofErr w:type="spellStart"/>
+            <w:r>
+              <w:rPr>
+                <w:rFonts w:ascii="Arial" w:hAnsi="Arial" w:cs="Arial"/>
+              </w:rPr>
+              <w:t>WiFi</w:t>
+            </w:r>
+            <w:proofErr w:type="spellEnd"/>
+            <w:r>
+              <w:rPr>
+                <w:rFonts w:ascii="Arial" w:hAnsi="Arial" w:cs="Arial"/>
+              </w:rPr>
+              <w:t>)</w:t>
             </w:r>
           </w:p>
         </w:tc>
@@ -35883,14 +38232,42 @@
               <w:rPr>
                 <w:rFonts w:ascii="Arial" w:hAnsi="Arial" w:cs="Arial"/>
               </w:rPr>
-              <w:t xml:space="preserve">Reemplazo prioritario de switches Fast Ethernet por </w:t>
+              <w:t xml:space="preserve">Reemplazo prioritario de switches </w:t>
+            </w:r>
+            <w:proofErr w:type="spellStart"/>
+            <w:r>
+              <w:rPr>
+                <w:rFonts w:ascii="Arial" w:hAnsi="Arial" w:cs="Arial"/>
+              </w:rPr>
+              <w:t>Fast</w:t>
+            </w:r>
+            <w:proofErr w:type="spellEnd"/>
+            <w:r>
+              <w:rPr>
+                <w:rFonts w:ascii="Arial" w:hAnsi="Arial" w:cs="Arial"/>
+              </w:rPr>
+              <w:t xml:space="preserve"> Ethernet por </w:t>
             </w:r>
             <w:r>
               <w:rPr>
                 <w:rFonts w:ascii="Arial" w:hAnsi="Arial" w:cs="Arial"/>
               </w:rPr>
               <w:lastRenderedPageBreak/>
-              <w:t>switches Gigabit administrables con soporte VLAN; configuración de segmentación VLAN para aislar áreas críticas; implementación de monitoreo básico de red; actualización de protocolos de seguridad WiFi a WPA3-Enterprise; respaldo de configuraciones de dispositivos de red.</w:t>
+              <w:t xml:space="preserve">switches Gigabit administrables con soporte VLAN; configuración de segmentación VLAN para aislar áreas críticas; implementación de monitoreo básico de red; actualización de protocolos de seguridad </w:t>
+            </w:r>
+            <w:proofErr w:type="spellStart"/>
+            <w:r>
+              <w:rPr>
+                <w:rFonts w:ascii="Arial" w:hAnsi="Arial" w:cs="Arial"/>
+              </w:rPr>
+              <w:t>WiFi</w:t>
+            </w:r>
+            <w:proofErr w:type="spellEnd"/>
+            <w:r>
+              <w:rPr>
+                <w:rFonts w:ascii="Arial" w:hAnsi="Arial" w:cs="Arial"/>
+              </w:rPr>
+              <w:t xml:space="preserve"> a WPA3-Enterprise; respaldo de configuraciones de dispositivos de red.</w:t>
             </w:r>
           </w:p>
         </w:tc>
@@ -35947,7 +38324,21 @@
               <w:rPr>
                 <w:rFonts w:ascii="Arial" w:hAnsi="Arial" w:cs="Arial"/>
               </w:rPr>
-              <w:t>R-RED-005 (Tormenta de broadcast), R-RED-006 (Datos sensibles por WiFi débil), R-RED-007 (Caída de switches por fallo de UPS), R-RED-008 (Fallo de switches por polvo volcánico), R-RED-009 (Daño a cableado expuesto), R-RED-010 (Fuga por conexiones privadas), R-RED-</w:t>
+              <w:t xml:space="preserve">R-RED-005 (Tormenta de broadcast), R-RED-006 (Datos sensibles por </w:t>
+            </w:r>
+            <w:proofErr w:type="spellStart"/>
+            <w:r>
+              <w:rPr>
+                <w:rFonts w:ascii="Arial" w:hAnsi="Arial" w:cs="Arial"/>
+              </w:rPr>
+              <w:t>WiFi</w:t>
+            </w:r>
+            <w:proofErr w:type="spellEnd"/>
+            <w:r>
+              <w:rPr>
+                <w:rFonts w:ascii="Arial" w:hAnsi="Arial" w:cs="Arial"/>
+              </w:rPr>
+              <w:t xml:space="preserve"> débil), R-RED-007 (Caída de switches por fallo de UPS), R-RED-008 (Fallo de switches por polvo volcánico), R-RED-009 (Daño a cableado expuesto), R-RED-010 (Fuga por conexiones privadas), R-RED-</w:t>
             </w:r>
             <w:r>
               <w:rPr>
@@ -36015,7 +38406,63 @@
               <w:rPr>
                 <w:rFonts w:ascii="Arial" w:hAnsi="Arial" w:cs="Arial"/>
               </w:rPr>
-              <w:t xml:space="preserve">Instalación de rack cerrado para switches en Dirección y Varios 1; programa de limpieza preventiva de equipos de comunicación; verificación periódica de autonomía de UPS; completar canaletas plásticas en las 10 áreas faltantes; instalar patch panels, rosetas y patch cords; </w:t>
+              <w:t xml:space="preserve">Instalación de rack cerrado para switches en Dirección y Varios 1; programa de limpieza preventiva de equipos de comunicación; verificación periódica de autonomía de UPS; completar canaletas plásticas en las 10 áreas faltantes; instalar </w:t>
+            </w:r>
+            <w:proofErr w:type="spellStart"/>
+            <w:r>
+              <w:rPr>
+                <w:rFonts w:ascii="Arial" w:hAnsi="Arial" w:cs="Arial"/>
+              </w:rPr>
+              <w:t>patch</w:t>
+            </w:r>
+            <w:proofErr w:type="spellEnd"/>
+            <w:r>
+              <w:rPr>
+                <w:rFonts w:ascii="Arial" w:hAnsi="Arial" w:cs="Arial"/>
+              </w:rPr>
+              <w:t xml:space="preserve"> </w:t>
+            </w:r>
+            <w:proofErr w:type="spellStart"/>
+            <w:r>
+              <w:rPr>
+                <w:rFonts w:ascii="Arial" w:hAnsi="Arial" w:cs="Arial"/>
+              </w:rPr>
+              <w:t>panels</w:t>
+            </w:r>
+            <w:proofErr w:type="spellEnd"/>
+            <w:r>
+              <w:rPr>
+                <w:rFonts w:ascii="Arial" w:hAnsi="Arial" w:cs="Arial"/>
+              </w:rPr>
+              <w:t xml:space="preserve">, rosetas y </w:t>
+            </w:r>
+            <w:proofErr w:type="spellStart"/>
+            <w:r>
+              <w:rPr>
+                <w:rFonts w:ascii="Arial" w:hAnsi="Arial" w:cs="Arial"/>
+              </w:rPr>
+              <w:t>patch</w:t>
+            </w:r>
+            <w:proofErr w:type="spellEnd"/>
+            <w:r>
+              <w:rPr>
+                <w:rFonts w:ascii="Arial" w:hAnsi="Arial" w:cs="Arial"/>
+              </w:rPr>
+              <w:t xml:space="preserve"> </w:t>
+            </w:r>
+            <w:proofErr w:type="spellStart"/>
+            <w:r>
+              <w:rPr>
+                <w:rFonts w:ascii="Arial" w:hAnsi="Arial" w:cs="Arial"/>
+              </w:rPr>
+              <w:t>cords</w:t>
+            </w:r>
+            <w:proofErr w:type="spellEnd"/>
+            <w:r>
+              <w:rPr>
+                <w:rFonts w:ascii="Arial" w:hAnsi="Arial" w:cs="Arial"/>
+              </w:rPr>
+              <w:t xml:space="preserve">; </w:t>
             </w:r>
             <w:r>
               <w:rPr>
@@ -36790,33 +39237,61 @@
               <w:rPr>
                 <w:rFonts w:ascii="Arial" w:hAnsi="Arial" w:cs="Arial"/>
               </w:rPr>
-              <w:t>Mantener stock de cables UTP pre-ponchados bajo norma T568A (mínimo 10 unidades de diferentes longitudes).</w:t>
-            </w:r>
-          </w:p>
-        </w:tc>
-        <w:tc>
-          <w:tcPr>
-            <w:tcW w:w="0" w:type="auto"/>
-            <w:tcMar>
-              <w:top w:w="150" w:type="dxa"/>
-              <w:left w:w="240" w:type="dxa"/>
-              <w:bottom w:w="150" w:type="dxa"/>
-              <w:right w:w="240" w:type="dxa"/>
-            </w:tcMar>
-            <w:vAlign w:val="center"/>
-            <w:hideMark/>
-          </w:tcPr>
-          <w:p>
-            <w:pPr>
-              <w:rPr>
-                <w:rFonts w:ascii="Arial" w:hAnsi="Arial" w:cs="Arial"/>
-              </w:rPr>
-            </w:pPr>
-            <w:r>
-              <w:rPr>
-                <w:rFonts w:ascii="Arial" w:hAnsi="Arial" w:cs="Arial"/>
-              </w:rPr>
-              <w:t>Identificar el tramo dañado; reemplazar el cable o, si el daño es en el conector, cortar y re-ponchar un nuevo RJ45.</w:t>
+              <w:t xml:space="preserve">Mantener stock de cables UTP </w:t>
+            </w:r>
+            <w:proofErr w:type="spellStart"/>
+            <w:r>
+              <w:rPr>
+                <w:rFonts w:ascii="Arial" w:hAnsi="Arial" w:cs="Arial"/>
+              </w:rPr>
+              <w:t>pre-ponchados</w:t>
+            </w:r>
+            <w:proofErr w:type="spellEnd"/>
+            <w:r>
+              <w:rPr>
+                <w:rFonts w:ascii="Arial" w:hAnsi="Arial" w:cs="Arial"/>
+              </w:rPr>
+              <w:t xml:space="preserve"> bajo norma T568A (mínimo 10 unidades de diferentes longitudes).</w:t>
+            </w:r>
+          </w:p>
+        </w:tc>
+        <w:tc>
+          <w:tcPr>
+            <w:tcW w:w="0" w:type="auto"/>
+            <w:tcMar>
+              <w:top w:w="150" w:type="dxa"/>
+              <w:left w:w="240" w:type="dxa"/>
+              <w:bottom w:w="150" w:type="dxa"/>
+              <w:right w:w="240" w:type="dxa"/>
+            </w:tcMar>
+            <w:vAlign w:val="center"/>
+            <w:hideMark/>
+          </w:tcPr>
+          <w:p>
+            <w:pPr>
+              <w:rPr>
+                <w:rFonts w:ascii="Arial" w:hAnsi="Arial" w:cs="Arial"/>
+              </w:rPr>
+            </w:pPr>
+            <w:r>
+              <w:rPr>
+                <w:rFonts w:ascii="Arial" w:hAnsi="Arial" w:cs="Arial"/>
+              </w:rPr>
+              <w:t xml:space="preserve">Identificar el tramo dañado; reemplazar el cable o, si el daño es en el conector, cortar y </w:t>
+            </w:r>
+            <w:proofErr w:type="spellStart"/>
+            <w:r>
+              <w:rPr>
+                <w:rFonts w:ascii="Arial" w:hAnsi="Arial" w:cs="Arial"/>
+              </w:rPr>
+              <w:t>re-ponchar</w:t>
+            </w:r>
+            <w:proofErr w:type="spellEnd"/>
+            <w:r>
+              <w:rPr>
+                <w:rFonts w:ascii="Arial" w:hAnsi="Arial" w:cs="Arial"/>
+              </w:rPr>
+              <w:t xml:space="preserve"> un nuevo RJ45.</w:t>
             </w:r>
           </w:p>
         </w:tc>
@@ -36980,14 +39455,32 @@
                 <w:b/>
                 <w:bCs/>
               </w:rPr>
-              <w:t xml:space="preserve">Caída de señal WiFi en Estadística o </w:t>
-            </w:r>
+              <w:t xml:space="preserve">Caída de señal </w:t>
+            </w:r>
+            <w:proofErr w:type="spellStart"/>
             <w:r>
               <w:rPr>
                 <w:rFonts w:ascii="Arial" w:hAnsi="Arial" w:cs="Arial"/>
                 <w:b/>
                 <w:bCs/>
               </w:rPr>
+              <w:t>WiFi</w:t>
+            </w:r>
+            <w:proofErr w:type="spellEnd"/>
+            <w:r>
+              <w:rPr>
+                <w:rFonts w:ascii="Arial" w:hAnsi="Arial" w:cs="Arial"/>
+                <w:b/>
+                <w:bCs/>
+              </w:rPr>
+              <w:t xml:space="preserve"> en Estadística o </w:t>
+            </w:r>
+            <w:r>
+              <w:rPr>
+                <w:rFonts w:ascii="Arial" w:hAnsi="Arial" w:cs="Arial"/>
+                <w:b/>
+                <w:bCs/>
+              </w:rPr>
               <w:lastRenderedPageBreak/>
               <w:t>Insumos Médicos</w:t>
             </w:r>
@@ -37023,7 +39516,21 @@
                 <w:rFonts w:ascii="Arial" w:hAnsi="Arial" w:cs="Arial"/>
               </w:rPr>
               <w:lastRenderedPageBreak/>
-              <w:t>principal en todas las áreas críticas; WiFi como respaldo.</w:t>
+              <w:t xml:space="preserve">principal en todas las áreas críticas; </w:t>
+            </w:r>
+            <w:proofErr w:type="spellStart"/>
+            <w:r>
+              <w:rPr>
+                <w:rFonts w:ascii="Arial" w:hAnsi="Arial" w:cs="Arial"/>
+              </w:rPr>
+              <w:t>WiFi</w:t>
+            </w:r>
+            <w:proofErr w:type="spellEnd"/>
+            <w:r>
+              <w:rPr>
+                <w:rFonts w:ascii="Arial" w:hAnsi="Arial" w:cs="Arial"/>
+              </w:rPr>
+              <w:t xml:space="preserve"> como respaldo.</w:t>
             </w:r>
           </w:p>
         </w:tc>
@@ -37230,59 +39737,105 @@
                 <w:b/>
                 <w:bCs/>
               </w:rPr>
-              <w:t>Fallo del router de borde (ISP)</w:t>
-            </w:r>
-          </w:p>
-        </w:tc>
-        <w:tc>
-          <w:tcPr>
-            <w:tcW w:w="0" w:type="auto"/>
-            <w:tcMar>
-              <w:top w:w="150" w:type="dxa"/>
-              <w:left w:w="240" w:type="dxa"/>
-              <w:bottom w:w="150" w:type="dxa"/>
-              <w:right w:w="240" w:type="dxa"/>
-            </w:tcMar>
-            <w:vAlign w:val="center"/>
-            <w:hideMark/>
-          </w:tcPr>
-          <w:p>
-            <w:pPr>
-              <w:rPr>
-                <w:rFonts w:ascii="Arial" w:hAnsi="Arial" w:cs="Arial"/>
-              </w:rPr>
-            </w:pPr>
-            <w:r>
-              <w:rPr>
-                <w:rFonts w:ascii="Arial" w:hAnsi="Arial" w:cs="Arial"/>
-              </w:rPr>
-              <w:t>Documentar la configuración del router; mantener contacto con el proveedor de Internet del MINSA; conocer el procedimiento de escalamiento.</w:t>
-            </w:r>
-          </w:p>
-        </w:tc>
-        <w:tc>
-          <w:tcPr>
-            <w:tcW w:w="0" w:type="auto"/>
-            <w:tcMar>
-              <w:top w:w="150" w:type="dxa"/>
-              <w:left w:w="240" w:type="dxa"/>
-              <w:bottom w:w="150" w:type="dxa"/>
-              <w:right w:w="240" w:type="dxa"/>
-            </w:tcMar>
-            <w:vAlign w:val="center"/>
-            <w:hideMark/>
-          </w:tcPr>
-          <w:p>
-            <w:pPr>
-              <w:rPr>
-                <w:rFonts w:ascii="Arial" w:hAnsi="Arial" w:cs="Arial"/>
-              </w:rPr>
-            </w:pPr>
-            <w:r>
-              <w:rPr>
-                <w:rFonts w:ascii="Arial" w:hAnsi="Arial" w:cs="Arial"/>
-              </w:rPr>
-              <w:t>Reportar la falla al ISP; si existe router de respaldo, activarlo; en caso contrario, esperar la intervención del proveedor.</w:t>
+              <w:t xml:space="preserve">Fallo del </w:t>
+            </w:r>
+            <w:proofErr w:type="spellStart"/>
+            <w:r>
+              <w:rPr>
+                <w:rFonts w:ascii="Arial" w:hAnsi="Arial" w:cs="Arial"/>
+                <w:b/>
+                <w:bCs/>
+              </w:rPr>
+              <w:t>router</w:t>
+            </w:r>
+            <w:proofErr w:type="spellEnd"/>
+            <w:r>
+              <w:rPr>
+                <w:rFonts w:ascii="Arial" w:hAnsi="Arial" w:cs="Arial"/>
+                <w:b/>
+                <w:bCs/>
+              </w:rPr>
+              <w:t xml:space="preserve"> de borde (ISP)</w:t>
+            </w:r>
+          </w:p>
+        </w:tc>
+        <w:tc>
+          <w:tcPr>
+            <w:tcW w:w="0" w:type="auto"/>
+            <w:tcMar>
+              <w:top w:w="150" w:type="dxa"/>
+              <w:left w:w="240" w:type="dxa"/>
+              <w:bottom w:w="150" w:type="dxa"/>
+              <w:right w:w="240" w:type="dxa"/>
+            </w:tcMar>
+            <w:vAlign w:val="center"/>
+            <w:hideMark/>
+          </w:tcPr>
+          <w:p>
+            <w:pPr>
+              <w:rPr>
+                <w:rFonts w:ascii="Arial" w:hAnsi="Arial" w:cs="Arial"/>
+              </w:rPr>
+            </w:pPr>
+            <w:r>
+              <w:rPr>
+                <w:rFonts w:ascii="Arial" w:hAnsi="Arial" w:cs="Arial"/>
+              </w:rPr>
+              <w:t xml:space="preserve">Documentar la configuración del </w:t>
+            </w:r>
+            <w:proofErr w:type="spellStart"/>
+            <w:r>
+              <w:rPr>
+                <w:rFonts w:ascii="Arial" w:hAnsi="Arial" w:cs="Arial"/>
+              </w:rPr>
+              <w:t>router</w:t>
+            </w:r>
+            <w:proofErr w:type="spellEnd"/>
+            <w:r>
+              <w:rPr>
+                <w:rFonts w:ascii="Arial" w:hAnsi="Arial" w:cs="Arial"/>
+              </w:rPr>
+              <w:t>; mantener contacto con el proveedor de Internet del MINSA; conocer el procedimiento de escalamiento.</w:t>
+            </w:r>
+          </w:p>
+        </w:tc>
+        <w:tc>
+          <w:tcPr>
+            <w:tcW w:w="0" w:type="auto"/>
+            <w:tcMar>
+              <w:top w:w="150" w:type="dxa"/>
+              <w:left w:w="240" w:type="dxa"/>
+              <w:bottom w:w="150" w:type="dxa"/>
+              <w:right w:w="240" w:type="dxa"/>
+            </w:tcMar>
+            <w:vAlign w:val="center"/>
+            <w:hideMark/>
+          </w:tcPr>
+          <w:p>
+            <w:pPr>
+              <w:rPr>
+                <w:rFonts w:ascii="Arial" w:hAnsi="Arial" w:cs="Arial"/>
+              </w:rPr>
+            </w:pPr>
+            <w:r>
+              <w:rPr>
+                <w:rFonts w:ascii="Arial" w:hAnsi="Arial" w:cs="Arial"/>
+              </w:rPr>
+              <w:t xml:space="preserve">Reportar la falla al ISP; si existe </w:t>
+            </w:r>
+            <w:proofErr w:type="spellStart"/>
+            <w:r>
+              <w:rPr>
+                <w:rFonts w:ascii="Arial" w:hAnsi="Arial" w:cs="Arial"/>
+              </w:rPr>
+              <w:t>router</w:t>
+            </w:r>
+            <w:proofErr w:type="spellEnd"/>
+            <w:r>
+              <w:rPr>
+                <w:rFonts w:ascii="Arial" w:hAnsi="Arial" w:cs="Arial"/>
+              </w:rPr>
+              <w:t xml:space="preserve"> de respaldo, activarlo; en caso contrario, esperar la intervención del proveedor.</w:t>
             </w:r>
           </w:p>
         </w:tc>
@@ -37644,7 +40197,21 @@
               <w:rPr>
                 <w:rFonts w:ascii="Arial" w:hAnsi="Arial" w:cs="Arial"/>
               </w:rPr>
-              <w:t> (Lic. Gardenio Miranda)</w:t>
+              <w:t xml:space="preserve"> (Lic. </w:t>
+            </w:r>
+            <w:proofErr w:type="spellStart"/>
+            <w:r>
+              <w:rPr>
+                <w:rFonts w:ascii="Arial" w:hAnsi="Arial" w:cs="Arial"/>
+              </w:rPr>
+              <w:t>Gardenio</w:t>
+            </w:r>
+            <w:proofErr w:type="spellEnd"/>
+            <w:r>
+              <w:rPr>
+                <w:rFonts w:ascii="Arial" w:hAnsi="Arial" w:cs="Arial"/>
+              </w:rPr>
+              <w:t xml:space="preserve"> Miranda)</w:t>
             </w:r>
           </w:p>
         </w:tc>
@@ -37735,7 +40302,21 @@
               <w:rPr>
                 <w:rFonts w:ascii="Arial" w:hAnsi="Arial" w:cs="Arial"/>
               </w:rPr>
-              <w:t xml:space="preserve">Implementar y mantener los controles técnicos de la red: segmentación VLAN, monitoreo de tráfico, seguridad de puertos, actualización de firmware de switches y APs; documentar y respaldar las configuraciones de todos los dispositivos de red; gestionar los incidentes de conectividad; ejecutar el plan de continuidad de la red; realizar el </w:t>
+              <w:t xml:space="preserve">Implementar y mantener los controles técnicos de la red: segmentación VLAN, monitoreo de tráfico, seguridad de puertos, actualización de firmware de switches y </w:t>
+            </w:r>
+            <w:proofErr w:type="spellStart"/>
+            <w:r>
+              <w:rPr>
+                <w:rFonts w:ascii="Arial" w:hAnsi="Arial" w:cs="Arial"/>
+              </w:rPr>
+              <w:t>APs</w:t>
+            </w:r>
+            <w:proofErr w:type="spellEnd"/>
+            <w:r>
+              <w:rPr>
+                <w:rFonts w:ascii="Arial" w:hAnsi="Arial" w:cs="Arial"/>
+              </w:rPr>
+              <w:t xml:space="preserve">; documentar y respaldar las configuraciones de todos los dispositivos de red; gestionar los incidentes de conectividad; ejecutar el plan de continuidad de la red; realizar el </w:t>
             </w:r>
             <w:r>
               <w:rPr>
@@ -37782,7 +40363,35 @@
               <w:rPr>
                 <w:rFonts w:ascii="Arial" w:hAnsi="Arial" w:cs="Arial"/>
               </w:rPr>
-              <w:t> (Lic. Genory Ticay López)</w:t>
+              <w:t xml:space="preserve"> (Lic. </w:t>
+            </w:r>
+            <w:proofErr w:type="spellStart"/>
+            <w:r>
+              <w:rPr>
+                <w:rFonts w:ascii="Arial" w:hAnsi="Arial" w:cs="Arial"/>
+              </w:rPr>
+              <w:t>Genory</w:t>
+            </w:r>
+            <w:proofErr w:type="spellEnd"/>
+            <w:r>
+              <w:rPr>
+                <w:rFonts w:ascii="Arial" w:hAnsi="Arial" w:cs="Arial"/>
+              </w:rPr>
+              <w:t xml:space="preserve"> </w:t>
+            </w:r>
+            <w:proofErr w:type="spellStart"/>
+            <w:r>
+              <w:rPr>
+                <w:rFonts w:ascii="Arial" w:hAnsi="Arial" w:cs="Arial"/>
+              </w:rPr>
+              <w:t>Ticay</w:t>
+            </w:r>
+            <w:proofErr w:type="spellEnd"/>
+            <w:r>
+              <w:rPr>
+                <w:rFonts w:ascii="Arial" w:hAnsi="Arial" w:cs="Arial"/>
+              </w:rPr>
+              <w:t xml:space="preserve"> López)</w:t>
             </w:r>
           </w:p>
         </w:tc>
@@ -37873,7 +40482,21 @@
               <w:rPr>
                 <w:rFonts w:ascii="Arial" w:hAnsi="Arial" w:cs="Arial"/>
               </w:rPr>
-              <w:t>Informar sobre problemas de intermitencia o caída de la señal WiFi durante los procesos críticos de consolidación de datos; colaborar en la migración de sus equipos a conexión cableada cuando se implemente.</w:t>
+              <w:t xml:space="preserve">Informar sobre problemas de intermitencia o caída de la señal </w:t>
+            </w:r>
+            <w:proofErr w:type="spellStart"/>
+            <w:r>
+              <w:rPr>
+                <w:rFonts w:ascii="Arial" w:hAnsi="Arial" w:cs="Arial"/>
+              </w:rPr>
+              <w:t>WiFi</w:t>
+            </w:r>
+            <w:proofErr w:type="spellEnd"/>
+            <w:r>
+              <w:rPr>
+                <w:rFonts w:ascii="Arial" w:hAnsi="Arial" w:cs="Arial"/>
+              </w:rPr>
+              <w:t xml:space="preserve"> durante los procesos críticos de consolidación de datos; colaborar en la migración de sus equipos a conexión cableada cuando se implemente.</w:t>
             </w:r>
           </w:p>
         </w:tc>
@@ -38042,7 +40665,21 @@
               <w:rPr>
                 <w:rFonts w:ascii="Arial" w:hAnsi="Arial" w:cs="Arial"/>
               </w:rPr>
-              <w:t> (Lic. Mirna Editsa Ruiz)</w:t>
+              <w:t xml:space="preserve"> (Lic. Mirna </w:t>
+            </w:r>
+            <w:proofErr w:type="spellStart"/>
+            <w:r>
+              <w:rPr>
+                <w:rFonts w:ascii="Arial" w:hAnsi="Arial" w:cs="Arial"/>
+              </w:rPr>
+              <w:t>Editsa</w:t>
+            </w:r>
+            <w:proofErr w:type="spellEnd"/>
+            <w:r>
+              <w:rPr>
+                <w:rFonts w:ascii="Arial" w:hAnsi="Arial" w:cs="Arial"/>
+              </w:rPr>
+              <w:t xml:space="preserve"> Ruiz)</w:t>
             </w:r>
           </w:p>
         </w:tc>
@@ -38135,7 +40772,21 @@
               <w:rPr>
                 <w:rFonts w:ascii="Arial" w:hAnsi="Arial" w:cs="Arial"/>
               </w:rPr>
-              <w:t>Cumplir con las políticas de uso aceptable de la red; no conectar dispositivos no autorizados a los puertos de red ni a la red WiFi corporativa; reportar de inmediato cualquier incidente de seguridad o fallo de conectividad al Administrador de Red; participar en las capacitaciones de concienciación en ciberseguridad.</w:t>
+              <w:t xml:space="preserve">Cumplir con las políticas de uso aceptable de la red; no conectar dispositivos no autorizados a los puertos de red ni a la red </w:t>
+            </w:r>
+            <w:proofErr w:type="spellStart"/>
+            <w:r>
+              <w:rPr>
+                <w:rFonts w:ascii="Arial" w:hAnsi="Arial" w:cs="Arial"/>
+              </w:rPr>
+              <w:t>WiFi</w:t>
+            </w:r>
+            <w:proofErr w:type="spellEnd"/>
+            <w:r>
+              <w:rPr>
+                <w:rFonts w:ascii="Arial" w:hAnsi="Arial" w:cs="Arial"/>
+              </w:rPr>
+              <w:t xml:space="preserve"> corporativa; reportar de inmediato cualquier incidente de seguridad o fallo de conectividad al Administrador de Red; participar en las capacitaciones de concienciación en ciberseguridad.</w:t>
             </w:r>
           </w:p>
         </w:tc>
@@ -38200,6 +40851,1826 @@
         </w:tc>
       </w:tr>
     </w:tbl>
+    <w:p>
+      <w:pPr>
+        <w:rPr>
+          <w:rFonts w:ascii="Arial" w:hAnsi="Arial" w:cs="Arial"/>
+        </w:rPr>
+      </w:pPr>
+    </w:p>
+    <w:p>
+      <w:pPr>
+        <w:rPr>
+          <w:rFonts w:ascii="Arial" w:hAnsi="Arial" w:cs="Arial"/>
+        </w:rPr>
+      </w:pPr>
+    </w:p>
+    <w:p>
+      <w:pPr>
+        <w:rPr>
+          <w:rFonts w:ascii="Arial" w:hAnsi="Arial" w:cs="Arial"/>
+        </w:rPr>
+        <w:sectPr>
+          <w:pgSz w:w="12240" w:h="15840"/>
+          <w:pgMar w:top="1440" w:right="1440" w:bottom="1440" w:left="1440" w:header="720" w:footer="720" w:gutter="0"/>
+          <w:cols w:space="720"/>
+          <w:docGrid w:linePitch="360"/>
+        </w:sectPr>
+      </w:pPr>
+      <w:r>
+        <w:rPr>
+          <w:rFonts w:ascii="Arial" w:hAnsi="Arial" w:cs="Arial"/>
+        </w:rPr>
+        <w:br w:type="page"/>
+      </w:r>
+    </w:p>
+    <w:p>
+      <w:pPr>
+        <w:rPr>
+          <w:rFonts w:ascii="Arial" w:hAnsi="Arial" w:cs="Arial"/>
+        </w:rPr>
+      </w:pPr>
+    </w:p>
+    <w:p>
+      <w:pPr>
+        <w:pStyle w:val="Prrafodelista"/>
+        <w:numPr>
+          <w:ilvl w:val="0"/>
+          <w:numId w:val="27"/>
+        </w:numPr>
+        <w:jc w:val="center"/>
+        <w:rPr>
+          <w:rFonts w:ascii="Arial" w:hAnsi="Arial" w:cs="Arial"/>
+          <w:b/>
+          <w:bCs/>
+        </w:rPr>
+      </w:pPr>
+      <w:r>
+        <w:rPr>
+          <w:rFonts w:ascii="Arial" w:hAnsi="Arial" w:cs="Arial"/>
+          <w:b/>
+          <w:bCs/>
+        </w:rPr>
+        <w:t>TRABAJO DE AUDITORÍA PLAN DE AUDITORÍA</w:t>
+      </w:r>
+    </w:p>
+    <w:p>
+      <w:pPr>
+        <w:rPr>
+          <w:rFonts w:ascii="Arial" w:hAnsi="Arial" w:cs="Arial"/>
+          <w:b/>
+          <w:bCs/>
+        </w:rPr>
+      </w:pPr>
+    </w:p>
+    <w:p>
+      <w:pPr>
+        <w:rPr>
+          <w:rFonts w:ascii="Arial" w:hAnsi="Arial" w:cs="Arial"/>
+          <w:b/>
+          <w:bCs/>
+        </w:rPr>
+      </w:pPr>
+    </w:p>
+    <w:p>
+      <w:pPr>
+        <w:rPr>
+          <w:rFonts w:ascii="Arial" w:hAnsi="Arial" w:cs="Arial"/>
+          <w:b/>
+          <w:bCs/>
+        </w:rPr>
+      </w:pPr>
+      <w:r>
+        <w:rPr>
+          <w:rFonts w:ascii="Arial" w:hAnsi="Arial" w:cs="Arial"/>
+          <w:b/>
+          <w:bCs/>
+        </w:rPr>
+        <w:t xml:space="preserve">10.1 </w:t>
+      </w:r>
+      <w:r>
+        <w:rPr>
+          <w:rFonts w:ascii="Arial" w:hAnsi="Arial" w:cs="Arial"/>
+          <w:b/>
+          <w:bCs/>
+        </w:rPr>
+        <w:t>PLANIFICACION - ETAPAS DE DESARROLLO</w:t>
+      </w:r>
+    </w:p>
+    <w:p>
+      <w:pPr>
+        <w:rPr>
+          <w:rFonts w:ascii="Arial" w:hAnsi="Arial" w:cs="Arial"/>
+        </w:rPr>
+      </w:pPr>
+    </w:p>
+    <w:p>
+      <w:pPr>
+        <w:rPr>
+          <w:rFonts w:ascii="Arial" w:hAnsi="Arial" w:cs="Arial"/>
+        </w:rPr>
+      </w:pPr>
+    </w:p>
+    <w:tbl>
+      <w:tblPr>
+        <w:tblW w:w="15120" w:type="dxa"/>
+        <w:tblInd w:w="-995" w:type="dxa"/>
+        <w:tblBorders>
+          <w:top w:val="single" w:sz="4" w:space="0" w:color="auto"/>
+          <w:left w:val="single" w:sz="4" w:space="0" w:color="auto"/>
+          <w:bottom w:val="single" w:sz="4" w:space="0" w:color="auto"/>
+          <w:right w:val="single" w:sz="4" w:space="0" w:color="auto"/>
+          <w:insideH w:val="single" w:sz="4" w:space="0" w:color="auto"/>
+          <w:insideV w:val="single" w:sz="4" w:space="0" w:color="auto"/>
+        </w:tblBorders>
+        <w:tblLayout w:type="fixed"/>
+        <w:tblCellMar>
+          <w:top w:w="15" w:type="dxa"/>
+          <w:left w:w="15" w:type="dxa"/>
+          <w:bottom w:w="15" w:type="dxa"/>
+          <w:right w:w="15" w:type="dxa"/>
+        </w:tblCellMar>
+        <w:tblLook w:val="04A0" w:firstRow="1" w:lastRow="0" w:firstColumn="1" w:lastColumn="0" w:noHBand="0" w:noVBand="1"/>
+      </w:tblPr>
+      <w:tblGrid>
+        <w:gridCol w:w="1800"/>
+        <w:gridCol w:w="1980"/>
+        <w:gridCol w:w="2430"/>
+        <w:gridCol w:w="2610"/>
+        <w:gridCol w:w="6300"/>
+      </w:tblGrid>
+      <w:tr>
+        <w:trPr>
+          <w:tblHeader/>
+        </w:trPr>
+        <w:tc>
+          <w:tcPr>
+            <w:tcW w:w="1800" w:type="dxa"/>
+            <w:tcMar>
+              <w:top w:w="150" w:type="dxa"/>
+              <w:left w:w="0" w:type="dxa"/>
+              <w:bottom w:w="150" w:type="dxa"/>
+              <w:right w:w="240" w:type="dxa"/>
+            </w:tcMar>
+            <w:vAlign w:val="center"/>
+            <w:hideMark/>
+          </w:tcPr>
+          <w:p>
+            <w:pPr>
+              <w:rPr>
+                <w:rFonts w:ascii="Arial" w:hAnsi="Arial" w:cs="Arial"/>
+              </w:rPr>
+            </w:pPr>
+            <w:r>
+              <w:rPr>
+                <w:rFonts w:ascii="Arial" w:hAnsi="Arial" w:cs="Arial"/>
+              </w:rPr>
+              <w:t>Fase</w:t>
+            </w:r>
+          </w:p>
+        </w:tc>
+        <w:tc>
+          <w:tcPr>
+            <w:tcW w:w="1980" w:type="dxa"/>
+            <w:tcMar>
+              <w:top w:w="150" w:type="dxa"/>
+              <w:left w:w="240" w:type="dxa"/>
+              <w:bottom w:w="150" w:type="dxa"/>
+              <w:right w:w="240" w:type="dxa"/>
+            </w:tcMar>
+            <w:vAlign w:val="center"/>
+            <w:hideMark/>
+          </w:tcPr>
+          <w:p>
+            <w:pPr>
+              <w:rPr>
+                <w:rFonts w:ascii="Arial" w:hAnsi="Arial" w:cs="Arial"/>
+              </w:rPr>
+            </w:pPr>
+            <w:r>
+              <w:rPr>
+                <w:rFonts w:ascii="Arial" w:hAnsi="Arial" w:cs="Arial"/>
+              </w:rPr>
+              <w:t>Objetivo</w:t>
+            </w:r>
+          </w:p>
+        </w:tc>
+        <w:tc>
+          <w:tcPr>
+            <w:tcW w:w="2430" w:type="dxa"/>
+            <w:tcMar>
+              <w:top w:w="150" w:type="dxa"/>
+              <w:left w:w="240" w:type="dxa"/>
+              <w:bottom w:w="150" w:type="dxa"/>
+              <w:right w:w="240" w:type="dxa"/>
+            </w:tcMar>
+            <w:vAlign w:val="center"/>
+            <w:hideMark/>
+          </w:tcPr>
+          <w:p>
+            <w:pPr>
+              <w:rPr>
+                <w:rFonts w:ascii="Arial" w:hAnsi="Arial" w:cs="Arial"/>
+              </w:rPr>
+            </w:pPr>
+            <w:r>
+              <w:rPr>
+                <w:rFonts w:ascii="Arial" w:hAnsi="Arial" w:cs="Arial"/>
+              </w:rPr>
+              <w:t>Actividades Principales</w:t>
+            </w:r>
+          </w:p>
+        </w:tc>
+        <w:tc>
+          <w:tcPr>
+            <w:tcW w:w="2610" w:type="dxa"/>
+            <w:tcMar>
+              <w:top w:w="150" w:type="dxa"/>
+              <w:left w:w="240" w:type="dxa"/>
+              <w:bottom w:w="150" w:type="dxa"/>
+              <w:right w:w="240" w:type="dxa"/>
+            </w:tcMar>
+            <w:vAlign w:val="center"/>
+            <w:hideMark/>
+          </w:tcPr>
+          <w:p>
+            <w:pPr>
+              <w:rPr>
+                <w:rFonts w:ascii="Arial" w:hAnsi="Arial" w:cs="Arial"/>
+              </w:rPr>
+            </w:pPr>
+            <w:r>
+              <w:rPr>
+                <w:rFonts w:ascii="Arial" w:hAnsi="Arial" w:cs="Arial"/>
+              </w:rPr>
+              <w:t>Responsables</w:t>
+            </w:r>
+          </w:p>
+        </w:tc>
+        <w:tc>
+          <w:tcPr>
+            <w:tcW w:w="6300" w:type="dxa"/>
+            <w:tcMar>
+              <w:top w:w="150" w:type="dxa"/>
+              <w:left w:w="240" w:type="dxa"/>
+              <w:bottom w:w="150" w:type="dxa"/>
+              <w:right w:w="240" w:type="dxa"/>
+            </w:tcMar>
+            <w:vAlign w:val="center"/>
+            <w:hideMark/>
+          </w:tcPr>
+          <w:p>
+            <w:pPr>
+              <w:rPr>
+                <w:rFonts w:ascii="Arial" w:hAnsi="Arial" w:cs="Arial"/>
+              </w:rPr>
+            </w:pPr>
+            <w:r>
+              <w:rPr>
+                <w:rFonts w:ascii="Arial" w:hAnsi="Arial" w:cs="Arial"/>
+              </w:rPr>
+              <w:t>Perfil del Auditor</w:t>
+            </w:r>
+          </w:p>
+        </w:tc>
+      </w:tr>
+      <w:tr>
+        <w:tc>
+          <w:tcPr>
+            <w:tcW w:w="1800" w:type="dxa"/>
+            <w:tcMar>
+              <w:top w:w="150" w:type="dxa"/>
+              <w:left w:w="0" w:type="dxa"/>
+              <w:bottom w:w="150" w:type="dxa"/>
+              <w:right w:w="240" w:type="dxa"/>
+            </w:tcMar>
+            <w:vAlign w:val="center"/>
+            <w:hideMark/>
+          </w:tcPr>
+          <w:p>
+            <w:pPr>
+              <w:rPr>
+                <w:rFonts w:ascii="Arial" w:hAnsi="Arial" w:cs="Arial"/>
+              </w:rPr>
+            </w:pPr>
+            <w:r>
+              <w:rPr>
+                <w:rFonts w:ascii="Arial" w:hAnsi="Arial" w:cs="Arial"/>
+                <w:b/>
+                <w:bCs/>
+              </w:rPr>
+              <w:t>I. Planificación</w:t>
+            </w:r>
+          </w:p>
+        </w:tc>
+        <w:tc>
+          <w:tcPr>
+            <w:tcW w:w="1980" w:type="dxa"/>
+            <w:tcMar>
+              <w:top w:w="150" w:type="dxa"/>
+              <w:left w:w="240" w:type="dxa"/>
+              <w:bottom w:w="150" w:type="dxa"/>
+              <w:right w:w="240" w:type="dxa"/>
+            </w:tcMar>
+            <w:vAlign w:val="center"/>
+            <w:hideMark/>
+          </w:tcPr>
+          <w:p>
+            <w:pPr>
+              <w:rPr>
+                <w:rFonts w:ascii="Arial" w:hAnsi="Arial" w:cs="Arial"/>
+              </w:rPr>
+            </w:pPr>
+            <w:r>
+              <w:rPr>
+                <w:rFonts w:ascii="Arial" w:hAnsi="Arial" w:cs="Arial"/>
+              </w:rPr>
+              <w:t>Establecer las bases técnicas y organizativas para una auditoría eficiente de la infraestructura de red del SILAIS - Sede Masaya.</w:t>
+            </w:r>
+          </w:p>
+        </w:tc>
+        <w:tc>
+          <w:tcPr>
+            <w:tcW w:w="2430" w:type="dxa"/>
+            <w:tcMar>
+              <w:top w:w="150" w:type="dxa"/>
+              <w:left w:w="240" w:type="dxa"/>
+              <w:bottom w:w="150" w:type="dxa"/>
+              <w:right w:w="240" w:type="dxa"/>
+            </w:tcMar>
+            <w:vAlign w:val="center"/>
+            <w:hideMark/>
+          </w:tcPr>
+          <w:p>
+            <w:pPr>
+              <w:rPr>
+                <w:rFonts w:ascii="Arial" w:hAnsi="Arial" w:cs="Arial"/>
+              </w:rPr>
+            </w:pPr>
+            <w:r>
+              <w:rPr>
+                <w:rFonts w:ascii="Arial" w:hAnsi="Arial" w:cs="Arial"/>
+              </w:rPr>
+              <w:t xml:space="preserve">- Reunión inicial con la Dirección General (Dr. Silvio Navarro) y Responsable de Planificación (Lic. </w:t>
+            </w:r>
+            <w:proofErr w:type="spellStart"/>
+            <w:r>
+              <w:rPr>
+                <w:rFonts w:ascii="Arial" w:hAnsi="Arial" w:cs="Arial"/>
+              </w:rPr>
+              <w:t>Gardenio</w:t>
+            </w:r>
+            <w:proofErr w:type="spellEnd"/>
+            <w:r>
+              <w:rPr>
+                <w:rFonts w:ascii="Arial" w:hAnsi="Arial" w:cs="Arial"/>
+              </w:rPr>
+              <w:t xml:space="preserve"> Miranda) para conocer la organización y los procesos que dependen de la red. - Definir alcance, objetivos </w:t>
+            </w:r>
+            <w:r>
+              <w:rPr>
+                <w:rFonts w:ascii="Arial" w:hAnsi="Arial" w:cs="Arial"/>
+              </w:rPr>
+              <w:lastRenderedPageBreak/>
+              <w:t>y criterios de auditoría de red (infraestructura física y arquitectura lógica). - Elaborar cronograma de trabajo detallado. - Revisión de documentación inicial de red (políticas de seguridad de red, diagramas de topología, configuraciones de switches, si existen). - Diseño de instrumentos de auditoría de red (</w:t>
+            </w:r>
+            <w:proofErr w:type="spellStart"/>
+            <w:r>
+              <w:rPr>
+                <w:rFonts w:ascii="Arial" w:hAnsi="Arial" w:cs="Arial"/>
+              </w:rPr>
+              <w:t>checklists</w:t>
+            </w:r>
+            <w:proofErr w:type="spellEnd"/>
+            <w:r>
+              <w:rPr>
+                <w:rFonts w:ascii="Arial" w:hAnsi="Arial" w:cs="Arial"/>
+              </w:rPr>
+              <w:t xml:space="preserve"> de inspección física de red, </w:t>
+            </w:r>
+            <w:proofErr w:type="spellStart"/>
+            <w:r>
+              <w:rPr>
+                <w:rFonts w:ascii="Arial" w:hAnsi="Arial" w:cs="Arial"/>
+              </w:rPr>
+              <w:t>checklists</w:t>
+            </w:r>
+            <w:proofErr w:type="spellEnd"/>
+            <w:r>
+              <w:rPr>
+                <w:rFonts w:ascii="Arial" w:hAnsi="Arial" w:cs="Arial"/>
+              </w:rPr>
+              <w:t xml:space="preserve"> de pruebas </w:t>
+            </w:r>
+            <w:r>
+              <w:rPr>
+                <w:rFonts w:ascii="Arial" w:hAnsi="Arial" w:cs="Arial"/>
+              </w:rPr>
+              <w:lastRenderedPageBreak/>
+              <w:t>lógicas, cuestionario para responsables de áreas críticas). - Coordinación logística con el SILAIS para acceso a las 14 áreas funcionales y a los dispositivos de comunicación. - Reunión de apertura formal con la Dirección y responsables de área.</w:t>
+            </w:r>
+          </w:p>
+        </w:tc>
+        <w:tc>
+          <w:tcPr>
+            <w:tcW w:w="2610" w:type="dxa"/>
+            <w:tcMar>
+              <w:top w:w="150" w:type="dxa"/>
+              <w:left w:w="240" w:type="dxa"/>
+              <w:bottom w:w="150" w:type="dxa"/>
+              <w:right w:w="240" w:type="dxa"/>
+            </w:tcMar>
+            <w:vAlign w:val="center"/>
+            <w:hideMark/>
+          </w:tcPr>
+          <w:p>
+            <w:pPr>
+              <w:rPr>
+                <w:rFonts w:ascii="Arial" w:hAnsi="Arial" w:cs="Arial"/>
+              </w:rPr>
+            </w:pPr>
+            <w:r>
+              <w:rPr>
+                <w:rFonts w:ascii="Arial" w:hAnsi="Arial" w:cs="Arial"/>
+              </w:rPr>
+              <w:lastRenderedPageBreak/>
+              <w:t>Coordinador General de Auditoría Asistente de Auditoría</w:t>
+            </w:r>
+          </w:p>
+        </w:tc>
+        <w:tc>
+          <w:tcPr>
+            <w:tcW w:w="6300" w:type="dxa"/>
+            <w:tcMar>
+              <w:top w:w="150" w:type="dxa"/>
+              <w:left w:w="240" w:type="dxa"/>
+              <w:bottom w:w="150" w:type="dxa"/>
+              <w:right w:w="0" w:type="dxa"/>
+            </w:tcMar>
+            <w:vAlign w:val="center"/>
+            <w:hideMark/>
+          </w:tcPr>
+          <w:p>
+            <w:pPr>
+              <w:rPr>
+                <w:rFonts w:ascii="Arial" w:hAnsi="Arial" w:cs="Arial"/>
+              </w:rPr>
+            </w:pPr>
+            <w:r>
+              <w:rPr>
+                <w:rFonts w:ascii="Arial" w:hAnsi="Arial" w:cs="Arial"/>
+              </w:rPr>
+              <w:t>Profesionales con experiencia en auditoría de infraestructura de telecomunicaciones en entidades de salud pública, estándares ISO/IEC 27001 (A.11 y A.13), estándares ANSI/TIA/EIA, marco COBIT 2019, gestión documental y planificación de auditorías. Liderazgo, comunicación asertiva y capacidad de coordinación con personal sanitario son clave.</w:t>
+            </w:r>
+          </w:p>
+        </w:tc>
+      </w:tr>
+      <w:tr>
+        <w:tc>
+          <w:tcPr>
+            <w:tcW w:w="1800" w:type="dxa"/>
+            <w:tcMar>
+              <w:top w:w="150" w:type="dxa"/>
+              <w:left w:w="0" w:type="dxa"/>
+              <w:bottom w:w="150" w:type="dxa"/>
+              <w:right w:w="240" w:type="dxa"/>
+            </w:tcMar>
+            <w:vAlign w:val="center"/>
+            <w:hideMark/>
+          </w:tcPr>
+          <w:p>
+            <w:pPr>
+              <w:rPr>
+                <w:rFonts w:ascii="Arial" w:hAnsi="Arial" w:cs="Arial"/>
+              </w:rPr>
+            </w:pPr>
+            <w:r>
+              <w:rPr>
+                <w:rFonts w:ascii="Arial" w:hAnsi="Arial" w:cs="Arial"/>
+                <w:b/>
+                <w:bCs/>
+              </w:rPr>
+              <w:lastRenderedPageBreak/>
+              <w:t>II. Ejecución del Trabajo de Campo</w:t>
+            </w:r>
+          </w:p>
+        </w:tc>
+        <w:tc>
+          <w:tcPr>
+            <w:tcW w:w="1980" w:type="dxa"/>
+            <w:tcMar>
+              <w:top w:w="150" w:type="dxa"/>
+              <w:left w:w="240" w:type="dxa"/>
+              <w:bottom w:w="150" w:type="dxa"/>
+              <w:right w:w="240" w:type="dxa"/>
+            </w:tcMar>
+            <w:vAlign w:val="center"/>
+            <w:hideMark/>
+          </w:tcPr>
+          <w:p>
+            <w:pPr>
+              <w:rPr>
+                <w:rFonts w:ascii="Arial" w:hAnsi="Arial" w:cs="Arial"/>
+              </w:rPr>
+            </w:pPr>
+            <w:r>
+              <w:rPr>
+                <w:rFonts w:ascii="Arial" w:hAnsi="Arial" w:cs="Arial"/>
+              </w:rPr>
+              <w:t xml:space="preserve">Obtener evidencia objetiva del estado de la infraestructura de red </w:t>
+            </w:r>
+            <w:r>
+              <w:rPr>
+                <w:rFonts w:ascii="Arial" w:hAnsi="Arial" w:cs="Arial"/>
+              </w:rPr>
+              <w:lastRenderedPageBreak/>
+              <w:t>(capa física y capa lógica), así como de la gestión administrativa de la red en el SILAIS.</w:t>
+            </w:r>
+          </w:p>
+        </w:tc>
+        <w:tc>
+          <w:tcPr>
+            <w:tcW w:w="2430" w:type="dxa"/>
+            <w:tcMar>
+              <w:top w:w="150" w:type="dxa"/>
+              <w:left w:w="240" w:type="dxa"/>
+              <w:bottom w:w="150" w:type="dxa"/>
+              <w:right w:w="240" w:type="dxa"/>
+            </w:tcMar>
+            <w:vAlign w:val="center"/>
+            <w:hideMark/>
+          </w:tcPr>
+          <w:p>
+            <w:pPr>
+              <w:rPr>
+                <w:rFonts w:ascii="Arial" w:hAnsi="Arial" w:cs="Arial"/>
+              </w:rPr>
+            </w:pPr>
+            <w:r>
+              <w:rPr>
+                <w:rFonts w:ascii="Arial" w:hAnsi="Arial" w:cs="Arial"/>
+                <w:b/>
+                <w:bCs/>
+              </w:rPr>
+              <w:lastRenderedPageBreak/>
+              <w:t>Auditoría de Infraestructura Física de Red:</w:t>
+            </w:r>
+            <w:r>
+              <w:rPr>
+                <w:rFonts w:ascii="Arial" w:hAnsi="Arial" w:cs="Arial"/>
+              </w:rPr>
+              <w:t xml:space="preserve"> - Inspección física del nodo de comunicaciones </w:t>
+            </w:r>
+            <w:r>
+              <w:rPr>
+                <w:rFonts w:ascii="Arial" w:hAnsi="Arial" w:cs="Arial"/>
+              </w:rPr>
+              <w:lastRenderedPageBreak/>
+              <w:t xml:space="preserve">en Dirección (Switch Principal </w:t>
+            </w:r>
+            <w:proofErr w:type="spellStart"/>
+            <w:r>
+              <w:rPr>
+                <w:rFonts w:ascii="Arial" w:hAnsi="Arial" w:cs="Arial"/>
+              </w:rPr>
+              <w:t>Fast</w:t>
+            </w:r>
+            <w:proofErr w:type="spellEnd"/>
+            <w:r>
+              <w:rPr>
+                <w:rFonts w:ascii="Arial" w:hAnsi="Arial" w:cs="Arial"/>
+              </w:rPr>
+              <w:t xml:space="preserve"> Ethernet de 24 puertos, UPS, condiciones físicas del área, ausencia de rack). - Inspección física del punto de distribución secundario en Varios 1 (Switch Secundario </w:t>
+            </w:r>
+            <w:proofErr w:type="spellStart"/>
+            <w:r>
+              <w:rPr>
+                <w:rFonts w:ascii="Arial" w:hAnsi="Arial" w:cs="Arial"/>
+              </w:rPr>
+              <w:t>Fast</w:t>
+            </w:r>
+            <w:proofErr w:type="spellEnd"/>
+            <w:r>
+              <w:rPr>
+                <w:rFonts w:ascii="Arial" w:hAnsi="Arial" w:cs="Arial"/>
+              </w:rPr>
+              <w:t xml:space="preserve"> Ethernet de 24 puertos, UPS, condiciones del área). - Inspección de cableado horizontal en las 14 áreas funcionales (verificación de </w:t>
+            </w:r>
+            <w:r>
+              <w:rPr>
+                <w:rFonts w:ascii="Arial" w:hAnsi="Arial" w:cs="Arial"/>
+              </w:rPr>
+              <w:lastRenderedPageBreak/>
+              <w:t xml:space="preserve">categoría de cableado, canaletas plásticas presentes solo en 4 áreas, ausencia de rosetas, ausencia de </w:t>
+            </w:r>
+            <w:proofErr w:type="spellStart"/>
+            <w:r>
+              <w:rPr>
+                <w:rFonts w:ascii="Arial" w:hAnsi="Arial" w:cs="Arial"/>
+              </w:rPr>
+              <w:t>patch</w:t>
+            </w:r>
+            <w:proofErr w:type="spellEnd"/>
+            <w:r>
+              <w:rPr>
+                <w:rFonts w:ascii="Arial" w:hAnsi="Arial" w:cs="Arial"/>
+              </w:rPr>
+              <w:t xml:space="preserve"> </w:t>
+            </w:r>
+            <w:proofErr w:type="spellStart"/>
+            <w:r>
+              <w:rPr>
+                <w:rFonts w:ascii="Arial" w:hAnsi="Arial" w:cs="Arial"/>
+              </w:rPr>
+              <w:t>panels</w:t>
+            </w:r>
+            <w:proofErr w:type="spellEnd"/>
+            <w:r>
+              <w:rPr>
+                <w:rFonts w:ascii="Arial" w:hAnsi="Arial" w:cs="Arial"/>
+              </w:rPr>
+              <w:t xml:space="preserve">, ausencia de </w:t>
+            </w:r>
+            <w:proofErr w:type="spellStart"/>
+            <w:r>
+              <w:rPr>
+                <w:rFonts w:ascii="Arial" w:hAnsi="Arial" w:cs="Arial"/>
+              </w:rPr>
+              <w:t>patch</w:t>
+            </w:r>
+            <w:proofErr w:type="spellEnd"/>
+            <w:r>
+              <w:rPr>
+                <w:rFonts w:ascii="Arial" w:hAnsi="Arial" w:cs="Arial"/>
+              </w:rPr>
+              <w:t xml:space="preserve"> </w:t>
+            </w:r>
+            <w:proofErr w:type="spellStart"/>
+            <w:r>
+              <w:rPr>
+                <w:rFonts w:ascii="Arial" w:hAnsi="Arial" w:cs="Arial"/>
+              </w:rPr>
+              <w:t>cords</w:t>
+            </w:r>
+            <w:proofErr w:type="spellEnd"/>
+            <w:r>
+              <w:rPr>
+                <w:rFonts w:ascii="Arial" w:hAnsi="Arial" w:cs="Arial"/>
+              </w:rPr>
+              <w:t xml:space="preserve">, etiquetado). - Verificación de norma de ponchado T568A en muestra representativa de conectores RJ45. - Pruebas de continuidad con cable </w:t>
+            </w:r>
+            <w:proofErr w:type="spellStart"/>
+            <w:r>
+              <w:rPr>
+                <w:rFonts w:ascii="Arial" w:hAnsi="Arial" w:cs="Arial"/>
+              </w:rPr>
+              <w:t>tester</w:t>
+            </w:r>
+            <w:proofErr w:type="spellEnd"/>
+            <w:r>
+              <w:rPr>
+                <w:rFonts w:ascii="Arial" w:hAnsi="Arial" w:cs="Arial"/>
+              </w:rPr>
+              <w:t xml:space="preserve"> en puntos de red de áreas críticas (Epidemiología, Estadística, </w:t>
+            </w:r>
+            <w:r>
+              <w:rPr>
+                <w:rFonts w:ascii="Arial" w:hAnsi="Arial" w:cs="Arial"/>
+              </w:rPr>
+              <w:lastRenderedPageBreak/>
+              <w:t>Banco Biológico, Contabilidad). </w:t>
+            </w:r>
+            <w:r>
+              <w:rPr>
+                <w:rFonts w:ascii="Arial" w:hAnsi="Arial" w:cs="Arial"/>
+                <w:b/>
+                <w:bCs/>
+              </w:rPr>
+              <w:t>Auditoría de Arquitectura Lógica y Seguridad de Red:</w:t>
+            </w:r>
+            <w:r>
+              <w:rPr>
+                <w:rFonts w:ascii="Arial" w:hAnsi="Arial" w:cs="Arial"/>
+              </w:rPr>
+              <w:t xml:space="preserve"> - Pruebas lógicas de red (velocidad de negociación de enlace limitada a 100 Mbps por switches </w:t>
+            </w:r>
+            <w:proofErr w:type="spellStart"/>
+            <w:r>
+              <w:rPr>
+                <w:rFonts w:ascii="Arial" w:hAnsi="Arial" w:cs="Arial"/>
+              </w:rPr>
+              <w:t>Fast</w:t>
+            </w:r>
+            <w:proofErr w:type="spellEnd"/>
+            <w:r>
+              <w:rPr>
+                <w:rFonts w:ascii="Arial" w:hAnsi="Arial" w:cs="Arial"/>
+              </w:rPr>
+              <w:t xml:space="preserve"> Ethernet, asignación DHCP, dominio de broadcast único por red plana, conectividad sin restricciones entre áreas). - Verificación de segmentación de red (ausencia de </w:t>
+            </w:r>
+            <w:proofErr w:type="spellStart"/>
+            <w:r>
+              <w:rPr>
+                <w:rFonts w:ascii="Arial" w:hAnsi="Arial" w:cs="Arial"/>
+              </w:rPr>
+              <w:lastRenderedPageBreak/>
+              <w:t>VLANs</w:t>
+            </w:r>
+            <w:proofErr w:type="spellEnd"/>
+            <w:r>
+              <w:rPr>
+                <w:rFonts w:ascii="Arial" w:hAnsi="Arial" w:cs="Arial"/>
+              </w:rPr>
+              <w:t xml:space="preserve"> documentada, confirmación de red plana). - Evaluación de seguridad de red inalámbrica en áreas críticas (Estadística, Contabilidad, Insumos Médicos, Enfermería, RRHH): protocolo de cifrado, autenticación, intensidad de señal. - Verificación de conexiones privadas en Sindicato, SNC y Transporte (tipo de conexión, proveedor, </w:t>
+            </w:r>
+            <w:r>
+              <w:rPr>
+                <w:rFonts w:ascii="Arial" w:hAnsi="Arial" w:cs="Arial"/>
+              </w:rPr>
+              <w:lastRenderedPageBreak/>
+              <w:t>medidas de seguridad). </w:t>
+            </w:r>
+            <w:r>
+              <w:rPr>
+                <w:rFonts w:ascii="Arial" w:hAnsi="Arial" w:cs="Arial"/>
+                <w:b/>
+                <w:bCs/>
+              </w:rPr>
+              <w:t>Gestión Administrativa de la Red:</w:t>
+            </w:r>
+            <w:r>
+              <w:rPr>
+                <w:rFonts w:ascii="Arial" w:hAnsi="Arial" w:cs="Arial"/>
+              </w:rPr>
+              <w:t xml:space="preserve"> - Entrevistas estructuradas a responsables de áreas críticas: Epidemiología (Lic. </w:t>
+            </w:r>
+            <w:proofErr w:type="spellStart"/>
+            <w:r>
+              <w:rPr>
+                <w:rFonts w:ascii="Arial" w:hAnsi="Arial" w:cs="Arial"/>
+              </w:rPr>
+              <w:t>Genory</w:t>
+            </w:r>
+            <w:proofErr w:type="spellEnd"/>
+            <w:r>
+              <w:rPr>
+                <w:rFonts w:ascii="Arial" w:hAnsi="Arial" w:cs="Arial"/>
+              </w:rPr>
+              <w:t xml:space="preserve"> </w:t>
+            </w:r>
+            <w:proofErr w:type="spellStart"/>
+            <w:r>
+              <w:rPr>
+                <w:rFonts w:ascii="Arial" w:hAnsi="Arial" w:cs="Arial"/>
+              </w:rPr>
+              <w:t>Ticay</w:t>
+            </w:r>
+            <w:proofErr w:type="spellEnd"/>
+            <w:r>
+              <w:rPr>
+                <w:rFonts w:ascii="Arial" w:hAnsi="Arial" w:cs="Arial"/>
+              </w:rPr>
+              <w:t xml:space="preserve"> López), Estadística (Lic. Alexander Valle López), Insumos Médicos (Lic. Raymundo García), Planificación (Lic. </w:t>
+            </w:r>
+            <w:proofErr w:type="spellStart"/>
+            <w:r>
+              <w:rPr>
+                <w:rFonts w:ascii="Arial" w:hAnsi="Arial" w:cs="Arial"/>
+              </w:rPr>
+              <w:t>Gardenio</w:t>
+            </w:r>
+            <w:proofErr w:type="spellEnd"/>
+            <w:r>
+              <w:rPr>
+                <w:rFonts w:ascii="Arial" w:hAnsi="Arial" w:cs="Arial"/>
+              </w:rPr>
+              <w:t xml:space="preserve"> Miranda). - Revisión documental de políticas de red, </w:t>
+            </w:r>
+            <w:r>
+              <w:rPr>
+                <w:rFonts w:ascii="Arial" w:hAnsi="Arial" w:cs="Arial"/>
+              </w:rPr>
+              <w:lastRenderedPageBreak/>
+              <w:t>inventarios de activos de red, registros de incidentes de conectividad. - Verificación de existencia de plan de continuidad para la red y documentación de configuraciones. </w:t>
+            </w:r>
+            <w:r>
+              <w:rPr>
+                <w:rFonts w:ascii="Arial" w:hAnsi="Arial" w:cs="Arial"/>
+                <w:b/>
+                <w:bCs/>
+              </w:rPr>
+              <w:t>Registro de Evidencias:</w:t>
+            </w:r>
+            <w:r>
+              <w:rPr>
+                <w:rFonts w:ascii="Arial" w:hAnsi="Arial" w:cs="Arial"/>
+              </w:rPr>
+              <w:t> - Registro fotográfico indexado de hallazgos en todas las áreas.</w:t>
+            </w:r>
+          </w:p>
+        </w:tc>
+        <w:tc>
+          <w:tcPr>
+            <w:tcW w:w="2610" w:type="dxa"/>
+            <w:tcMar>
+              <w:top w:w="150" w:type="dxa"/>
+              <w:left w:w="240" w:type="dxa"/>
+              <w:bottom w:w="150" w:type="dxa"/>
+              <w:right w:w="240" w:type="dxa"/>
+            </w:tcMar>
+            <w:vAlign w:val="center"/>
+            <w:hideMark/>
+          </w:tcPr>
+          <w:p>
+            <w:pPr>
+              <w:rPr>
+                <w:rFonts w:ascii="Arial" w:hAnsi="Arial" w:cs="Arial"/>
+              </w:rPr>
+            </w:pPr>
+            <w:r>
+              <w:rPr>
+                <w:rFonts w:ascii="Arial" w:hAnsi="Arial" w:cs="Arial"/>
+              </w:rPr>
+              <w:lastRenderedPageBreak/>
+              <w:t>Auditor de Redes Asistente de Auditoría Auditor Auxiliar</w:t>
+            </w:r>
+          </w:p>
+        </w:tc>
+        <w:tc>
+          <w:tcPr>
+            <w:tcW w:w="6300" w:type="dxa"/>
+            <w:tcMar>
+              <w:top w:w="150" w:type="dxa"/>
+              <w:left w:w="240" w:type="dxa"/>
+              <w:bottom w:w="150" w:type="dxa"/>
+              <w:right w:w="0" w:type="dxa"/>
+            </w:tcMar>
+            <w:vAlign w:val="center"/>
+            <w:hideMark/>
+          </w:tcPr>
+          <w:p>
+            <w:pPr>
+              <w:rPr>
+                <w:rFonts w:ascii="Arial" w:hAnsi="Arial" w:cs="Arial"/>
+              </w:rPr>
+            </w:pPr>
+            <w:r>
+              <w:rPr>
+                <w:rFonts w:ascii="Arial" w:hAnsi="Arial" w:cs="Arial"/>
+                <w:b/>
+                <w:bCs/>
+              </w:rPr>
+              <w:t>Auditor de Redes:</w:t>
+            </w:r>
+            <w:r>
+              <w:rPr>
+                <w:rFonts w:ascii="Arial" w:hAnsi="Arial" w:cs="Arial"/>
+              </w:rPr>
+              <w:t xml:space="preserve"> Técnico o profesional con competencias en auditoría de infraestructura de red (capa física y lógica), aplicación de estándares ANSI/TIA/EIA, manejo de cable </w:t>
+            </w:r>
+            <w:proofErr w:type="spellStart"/>
+            <w:r>
+              <w:rPr>
+                <w:rFonts w:ascii="Arial" w:hAnsi="Arial" w:cs="Arial"/>
+              </w:rPr>
+              <w:t>tester</w:t>
+            </w:r>
+            <w:proofErr w:type="spellEnd"/>
+            <w:r>
+              <w:rPr>
+                <w:rFonts w:ascii="Arial" w:hAnsi="Arial" w:cs="Arial"/>
+              </w:rPr>
+              <w:t xml:space="preserve">, comandos de red, análisis de seguridad </w:t>
+            </w:r>
+            <w:proofErr w:type="spellStart"/>
+            <w:r>
+              <w:rPr>
+                <w:rFonts w:ascii="Arial" w:hAnsi="Arial" w:cs="Arial"/>
+              </w:rPr>
+              <w:t>WiFi</w:t>
+            </w:r>
+            <w:proofErr w:type="spellEnd"/>
+            <w:r>
+              <w:rPr>
+                <w:rFonts w:ascii="Arial" w:hAnsi="Arial" w:cs="Arial"/>
+              </w:rPr>
+              <w:t xml:space="preserve">, verificación de topologías y segmentación. Conocimiento del contexto de salud </w:t>
+            </w:r>
+            <w:r>
+              <w:rPr>
+                <w:rFonts w:ascii="Arial" w:hAnsi="Arial" w:cs="Arial"/>
+              </w:rPr>
+              <w:lastRenderedPageBreak/>
+              <w:t>pública nicaragüense y de la operación del SISNIVEN. </w:t>
+            </w:r>
+            <w:r>
+              <w:rPr>
+                <w:rFonts w:ascii="Arial" w:hAnsi="Arial" w:cs="Arial"/>
+                <w:b/>
+                <w:bCs/>
+              </w:rPr>
+              <w:t>Asistente de Auditoría:</w:t>
+            </w:r>
+            <w:r>
+              <w:rPr>
+                <w:rFonts w:ascii="Arial" w:hAnsi="Arial" w:cs="Arial"/>
+              </w:rPr>
+              <w:t> Profesional con habilidades de coordinación logística, comunicación con personal de salud, y gestión documental. </w:t>
+            </w:r>
+            <w:r>
+              <w:rPr>
+                <w:rFonts w:ascii="Arial" w:hAnsi="Arial" w:cs="Arial"/>
+                <w:b/>
+                <w:bCs/>
+              </w:rPr>
+              <w:t>Auditor Auxiliar:</w:t>
+            </w:r>
+            <w:r>
+              <w:rPr>
+                <w:rFonts w:ascii="Arial" w:hAnsi="Arial" w:cs="Arial"/>
+              </w:rPr>
+              <w:t xml:space="preserve"> Técnico con habilidades de registro fotográfico, llenado de </w:t>
+            </w:r>
+            <w:proofErr w:type="spellStart"/>
+            <w:r>
+              <w:rPr>
+                <w:rFonts w:ascii="Arial" w:hAnsi="Arial" w:cs="Arial"/>
+              </w:rPr>
+              <w:t>checklists</w:t>
+            </w:r>
+            <w:proofErr w:type="spellEnd"/>
+            <w:r>
+              <w:rPr>
+                <w:rFonts w:ascii="Arial" w:hAnsi="Arial" w:cs="Arial"/>
+              </w:rPr>
+              <w:t>, organización de evidencias digitales, y redacción de borradores.</w:t>
+            </w:r>
+          </w:p>
+        </w:tc>
+      </w:tr>
+      <w:tr>
+        <w:tc>
+          <w:tcPr>
+            <w:tcW w:w="1800" w:type="dxa"/>
+            <w:tcMar>
+              <w:top w:w="150" w:type="dxa"/>
+              <w:left w:w="0" w:type="dxa"/>
+              <w:bottom w:w="150" w:type="dxa"/>
+              <w:right w:w="240" w:type="dxa"/>
+            </w:tcMar>
+            <w:vAlign w:val="center"/>
+            <w:hideMark/>
+          </w:tcPr>
+          <w:p>
+            <w:pPr>
+              <w:rPr>
+                <w:rFonts w:ascii="Arial" w:hAnsi="Arial" w:cs="Arial"/>
+              </w:rPr>
+            </w:pPr>
+            <w:r>
+              <w:rPr>
+                <w:rFonts w:ascii="Arial" w:hAnsi="Arial" w:cs="Arial"/>
+                <w:b/>
+                <w:bCs/>
+              </w:rPr>
+              <w:lastRenderedPageBreak/>
+              <w:t>III. Análisis y Diagnóstico</w:t>
+            </w:r>
+          </w:p>
+        </w:tc>
+        <w:tc>
+          <w:tcPr>
+            <w:tcW w:w="1980" w:type="dxa"/>
+            <w:tcMar>
+              <w:top w:w="150" w:type="dxa"/>
+              <w:left w:w="240" w:type="dxa"/>
+              <w:bottom w:w="150" w:type="dxa"/>
+              <w:right w:w="240" w:type="dxa"/>
+            </w:tcMar>
+            <w:vAlign w:val="center"/>
+            <w:hideMark/>
+          </w:tcPr>
+          <w:p>
+            <w:pPr>
+              <w:rPr>
+                <w:rFonts w:ascii="Arial" w:hAnsi="Arial" w:cs="Arial"/>
+              </w:rPr>
+            </w:pPr>
+            <w:r>
+              <w:rPr>
+                <w:rFonts w:ascii="Arial" w:hAnsi="Arial" w:cs="Arial"/>
+              </w:rPr>
+              <w:t xml:space="preserve">Clasificar y analizar los hallazgos obtenidos en </w:t>
+            </w:r>
+            <w:r>
+              <w:rPr>
+                <w:rFonts w:ascii="Arial" w:hAnsi="Arial" w:cs="Arial"/>
+              </w:rPr>
+              <w:lastRenderedPageBreak/>
+              <w:t>el trabajo de campo para emitir un diagnóstico técnico confiable de la red del SILAIS Masaya.</w:t>
+            </w:r>
+          </w:p>
+        </w:tc>
+        <w:tc>
+          <w:tcPr>
+            <w:tcW w:w="2430" w:type="dxa"/>
+            <w:tcMar>
+              <w:top w:w="150" w:type="dxa"/>
+              <w:left w:w="240" w:type="dxa"/>
+              <w:bottom w:w="150" w:type="dxa"/>
+              <w:right w:w="240" w:type="dxa"/>
+            </w:tcMar>
+            <w:vAlign w:val="center"/>
+            <w:hideMark/>
+          </w:tcPr>
+          <w:p>
+            <w:pPr>
+              <w:rPr>
+                <w:rFonts w:ascii="Arial" w:hAnsi="Arial" w:cs="Arial"/>
+              </w:rPr>
+            </w:pPr>
+            <w:r>
+              <w:rPr>
+                <w:rFonts w:ascii="Arial" w:hAnsi="Arial" w:cs="Arial"/>
+              </w:rPr>
+              <w:lastRenderedPageBreak/>
+              <w:t xml:space="preserve">- Consolidación de </w:t>
+            </w:r>
+            <w:proofErr w:type="spellStart"/>
+            <w:r>
+              <w:rPr>
+                <w:rFonts w:ascii="Arial" w:hAnsi="Arial" w:cs="Arial"/>
+              </w:rPr>
+              <w:t>checklists</w:t>
+            </w:r>
+            <w:proofErr w:type="spellEnd"/>
+            <w:r>
+              <w:rPr>
+                <w:rFonts w:ascii="Arial" w:hAnsi="Arial" w:cs="Arial"/>
+              </w:rPr>
+              <w:t xml:space="preserve"> de inspección de red física y lógica, y </w:t>
+            </w:r>
+            <w:r>
+              <w:rPr>
+                <w:rFonts w:ascii="Arial" w:hAnsi="Arial" w:cs="Arial"/>
+              </w:rPr>
+              <w:lastRenderedPageBreak/>
+              <w:t xml:space="preserve">cálculo de porcentajes de cumplimiento por área y por dominio de control. - Clasificación de hallazgos por tipo (NC = No Conformidad / OBS = Observación / OPM = Oportunidad de Mejora). - Análisis de brechas normativas (contraste con ISO 27001:2022 A.11 y A.13, ANSI/TIA/EIA, COBIT 2019, Ley 921 de Protección de Datos </w:t>
+            </w:r>
+            <w:r>
+              <w:rPr>
+                <w:rFonts w:ascii="Arial" w:hAnsi="Arial" w:cs="Arial"/>
+              </w:rPr>
+              <w:lastRenderedPageBreak/>
+              <w:t xml:space="preserve">Personales, Ley 423 General de Salud, normativa MINSA para SISNIVEN). - Identificación de activos de red, amenazas, vulnerabilidades y riesgos según la lógica Amenaza → Vulnerabilidad → Riesgo. - Aplicación de matriz de riesgos ISO 27005 (cálculo de Impacto × Probabilidad para los riesgos de red identificados). - Determinación de causas raíz (técnica de los 5 </w:t>
+            </w:r>
+            <w:r>
+              <w:rPr>
+                <w:rFonts w:ascii="Arial" w:hAnsi="Arial" w:cs="Arial"/>
+              </w:rPr>
+              <w:lastRenderedPageBreak/>
+              <w:t xml:space="preserve">Porqués) para riesgos extremos y altos (R-RED-001: Colapso del switch principal; R-RED-002: </w:t>
+            </w:r>
+            <w:proofErr w:type="spellStart"/>
+            <w:r>
+              <w:rPr>
+                <w:rFonts w:ascii="Arial" w:hAnsi="Arial" w:cs="Arial"/>
+              </w:rPr>
+              <w:t>Ransomware</w:t>
+            </w:r>
+            <w:proofErr w:type="spellEnd"/>
+            <w:r>
+              <w:rPr>
+                <w:rFonts w:ascii="Arial" w:hAnsi="Arial" w:cs="Arial"/>
+              </w:rPr>
+              <w:t xml:space="preserve"> propagado en red plana; R-RED-003: Exfiltración de datos del Banco Biológico; R-RED-004: Interceptación vía </w:t>
+            </w:r>
+            <w:proofErr w:type="spellStart"/>
+            <w:r>
+              <w:rPr>
+                <w:rFonts w:ascii="Arial" w:hAnsi="Arial" w:cs="Arial"/>
+              </w:rPr>
+              <w:t>WiFi</w:t>
+            </w:r>
+            <w:proofErr w:type="spellEnd"/>
+            <w:r>
+              <w:rPr>
+                <w:rFonts w:ascii="Arial" w:hAnsi="Arial" w:cs="Arial"/>
+              </w:rPr>
+              <w:t>). - Evaluación del cumplimiento normativo por área funcional crítica. - Elaboración de mapa de calor de riesgos (</w:t>
+            </w:r>
+            <w:proofErr w:type="spellStart"/>
+            <w:r>
+              <w:rPr>
+                <w:rFonts w:ascii="Arial" w:hAnsi="Arial" w:cs="Arial"/>
+              </w:rPr>
+              <w:t>Heat</w:t>
+            </w:r>
+            <w:proofErr w:type="spellEnd"/>
+            <w:r>
+              <w:rPr>
+                <w:rFonts w:ascii="Arial" w:hAnsi="Arial" w:cs="Arial"/>
+              </w:rPr>
+              <w:t xml:space="preserve"> </w:t>
+            </w:r>
+            <w:proofErr w:type="spellStart"/>
+            <w:r>
+              <w:rPr>
+                <w:rFonts w:ascii="Arial" w:hAnsi="Arial" w:cs="Arial"/>
+              </w:rPr>
+              <w:t>Map</w:t>
+            </w:r>
+            <w:proofErr w:type="spellEnd"/>
+            <w:r>
+              <w:rPr>
+                <w:rFonts w:ascii="Arial" w:hAnsi="Arial" w:cs="Arial"/>
+              </w:rPr>
+              <w:t xml:space="preserve">) clasificado </w:t>
+            </w:r>
+            <w:r>
+              <w:rPr>
+                <w:rFonts w:ascii="Arial" w:hAnsi="Arial" w:cs="Arial"/>
+              </w:rPr>
+              <w:lastRenderedPageBreak/>
+              <w:t>en Extremos, Altos, Medios y Bajos. - Evaluación del nivel de madurez de procesos COBIT 2019 aplicables a la red (DSS01, DSS05, BAI09, BAI10, DSS04).</w:t>
+            </w:r>
+          </w:p>
+        </w:tc>
+        <w:tc>
+          <w:tcPr>
+            <w:tcW w:w="2610" w:type="dxa"/>
+            <w:tcMar>
+              <w:top w:w="150" w:type="dxa"/>
+              <w:left w:w="240" w:type="dxa"/>
+              <w:bottom w:w="150" w:type="dxa"/>
+              <w:right w:w="240" w:type="dxa"/>
+            </w:tcMar>
+            <w:vAlign w:val="center"/>
+            <w:hideMark/>
+          </w:tcPr>
+          <w:p>
+            <w:pPr>
+              <w:rPr>
+                <w:rFonts w:ascii="Arial" w:hAnsi="Arial" w:cs="Arial"/>
+              </w:rPr>
+            </w:pPr>
+            <w:r>
+              <w:rPr>
+                <w:rFonts w:ascii="Arial" w:hAnsi="Arial" w:cs="Arial"/>
+              </w:rPr>
+              <w:lastRenderedPageBreak/>
+              <w:t xml:space="preserve">Coordinador General de Auditoría Auditor de Redes Auditor </w:t>
+            </w:r>
+            <w:r>
+              <w:rPr>
+                <w:rFonts w:ascii="Arial" w:hAnsi="Arial" w:cs="Arial"/>
+              </w:rPr>
+              <w:lastRenderedPageBreak/>
+              <w:t>Auxiliar Asistente de Auditoría</w:t>
+            </w:r>
+          </w:p>
+        </w:tc>
+        <w:tc>
+          <w:tcPr>
+            <w:tcW w:w="6300" w:type="dxa"/>
+            <w:tcMar>
+              <w:top w:w="150" w:type="dxa"/>
+              <w:left w:w="240" w:type="dxa"/>
+              <w:bottom w:w="150" w:type="dxa"/>
+              <w:right w:w="0" w:type="dxa"/>
+            </w:tcMar>
+            <w:vAlign w:val="center"/>
+            <w:hideMark/>
+          </w:tcPr>
+          <w:p>
+            <w:pPr>
+              <w:rPr>
+                <w:rFonts w:ascii="Arial" w:hAnsi="Arial" w:cs="Arial"/>
+              </w:rPr>
+            </w:pPr>
+            <w:r>
+              <w:rPr>
+                <w:rFonts w:ascii="Arial" w:hAnsi="Arial" w:cs="Arial"/>
+              </w:rPr>
+              <w:lastRenderedPageBreak/>
+              <w:t xml:space="preserve">Profesionales con conocimientos en gestión de riesgos de red (ISO 27005), análisis normativo (ISO 27001 A.11 y A.13, ANSI/TIA/EIA, COBIT 2019), técnicas de diagnóstico de infraestructura de telecomunicaciones en </w:t>
+            </w:r>
+            <w:r>
+              <w:rPr>
+                <w:rFonts w:ascii="Arial" w:hAnsi="Arial" w:cs="Arial"/>
+              </w:rPr>
+              <w:lastRenderedPageBreak/>
+              <w:t>entidades de salud, evaluación de condiciones ambientales adversas (polvo volcánico, humedad), y elaboración de hallazgos conforme a estándares internacionales y legislación nicaragüense (Ley 921, Ley 423).</w:t>
+            </w:r>
+          </w:p>
+        </w:tc>
+      </w:tr>
+      <w:tr>
+        <w:tc>
+          <w:tcPr>
+            <w:tcW w:w="1800" w:type="dxa"/>
+            <w:tcMar>
+              <w:top w:w="150" w:type="dxa"/>
+              <w:left w:w="0" w:type="dxa"/>
+              <w:bottom w:w="150" w:type="dxa"/>
+              <w:right w:w="240" w:type="dxa"/>
+            </w:tcMar>
+            <w:vAlign w:val="center"/>
+            <w:hideMark/>
+          </w:tcPr>
+          <w:p>
+            <w:pPr>
+              <w:rPr>
+                <w:rFonts w:ascii="Arial" w:hAnsi="Arial" w:cs="Arial"/>
+              </w:rPr>
+            </w:pPr>
+            <w:r>
+              <w:rPr>
+                <w:rFonts w:ascii="Arial" w:hAnsi="Arial" w:cs="Arial"/>
+                <w:b/>
+                <w:bCs/>
+              </w:rPr>
+              <w:lastRenderedPageBreak/>
+              <w:t>IV. Elaboración del Informe Preliminar</w:t>
+            </w:r>
+          </w:p>
+        </w:tc>
+        <w:tc>
+          <w:tcPr>
+            <w:tcW w:w="1980" w:type="dxa"/>
+            <w:tcMar>
+              <w:top w:w="150" w:type="dxa"/>
+              <w:left w:w="240" w:type="dxa"/>
+              <w:bottom w:w="150" w:type="dxa"/>
+              <w:right w:w="240" w:type="dxa"/>
+            </w:tcMar>
+            <w:vAlign w:val="center"/>
+            <w:hideMark/>
+          </w:tcPr>
+          <w:p>
+            <w:pPr>
+              <w:rPr>
+                <w:rFonts w:ascii="Arial" w:hAnsi="Arial" w:cs="Arial"/>
+              </w:rPr>
+            </w:pPr>
+            <w:r>
+              <w:rPr>
+                <w:rFonts w:ascii="Arial" w:hAnsi="Arial" w:cs="Arial"/>
+              </w:rPr>
+              <w:t xml:space="preserve">Sistematizar los hallazgos preliminares y emitir un borrador de informe técnico de red para validación interna y revisión por parte del </w:t>
+            </w:r>
+            <w:r>
+              <w:rPr>
+                <w:rFonts w:ascii="Arial" w:hAnsi="Arial" w:cs="Arial"/>
+              </w:rPr>
+              <w:lastRenderedPageBreak/>
+              <w:t>SILAIS antes de la elaboración del informe final.</w:t>
+            </w:r>
+          </w:p>
+        </w:tc>
+        <w:tc>
+          <w:tcPr>
+            <w:tcW w:w="2430" w:type="dxa"/>
+            <w:tcMar>
+              <w:top w:w="150" w:type="dxa"/>
+              <w:left w:w="240" w:type="dxa"/>
+              <w:bottom w:w="150" w:type="dxa"/>
+              <w:right w:w="240" w:type="dxa"/>
+            </w:tcMar>
+            <w:vAlign w:val="center"/>
+            <w:hideMark/>
+          </w:tcPr>
+          <w:p>
+            <w:pPr>
+              <w:rPr>
+                <w:rFonts w:ascii="Arial" w:hAnsi="Arial" w:cs="Arial"/>
+              </w:rPr>
+            </w:pPr>
+            <w:r>
+              <w:rPr>
+                <w:rFonts w:ascii="Arial" w:hAnsi="Arial" w:cs="Arial"/>
+              </w:rPr>
+              <w:lastRenderedPageBreak/>
+              <w:t xml:space="preserve">- Redacción del borrador del informe de red por áreas auditadas (red física, red lógica, gestión administrativa de la red). - Inclusión de evidencia documental y visual preliminar </w:t>
+            </w:r>
+            <w:r>
+              <w:rPr>
+                <w:rFonts w:ascii="Arial" w:hAnsi="Arial" w:cs="Arial"/>
+              </w:rPr>
+              <w:lastRenderedPageBreak/>
+              <w:t xml:space="preserve">(fotografías indexadas de las 14 áreas funcionales, capturas de pantalla de pruebas lógicas, </w:t>
+            </w:r>
+            <w:proofErr w:type="spellStart"/>
+            <w:r>
+              <w:rPr>
+                <w:rFonts w:ascii="Arial" w:hAnsi="Arial" w:cs="Arial"/>
+              </w:rPr>
+              <w:t>checklists</w:t>
+            </w:r>
+            <w:proofErr w:type="spellEnd"/>
+            <w:r>
+              <w:rPr>
+                <w:rFonts w:ascii="Arial" w:hAnsi="Arial" w:cs="Arial"/>
+              </w:rPr>
+              <w:t xml:space="preserve"> consolidados). - Elaboración de matriz de hallazgos de red preliminar (sin recomendaciones finales) clasificada por criticidad. - Elaboración de matriz de riesgos de red cuantificada y mapa de calor (versión borrador). - </w:t>
+            </w:r>
+            <w:r>
+              <w:rPr>
+                <w:rFonts w:ascii="Arial" w:hAnsi="Arial" w:cs="Arial"/>
+              </w:rPr>
+              <w:lastRenderedPageBreak/>
+              <w:t xml:space="preserve">Desarrollo de conclusiones preliminares sobre el estado de la infraestructura de comunicaciones del SILAIS. - Revisión y validación interna del borrador por todo el equipo auditor. - Presentación del informe preliminar a la Dirección del SILAIS (Dr. Silvio Navarro) y Responsable de Planificación (Lic. </w:t>
+            </w:r>
+            <w:proofErr w:type="spellStart"/>
+            <w:r>
+              <w:rPr>
+                <w:rFonts w:ascii="Arial" w:hAnsi="Arial" w:cs="Arial"/>
+              </w:rPr>
+              <w:t>Gardenio</w:t>
+            </w:r>
+            <w:proofErr w:type="spellEnd"/>
+            <w:r>
+              <w:rPr>
+                <w:rFonts w:ascii="Arial" w:hAnsi="Arial" w:cs="Arial"/>
+              </w:rPr>
+              <w:t xml:space="preserve"> Miranda) para retroalimentación. - Recepción y </w:t>
+            </w:r>
+            <w:r>
+              <w:rPr>
+                <w:rFonts w:ascii="Arial" w:hAnsi="Arial" w:cs="Arial"/>
+              </w:rPr>
+              <w:lastRenderedPageBreak/>
+              <w:t>análisis de observaciones y comentarios del SILAIS.</w:t>
+            </w:r>
+          </w:p>
+        </w:tc>
+        <w:tc>
+          <w:tcPr>
+            <w:tcW w:w="2610" w:type="dxa"/>
+            <w:tcMar>
+              <w:top w:w="150" w:type="dxa"/>
+              <w:left w:w="240" w:type="dxa"/>
+              <w:bottom w:w="150" w:type="dxa"/>
+              <w:right w:w="240" w:type="dxa"/>
+            </w:tcMar>
+            <w:vAlign w:val="center"/>
+            <w:hideMark/>
+          </w:tcPr>
+          <w:p>
+            <w:pPr>
+              <w:rPr>
+                <w:rFonts w:ascii="Arial" w:hAnsi="Arial" w:cs="Arial"/>
+              </w:rPr>
+            </w:pPr>
+            <w:r>
+              <w:rPr>
+                <w:rFonts w:ascii="Arial" w:hAnsi="Arial" w:cs="Arial"/>
+              </w:rPr>
+              <w:lastRenderedPageBreak/>
+              <w:t>Coordinador General de Auditoría Auditor de Redes Auditor Auxiliar Asistente de Auditoría</w:t>
+            </w:r>
+          </w:p>
+        </w:tc>
+        <w:tc>
+          <w:tcPr>
+            <w:tcW w:w="6300" w:type="dxa"/>
+            <w:tcMar>
+              <w:top w:w="150" w:type="dxa"/>
+              <w:left w:w="240" w:type="dxa"/>
+              <w:bottom w:w="150" w:type="dxa"/>
+              <w:right w:w="0" w:type="dxa"/>
+            </w:tcMar>
+            <w:vAlign w:val="center"/>
+            <w:hideMark/>
+          </w:tcPr>
+          <w:p>
+            <w:pPr>
+              <w:rPr>
+                <w:rFonts w:ascii="Arial" w:hAnsi="Arial" w:cs="Arial"/>
+              </w:rPr>
+            </w:pPr>
+            <w:r>
+              <w:rPr>
+                <w:rFonts w:ascii="Arial" w:hAnsi="Arial" w:cs="Arial"/>
+              </w:rPr>
+              <w:t>Profesionales con habilidades de redacción técnica especializada en auditoría de redes en entidades de salud pública, estructuración de informes conforme a estándares internacionales, síntesis de hallazgos técnicos complejos de infraestructura de telecomunicaciones, capacidad de presentar información de manera clara y objetiva para su revisión por personal directivo del sector salud, y apertura a la retroalimentación de la entidad auditada.</w:t>
+            </w:r>
+          </w:p>
+        </w:tc>
+      </w:tr>
+      <w:tr>
+        <w:tc>
+          <w:tcPr>
+            <w:tcW w:w="1800" w:type="dxa"/>
+            <w:tcMar>
+              <w:top w:w="150" w:type="dxa"/>
+              <w:left w:w="0" w:type="dxa"/>
+              <w:bottom w:w="150" w:type="dxa"/>
+              <w:right w:w="240" w:type="dxa"/>
+            </w:tcMar>
+            <w:vAlign w:val="center"/>
+            <w:hideMark/>
+          </w:tcPr>
+          <w:p>
+            <w:pPr>
+              <w:rPr>
+                <w:rFonts w:ascii="Arial" w:hAnsi="Arial" w:cs="Arial"/>
+              </w:rPr>
+            </w:pPr>
+            <w:r>
+              <w:rPr>
+                <w:rFonts w:ascii="Arial" w:hAnsi="Arial" w:cs="Arial"/>
+                <w:b/>
+                <w:bCs/>
+              </w:rPr>
+              <w:lastRenderedPageBreak/>
+              <w:t>V. Elaboración del Informe Final</w:t>
+            </w:r>
+          </w:p>
+        </w:tc>
+        <w:tc>
+          <w:tcPr>
+            <w:tcW w:w="1980" w:type="dxa"/>
+            <w:tcMar>
+              <w:top w:w="150" w:type="dxa"/>
+              <w:left w:w="240" w:type="dxa"/>
+              <w:bottom w:w="150" w:type="dxa"/>
+              <w:right w:w="240" w:type="dxa"/>
+            </w:tcMar>
+            <w:vAlign w:val="center"/>
+            <w:hideMark/>
+          </w:tcPr>
+          <w:p>
+            <w:pPr>
+              <w:rPr>
+                <w:rFonts w:ascii="Arial" w:hAnsi="Arial" w:cs="Arial"/>
+              </w:rPr>
+            </w:pPr>
+            <w:r>
+              <w:rPr>
+                <w:rFonts w:ascii="Arial" w:hAnsi="Arial" w:cs="Arial"/>
+              </w:rPr>
+              <w:t>Sistematizar los hallazgos definitivos y emitir un informe técnico profesional con conclusiones, recomendaciones y un plan de mejora priorizado para la red del SILAIS Masaya.</w:t>
+            </w:r>
+          </w:p>
+        </w:tc>
+        <w:tc>
+          <w:tcPr>
+            <w:tcW w:w="2430" w:type="dxa"/>
+            <w:tcMar>
+              <w:top w:w="150" w:type="dxa"/>
+              <w:left w:w="240" w:type="dxa"/>
+              <w:bottom w:w="150" w:type="dxa"/>
+              <w:right w:w="240" w:type="dxa"/>
+            </w:tcMar>
+            <w:vAlign w:val="center"/>
+            <w:hideMark/>
+          </w:tcPr>
+          <w:p>
+            <w:pPr>
+              <w:rPr>
+                <w:rFonts w:ascii="Arial" w:hAnsi="Arial" w:cs="Arial"/>
+              </w:rPr>
+            </w:pPr>
+            <w:r>
+              <w:rPr>
+                <w:rFonts w:ascii="Arial" w:hAnsi="Arial" w:cs="Arial"/>
+              </w:rPr>
+              <w:t xml:space="preserve">- Redacción técnica del informe final de red por áreas auditadas (red física, red lógica, gestión administrativa de la red). - Inclusión de evidencia documental y visual definitiva (fotografías indexadas, capturas de pantalla, </w:t>
+            </w:r>
+            <w:proofErr w:type="spellStart"/>
+            <w:r>
+              <w:rPr>
+                <w:rFonts w:ascii="Arial" w:hAnsi="Arial" w:cs="Arial"/>
+              </w:rPr>
+              <w:t>checklists</w:t>
+            </w:r>
+            <w:proofErr w:type="spellEnd"/>
+            <w:r>
+              <w:rPr>
+                <w:rFonts w:ascii="Arial" w:hAnsi="Arial" w:cs="Arial"/>
+              </w:rPr>
+              <w:t xml:space="preserve"> completos, resultados de </w:t>
+            </w:r>
+            <w:r>
+              <w:rPr>
+                <w:rFonts w:ascii="Arial" w:hAnsi="Arial" w:cs="Arial"/>
+              </w:rPr>
+              <w:lastRenderedPageBreak/>
+              <w:t xml:space="preserve">pruebas de cableado y conectividad). - Elaboración de matriz de hallazgos de red completa (con descripción del hallazgo, norma o estándar incumplido, evidencia recolectada, nivel de riesgo, recomendación específica, responsable propuesto y plazo de implementación). - Elaboración de matriz de riesgos de red cuantificada </w:t>
+            </w:r>
+            <w:r>
+              <w:rPr>
+                <w:rFonts w:ascii="Arial" w:hAnsi="Arial" w:cs="Arial"/>
+              </w:rPr>
+              <w:lastRenderedPageBreak/>
+              <w:t xml:space="preserve">definitiva y mapa de calor actualizado. - Desarrollo de recomendaciones priorizadas para la red (inmediatas: 0-15 días; corto plazo: 30-60 días; mediano plazo: 90-180 días). - Elaboración del Plan de Mejora Continua de la Red como documento independiente con hoja de ruta para la implementación de acciones correctivas y preventivas. - </w:t>
+            </w:r>
+            <w:r>
+              <w:rPr>
+                <w:rFonts w:ascii="Arial" w:hAnsi="Arial" w:cs="Arial"/>
+              </w:rPr>
+              <w:lastRenderedPageBreak/>
+              <w:t>Revisión y validación interna final del informe por todo el equipo auditor. - Preparación de versión impresa (2 copias) y digital del informe final.</w:t>
+            </w:r>
+          </w:p>
+        </w:tc>
+        <w:tc>
+          <w:tcPr>
+            <w:tcW w:w="2610" w:type="dxa"/>
+            <w:tcMar>
+              <w:top w:w="150" w:type="dxa"/>
+              <w:left w:w="240" w:type="dxa"/>
+              <w:bottom w:w="150" w:type="dxa"/>
+              <w:right w:w="240" w:type="dxa"/>
+            </w:tcMar>
+            <w:vAlign w:val="center"/>
+            <w:hideMark/>
+          </w:tcPr>
+          <w:p>
+            <w:pPr>
+              <w:rPr>
+                <w:rFonts w:ascii="Arial" w:hAnsi="Arial" w:cs="Arial"/>
+              </w:rPr>
+            </w:pPr>
+            <w:r>
+              <w:rPr>
+                <w:rFonts w:ascii="Arial" w:hAnsi="Arial" w:cs="Arial"/>
+              </w:rPr>
+              <w:lastRenderedPageBreak/>
+              <w:t>Coordinador General de Auditoría Auditor de Redes Auditor Auxiliar Asistente de Auditoría</w:t>
+            </w:r>
+          </w:p>
+        </w:tc>
+        <w:tc>
+          <w:tcPr>
+            <w:tcW w:w="6300" w:type="dxa"/>
+            <w:tcMar>
+              <w:top w:w="150" w:type="dxa"/>
+              <w:left w:w="240" w:type="dxa"/>
+              <w:bottom w:w="150" w:type="dxa"/>
+              <w:right w:w="0" w:type="dxa"/>
+            </w:tcMar>
+            <w:vAlign w:val="center"/>
+            <w:hideMark/>
+          </w:tcPr>
+          <w:p>
+            <w:pPr>
+              <w:rPr>
+                <w:rFonts w:ascii="Arial" w:hAnsi="Arial" w:cs="Arial"/>
+              </w:rPr>
+            </w:pPr>
+            <w:r>
+              <w:rPr>
+                <w:rFonts w:ascii="Arial" w:hAnsi="Arial" w:cs="Arial"/>
+              </w:rPr>
+              <w:t>Profesionales con habilidades de redacción técnica especializada en auditoría de infraestructura de telecomunicaciones en salud, estructuración de informes conforme a estándares internacionales y marco COBIT 2019, síntesis de hallazgos técnicos, capacidad de generar recomendaciones accionables y viables para el contexto presupuestario del SILAIS, y orientación a la mejora continua de la infraestructura de red que soporta la vigilancia epidemiológica departamental.</w:t>
+            </w:r>
+          </w:p>
+        </w:tc>
+      </w:tr>
+      <w:tr>
+        <w:tc>
+          <w:tcPr>
+            <w:tcW w:w="1800" w:type="dxa"/>
+            <w:tcMar>
+              <w:top w:w="150" w:type="dxa"/>
+              <w:left w:w="0" w:type="dxa"/>
+              <w:bottom w:w="150" w:type="dxa"/>
+              <w:right w:w="240" w:type="dxa"/>
+            </w:tcMar>
+            <w:vAlign w:val="center"/>
+            <w:hideMark/>
+          </w:tcPr>
+          <w:p>
+            <w:pPr>
+              <w:rPr>
+                <w:rFonts w:ascii="Arial" w:hAnsi="Arial" w:cs="Arial"/>
+              </w:rPr>
+            </w:pPr>
+            <w:r>
+              <w:rPr>
+                <w:rFonts w:ascii="Arial" w:hAnsi="Arial" w:cs="Arial"/>
+                <w:b/>
+                <w:bCs/>
+              </w:rPr>
+              <w:lastRenderedPageBreak/>
+              <w:t>VI. Reunión de Cierre y Seguimiento</w:t>
+            </w:r>
+          </w:p>
+        </w:tc>
+        <w:tc>
+          <w:tcPr>
+            <w:tcW w:w="1980" w:type="dxa"/>
+            <w:tcMar>
+              <w:top w:w="150" w:type="dxa"/>
+              <w:left w:w="240" w:type="dxa"/>
+              <w:bottom w:w="150" w:type="dxa"/>
+              <w:right w:w="240" w:type="dxa"/>
+            </w:tcMar>
+            <w:vAlign w:val="center"/>
+            <w:hideMark/>
+          </w:tcPr>
+          <w:p>
+            <w:pPr>
+              <w:rPr>
+                <w:rFonts w:ascii="Arial" w:hAnsi="Arial" w:cs="Arial"/>
+              </w:rPr>
+            </w:pPr>
+            <w:r>
+              <w:rPr>
+                <w:rFonts w:ascii="Arial" w:hAnsi="Arial" w:cs="Arial"/>
+              </w:rPr>
+              <w:t>Presentar los resultados de la auditoría de red a la Dirección del SILAIS - Sede Masaya y establecer acuerdos para implementar las mejoras en la infraestructur</w:t>
+            </w:r>
+            <w:r>
+              <w:rPr>
+                <w:rFonts w:ascii="Arial" w:hAnsi="Arial" w:cs="Arial"/>
+              </w:rPr>
+              <w:lastRenderedPageBreak/>
+              <w:t>a de comunicaciones.</w:t>
+            </w:r>
+          </w:p>
+        </w:tc>
+        <w:tc>
+          <w:tcPr>
+            <w:tcW w:w="2430" w:type="dxa"/>
+            <w:tcMar>
+              <w:top w:w="150" w:type="dxa"/>
+              <w:left w:w="240" w:type="dxa"/>
+              <w:bottom w:w="150" w:type="dxa"/>
+              <w:right w:w="240" w:type="dxa"/>
+            </w:tcMar>
+            <w:vAlign w:val="center"/>
+            <w:hideMark/>
+          </w:tcPr>
+          <w:p>
+            <w:pPr>
+              <w:rPr>
+                <w:rFonts w:ascii="Arial" w:hAnsi="Arial" w:cs="Arial"/>
+              </w:rPr>
+            </w:pPr>
+            <w:r>
+              <w:rPr>
+                <w:rFonts w:ascii="Arial" w:hAnsi="Arial" w:cs="Arial"/>
+              </w:rPr>
+              <w:lastRenderedPageBreak/>
+              <w:t xml:space="preserve">- Presentación ejecutiva del informe final de red a la Dirección General (Dr. Silvio Navarro) y equipo directivo del SILAIS (hallazgos principales, matriz de riesgos de red, recomendaciones priorizadas). - Explicación detallada de los </w:t>
+            </w:r>
+            <w:r>
+              <w:rPr>
+                <w:rFonts w:ascii="Arial" w:hAnsi="Arial" w:cs="Arial"/>
+              </w:rPr>
+              <w:lastRenderedPageBreak/>
+              <w:t xml:space="preserve">hallazgos críticos y extremos de red (R-RED-001: Colapso del switch principal; R-RED-002: </w:t>
+            </w:r>
+            <w:proofErr w:type="spellStart"/>
+            <w:r>
+              <w:rPr>
+                <w:rFonts w:ascii="Arial" w:hAnsi="Arial" w:cs="Arial"/>
+              </w:rPr>
+              <w:t>Ransomware</w:t>
+            </w:r>
+            <w:proofErr w:type="spellEnd"/>
+            <w:r>
+              <w:rPr>
+                <w:rFonts w:ascii="Arial" w:hAnsi="Arial" w:cs="Arial"/>
+              </w:rPr>
+              <w:t xml:space="preserve"> propagado en red plana; R-RED-003: Exfiltración de datos del Banco Biológico; R-RED-004: Interceptación vía </w:t>
+            </w:r>
+            <w:proofErr w:type="spellStart"/>
+            <w:r>
+              <w:rPr>
+                <w:rFonts w:ascii="Arial" w:hAnsi="Arial" w:cs="Arial"/>
+              </w:rPr>
+              <w:t>WiFi</w:t>
+            </w:r>
+            <w:proofErr w:type="spellEnd"/>
+            <w:r>
+              <w:rPr>
+                <w:rFonts w:ascii="Arial" w:hAnsi="Arial" w:cs="Arial"/>
+              </w:rPr>
+              <w:t xml:space="preserve">). - Entrega formal del Informe Final de Auditoría de Red (2 copias impresas + versión digital). - Entrega del Plan de Mejora Continua de la Red como </w:t>
+            </w:r>
+            <w:r>
+              <w:rPr>
+                <w:rFonts w:ascii="Arial" w:hAnsi="Arial" w:cs="Arial"/>
+              </w:rPr>
+              <w:lastRenderedPageBreak/>
+              <w:t xml:space="preserve">documento independiente. - Validación del plan de acción con la Dirección (responsables designados, plazos acordados, recursos requeridos). - Propuesta de auditoría de seguimiento de la red (a los 3 y 6 meses posteriores a la entrega del informe). - Firma de Acta de Cierre de Auditoría y Acuse de Recibo del Informe Final. - Entrega de Certificado de </w:t>
+            </w:r>
+            <w:r>
+              <w:rPr>
+                <w:rFonts w:ascii="Arial" w:hAnsi="Arial" w:cs="Arial"/>
+              </w:rPr>
+              <w:lastRenderedPageBreak/>
+              <w:t>Auditoría (constancia formal de realización del proceso de auditoría).</w:t>
+            </w:r>
+          </w:p>
+        </w:tc>
+        <w:tc>
+          <w:tcPr>
+            <w:tcW w:w="2610" w:type="dxa"/>
+            <w:tcMar>
+              <w:top w:w="150" w:type="dxa"/>
+              <w:left w:w="240" w:type="dxa"/>
+              <w:bottom w:w="150" w:type="dxa"/>
+              <w:right w:w="240" w:type="dxa"/>
+            </w:tcMar>
+            <w:vAlign w:val="center"/>
+            <w:hideMark/>
+          </w:tcPr>
+          <w:p>
+            <w:pPr>
+              <w:rPr>
+                <w:rFonts w:ascii="Arial" w:hAnsi="Arial" w:cs="Arial"/>
+              </w:rPr>
+            </w:pPr>
+            <w:r>
+              <w:rPr>
+                <w:rFonts w:ascii="Arial" w:hAnsi="Arial" w:cs="Arial"/>
+              </w:rPr>
+              <w:lastRenderedPageBreak/>
+              <w:t xml:space="preserve">Coordinador General de Auditoría Auditor de Redes </w:t>
+            </w:r>
+            <w:proofErr w:type="gramStart"/>
+            <w:r>
+              <w:rPr>
+                <w:rFonts w:ascii="Arial" w:hAnsi="Arial" w:cs="Arial"/>
+              </w:rPr>
+              <w:t>Director General</w:t>
+            </w:r>
+            <w:proofErr w:type="gramEnd"/>
+            <w:r>
+              <w:rPr>
+                <w:rFonts w:ascii="Arial" w:hAnsi="Arial" w:cs="Arial"/>
+              </w:rPr>
+              <w:t xml:space="preserve"> del SILAIS (Dr. Silvio Navarro) Responsable de Planificación (Lic. </w:t>
+            </w:r>
+            <w:proofErr w:type="spellStart"/>
+            <w:r>
+              <w:rPr>
+                <w:rFonts w:ascii="Arial" w:hAnsi="Arial" w:cs="Arial"/>
+              </w:rPr>
+              <w:t>Gardenio</w:t>
+            </w:r>
+            <w:proofErr w:type="spellEnd"/>
+            <w:r>
+              <w:rPr>
+                <w:rFonts w:ascii="Arial" w:hAnsi="Arial" w:cs="Arial"/>
+              </w:rPr>
+              <w:t xml:space="preserve"> Miranda)</w:t>
+            </w:r>
+          </w:p>
+        </w:tc>
+        <w:tc>
+          <w:tcPr>
+            <w:tcW w:w="6300" w:type="dxa"/>
+            <w:tcMar>
+              <w:top w:w="150" w:type="dxa"/>
+              <w:left w:w="240" w:type="dxa"/>
+              <w:bottom w:w="150" w:type="dxa"/>
+              <w:right w:w="0" w:type="dxa"/>
+            </w:tcMar>
+            <w:vAlign w:val="center"/>
+            <w:hideMark/>
+          </w:tcPr>
+          <w:p>
+            <w:pPr>
+              <w:rPr>
+                <w:rFonts w:ascii="Arial" w:hAnsi="Arial" w:cs="Arial"/>
+              </w:rPr>
+            </w:pPr>
+            <w:r>
+              <w:rPr>
+                <w:rFonts w:ascii="Arial" w:hAnsi="Arial" w:cs="Arial"/>
+              </w:rPr>
+              <w:t>Perfil con liderazgo, capacidad de negociación y comunicación asertiva para presentar hallazgos técnicos complejos de infraestructura de telecomunicaciones a personal directivo del sector salud. Dominio técnico de redes para justificar recomendaciones y promover la mejora de la infraestructura de comunicaciones que soporta funciones críticas de vigilancia epidemiológica. Conocimiento del contexto de salud pública nicaragüense, de la operación descentralizada de los SILAIS, y de las limitaciones presupuestarias para proponer soluciones viables y escalonadas.</w:t>
+            </w:r>
+          </w:p>
+        </w:tc>
+      </w:tr>
+    </w:tbl>
+    <w:p>
+      <w:pPr>
+        <w:rPr>
+          <w:rFonts w:ascii="Arial" w:hAnsi="Arial" w:cs="Arial"/>
+        </w:rPr>
+      </w:pPr>
+    </w:p>
+    <w:p>
+      <w:pPr>
+        <w:rPr>
+          <w:rFonts w:ascii="Arial" w:hAnsi="Arial" w:cs="Arial"/>
+        </w:rPr>
+        <w:sectPr>
+          <w:pgSz w:w="15840" w:h="12240" w:orient="landscape"/>
+          <w:pgMar w:top="1440" w:right="1440" w:bottom="1440" w:left="1440" w:header="720" w:footer="720" w:gutter="0"/>
+          <w:cols w:space="720"/>
+          <w:docGrid w:linePitch="360"/>
+        </w:sectPr>
+      </w:pPr>
+    </w:p>
     <w:p>
       <w:pPr>
         <w:rPr>
@@ -38240,7 +42711,7 @@
         <v:path o:extrusionok="f" gradientshapeok="t" o:connecttype="rect"/>
         <o:lock v:ext="edit" aspectratio="t"/>
       </v:shapetype>
-      <v:shape id="_x0000_i1298" type="#_x0000_t75" style="width:11.5pt;height:11.5pt" o:bullet="t">
+      <v:shape id="_x0000_i1125" type="#_x0000_t75" style="width:11.5pt;height:11.5pt" o:bullet="t">
         <v:imagedata r:id="rId1" o:title="mso86F9"/>
       </v:shape>
     </w:pict>
@@ -38991,7 +43462,7 @@
     </w:lvl>
   </w:abstractNum>
   <w:abstractNum w:abstractNumId="5" w15:restartNumberingAfterBreak="0">
-    <w:nsid w:val="2A4D0FAD"/>
+    <w:nsid w:val="24657E7D"/>
     <w:multiLevelType w:val="hybridMultilevel"/>
     <w:tmpl w:val="105299D4"/>
     <w:lvl w:ilvl="0" w:tplc="19B47BD4">
@@ -39080,6 +43551,95 @@
     </w:lvl>
   </w:abstractNum>
   <w:abstractNum w:abstractNumId="6" w15:restartNumberingAfterBreak="0">
+    <w:nsid w:val="2A4D0FAD"/>
+    <w:multiLevelType w:val="hybridMultilevel"/>
+    <w:tmpl w:val="105299D4"/>
+    <w:lvl w:ilvl="0" w:tplc="19B47BD4">
+      <w:start w:val="1"/>
+      <w:numFmt w:val="upperRoman"/>
+      <w:lvlText w:val="%1."/>
+      <w:lvlJc w:val="left"/>
+      <w:pPr>
+        <w:ind w:left="1080" w:hanging="720"/>
+      </w:pPr>
+      <w:rPr>
+        <w:rFonts w:hint="default"/>
+      </w:rPr>
+    </w:lvl>
+    <w:lvl w:ilvl="1" w:tplc="540A0019" w:tentative="1">
+      <w:start w:val="1"/>
+      <w:numFmt w:val="lowerLetter"/>
+      <w:lvlText w:val="%2."/>
+      <w:lvlJc w:val="left"/>
+      <w:pPr>
+        <w:ind w:left="1440" w:hanging="360"/>
+      </w:pPr>
+    </w:lvl>
+    <w:lvl w:ilvl="2" w:tplc="540A001B" w:tentative="1">
+      <w:start w:val="1"/>
+      <w:numFmt w:val="lowerRoman"/>
+      <w:lvlText w:val="%3."/>
+      <w:lvlJc w:val="right"/>
+      <w:pPr>
+        <w:ind w:left="2160" w:hanging="180"/>
+      </w:pPr>
+    </w:lvl>
+    <w:lvl w:ilvl="3" w:tplc="540A000F" w:tentative="1">
+      <w:start w:val="1"/>
+      <w:numFmt w:val="decimal"/>
+      <w:lvlText w:val="%4."/>
+      <w:lvlJc w:val="left"/>
+      <w:pPr>
+        <w:ind w:left="2880" w:hanging="360"/>
+      </w:pPr>
+    </w:lvl>
+    <w:lvl w:ilvl="4" w:tplc="540A0019" w:tentative="1">
+      <w:start w:val="1"/>
+      <w:numFmt w:val="lowerLetter"/>
+      <w:lvlText w:val="%5."/>
+      <w:lvlJc w:val="left"/>
+      <w:pPr>
+        <w:ind w:left="3600" w:hanging="360"/>
+      </w:pPr>
+    </w:lvl>
+    <w:lvl w:ilvl="5" w:tplc="540A001B" w:tentative="1">
+      <w:start w:val="1"/>
+      <w:numFmt w:val="lowerRoman"/>
+      <w:lvlText w:val="%6."/>
+      <w:lvlJc w:val="right"/>
+      <w:pPr>
+        <w:ind w:left="4320" w:hanging="180"/>
+      </w:pPr>
+    </w:lvl>
+    <w:lvl w:ilvl="6" w:tplc="540A000F" w:tentative="1">
+      <w:start w:val="1"/>
+      <w:numFmt w:val="decimal"/>
+      <w:lvlText w:val="%7."/>
+      <w:lvlJc w:val="left"/>
+      <w:pPr>
+        <w:ind w:left="5040" w:hanging="360"/>
+      </w:pPr>
+    </w:lvl>
+    <w:lvl w:ilvl="7" w:tplc="540A0019" w:tentative="1">
+      <w:start w:val="1"/>
+      <w:numFmt w:val="lowerLetter"/>
+      <w:lvlText w:val="%8."/>
+      <w:lvlJc w:val="left"/>
+      <w:pPr>
+        <w:ind w:left="5760" w:hanging="360"/>
+      </w:pPr>
+    </w:lvl>
+    <w:lvl w:ilvl="8" w:tplc="540A001B" w:tentative="1">
+      <w:start w:val="1"/>
+      <w:numFmt w:val="lowerRoman"/>
+      <w:lvlText w:val="%9."/>
+      <w:lvlJc w:val="right"/>
+      <w:pPr>
+        <w:ind w:left="6480" w:hanging="180"/>
+      </w:pPr>
+    </w:lvl>
+  </w:abstractNum>
+  <w:abstractNum w:abstractNumId="7" w15:restartNumberingAfterBreak="0">
     <w:nsid w:val="31C629DC"/>
     <w:multiLevelType w:val="multilevel"/>
     <w:tmpl w:val="226E19AC"/>
@@ -39228,7 +43788,7 @@
       </w:rPr>
     </w:lvl>
   </w:abstractNum>
-  <w:abstractNum w:abstractNumId="7" w15:restartNumberingAfterBreak="0">
+  <w:abstractNum w:abstractNumId="8" w15:restartNumberingAfterBreak="0">
     <w:nsid w:val="32785B86"/>
     <w:multiLevelType w:val="multilevel"/>
     <w:tmpl w:val="C82E2B02"/>
@@ -39377,7 +43937,7 @@
       </w:rPr>
     </w:lvl>
   </w:abstractNum>
-  <w:abstractNum w:abstractNumId="8" w15:restartNumberingAfterBreak="0">
+  <w:abstractNum w:abstractNumId="9" w15:restartNumberingAfterBreak="0">
     <w:nsid w:val="3415523D"/>
     <w:multiLevelType w:val="hybridMultilevel"/>
     <w:tmpl w:val="105299D4"/>
@@ -39466,7 +44026,7 @@
       </w:pPr>
     </w:lvl>
   </w:abstractNum>
-  <w:abstractNum w:abstractNumId="9" w15:restartNumberingAfterBreak="0">
+  <w:abstractNum w:abstractNumId="10" w15:restartNumberingAfterBreak="0">
     <w:nsid w:val="349743D0"/>
     <w:multiLevelType w:val="multilevel"/>
     <w:tmpl w:val="6CD6ABF4"/>
@@ -39616,7 +44176,7 @@
       </w:rPr>
     </w:lvl>
   </w:abstractNum>
-  <w:abstractNum w:abstractNumId="10" w15:restartNumberingAfterBreak="0">
+  <w:abstractNum w:abstractNumId="11" w15:restartNumberingAfterBreak="0">
     <w:nsid w:val="35012521"/>
     <w:multiLevelType w:val="multilevel"/>
     <w:tmpl w:val="4134D87A"/>
@@ -39765,7 +44325,7 @@
       </w:rPr>
     </w:lvl>
   </w:abstractNum>
-  <w:abstractNum w:abstractNumId="11" w15:restartNumberingAfterBreak="0">
+  <w:abstractNum w:abstractNumId="12" w15:restartNumberingAfterBreak="0">
     <w:nsid w:val="370165F6"/>
     <w:multiLevelType w:val="multilevel"/>
     <w:tmpl w:val="D44058C8"/>
@@ -39914,7 +44474,7 @@
       </w:rPr>
     </w:lvl>
   </w:abstractNum>
-  <w:abstractNum w:abstractNumId="12" w15:restartNumberingAfterBreak="0">
+  <w:abstractNum w:abstractNumId="13" w15:restartNumberingAfterBreak="0">
     <w:nsid w:val="3AFD2F74"/>
     <w:multiLevelType w:val="multilevel"/>
     <w:tmpl w:val="54440DB8"/>
@@ -40063,7 +44623,7 @@
       </w:rPr>
     </w:lvl>
   </w:abstractNum>
-  <w:abstractNum w:abstractNumId="13" w15:restartNumberingAfterBreak="0">
+  <w:abstractNum w:abstractNumId="14" w15:restartNumberingAfterBreak="0">
     <w:nsid w:val="3E700454"/>
     <w:multiLevelType w:val="multilevel"/>
     <w:tmpl w:val="957C2302"/>
@@ -40212,7 +44772,7 @@
       </w:rPr>
     </w:lvl>
   </w:abstractNum>
-  <w:abstractNum w:abstractNumId="14" w15:restartNumberingAfterBreak="0">
+  <w:abstractNum w:abstractNumId="15" w15:restartNumberingAfterBreak="0">
     <w:nsid w:val="41CC798B"/>
     <w:multiLevelType w:val="multilevel"/>
     <w:tmpl w:val="3016298A"/>
@@ -40362,7 +44922,7 @@
       </w:rPr>
     </w:lvl>
   </w:abstractNum>
-  <w:abstractNum w:abstractNumId="15" w15:restartNumberingAfterBreak="0">
+  <w:abstractNum w:abstractNumId="16" w15:restartNumberingAfterBreak="0">
     <w:nsid w:val="426844BF"/>
     <w:multiLevelType w:val="hybridMultilevel"/>
     <w:tmpl w:val="82D82960"/>
@@ -40475,7 +45035,7 @@
       </w:rPr>
     </w:lvl>
   </w:abstractNum>
-  <w:abstractNum w:abstractNumId="16" w15:restartNumberingAfterBreak="0">
+  <w:abstractNum w:abstractNumId="17" w15:restartNumberingAfterBreak="0">
     <w:nsid w:val="4EAD079E"/>
     <w:multiLevelType w:val="hybridMultilevel"/>
     <w:tmpl w:val="105299D4"/>
@@ -40564,7 +45124,7 @@
       </w:pPr>
     </w:lvl>
   </w:abstractNum>
-  <w:abstractNum w:abstractNumId="17" w15:restartNumberingAfterBreak="0">
+  <w:abstractNum w:abstractNumId="18" w15:restartNumberingAfterBreak="0">
     <w:nsid w:val="4EBD78E0"/>
     <w:multiLevelType w:val="multilevel"/>
     <w:tmpl w:val="E9F85270"/>
@@ -40714,7 +45274,7 @@
       </w:rPr>
     </w:lvl>
   </w:abstractNum>
-  <w:abstractNum w:abstractNumId="18" w15:restartNumberingAfterBreak="0">
+  <w:abstractNum w:abstractNumId="19" w15:restartNumberingAfterBreak="0">
     <w:nsid w:val="5D9C6E63"/>
     <w:multiLevelType w:val="multilevel"/>
     <w:tmpl w:val="3698CEAE"/>
@@ -40863,7 +45423,7 @@
       </w:rPr>
     </w:lvl>
   </w:abstractNum>
-  <w:abstractNum w:abstractNumId="19" w15:restartNumberingAfterBreak="0">
+  <w:abstractNum w:abstractNumId="20" w15:restartNumberingAfterBreak="0">
     <w:nsid w:val="5F744084"/>
     <w:multiLevelType w:val="multilevel"/>
     <w:tmpl w:val="8A601022"/>
@@ -41012,7 +45572,7 @@
       </w:rPr>
     </w:lvl>
   </w:abstractNum>
-  <w:abstractNum w:abstractNumId="20" w15:restartNumberingAfterBreak="0">
+  <w:abstractNum w:abstractNumId="21" w15:restartNumberingAfterBreak="0">
     <w:nsid w:val="631A2714"/>
     <w:multiLevelType w:val="multilevel"/>
     <w:tmpl w:val="AA2CEA8E"/>
@@ -41161,7 +45721,7 @@
       </w:rPr>
     </w:lvl>
   </w:abstractNum>
-  <w:abstractNum w:abstractNumId="21" w15:restartNumberingAfterBreak="0">
+  <w:abstractNum w:abstractNumId="22" w15:restartNumberingAfterBreak="0">
     <w:nsid w:val="64002E79"/>
     <w:multiLevelType w:val="hybridMultilevel"/>
     <w:tmpl w:val="9AC05E96"/>
@@ -41275,7 +45835,7 @@
       </w:rPr>
     </w:lvl>
   </w:abstractNum>
-  <w:abstractNum w:abstractNumId="22" w15:restartNumberingAfterBreak="0">
+  <w:abstractNum w:abstractNumId="23" w15:restartNumberingAfterBreak="0">
     <w:nsid w:val="6D1931E8"/>
     <w:multiLevelType w:val="multilevel"/>
     <w:tmpl w:val="8662CA86"/>
@@ -41425,7 +45985,7 @@
       </w:rPr>
     </w:lvl>
   </w:abstractNum>
-  <w:abstractNum w:abstractNumId="23" w15:restartNumberingAfterBreak="0">
+  <w:abstractNum w:abstractNumId="24" w15:restartNumberingAfterBreak="0">
     <w:nsid w:val="7659754B"/>
     <w:multiLevelType w:val="multilevel"/>
     <w:tmpl w:val="FB3611EE"/>
@@ -41574,7 +46134,7 @@
       </w:rPr>
     </w:lvl>
   </w:abstractNum>
-  <w:abstractNum w:abstractNumId="24" w15:restartNumberingAfterBreak="0">
+  <w:abstractNum w:abstractNumId="25" w15:restartNumberingAfterBreak="0">
     <w:nsid w:val="7BC46E79"/>
     <w:multiLevelType w:val="multilevel"/>
     <w:tmpl w:val="E4A0944A"/>
@@ -41724,7 +46284,7 @@
       </w:rPr>
     </w:lvl>
   </w:abstractNum>
-  <w:abstractNum w:abstractNumId="25" w15:restartNumberingAfterBreak="0">
+  <w:abstractNum w:abstractNumId="26" w15:restartNumberingAfterBreak="0">
     <w:nsid w:val="7C907630"/>
     <w:multiLevelType w:val="multilevel"/>
     <w:tmpl w:val="D4E275F8"/>
@@ -41874,67 +46434,67 @@
     </w:lvl>
   </w:abstractNum>
   <w:num w:numId="1">
-    <w:abstractNumId w:val="16"/>
+    <w:abstractNumId w:val="17"/>
   </w:num>
   <w:num w:numId="2">
     <w:abstractNumId w:val="1"/>
   </w:num>
   <w:num w:numId="3">
+    <w:abstractNumId w:val="24"/>
+  </w:num>
+  <w:num w:numId="4">
+    <w:abstractNumId w:val="16"/>
+  </w:num>
+  <w:num w:numId="5">
+    <w:abstractNumId w:val="13"/>
+  </w:num>
+  <w:num w:numId="6">
+    <w:abstractNumId w:val="26"/>
+  </w:num>
+  <w:num w:numId="7">
+    <w:abstractNumId w:val="21"/>
+  </w:num>
+  <w:num w:numId="8">
+    <w:abstractNumId w:val="14"/>
+  </w:num>
+  <w:num w:numId="9">
+    <w:abstractNumId w:val="6"/>
+  </w:num>
+  <w:num w:numId="10">
+    <w:abstractNumId w:val="9"/>
+  </w:num>
+  <w:num w:numId="11">
+    <w:abstractNumId w:val="19"/>
+  </w:num>
+  <w:num w:numId="12">
     <w:abstractNumId w:val="23"/>
   </w:num>
-  <w:num w:numId="4">
-    <w:abstractNumId w:val="15"/>
-  </w:num>
-  <w:num w:numId="5">
-    <w:abstractNumId w:val="12"/>
-  </w:num>
-  <w:num w:numId="6">
-    <w:abstractNumId w:val="25"/>
-  </w:num>
-  <w:num w:numId="7">
-    <w:abstractNumId w:val="20"/>
-  </w:num>
-  <w:num w:numId="8">
-    <w:abstractNumId w:val="13"/>
-  </w:num>
-  <w:num w:numId="9">
-    <w:abstractNumId w:val="5"/>
-  </w:num>
-  <w:num w:numId="10">
-    <w:abstractNumId w:val="8"/>
-  </w:num>
-  <w:num w:numId="11">
-    <w:abstractNumId w:val="18"/>
-  </w:num>
-  <w:num w:numId="12">
-    <w:abstractNumId w:val="22"/>
-  </w:num>
   <w:num w:numId="13">
-    <w:abstractNumId w:val="10"/>
+    <w:abstractNumId w:val="11"/>
   </w:num>
   <w:num w:numId="14">
-    <w:abstractNumId w:val="7"/>
+    <w:abstractNumId w:val="8"/>
   </w:num>
   <w:num w:numId="15">
     <w:abstractNumId w:val="4"/>
   </w:num>
   <w:num w:numId="16">
-    <w:abstractNumId w:val="6"/>
+    <w:abstractNumId w:val="7"/>
   </w:num>
   <w:num w:numId="17">
     <w:abstractNumId w:val="3"/>
   </w:num>
   <w:num w:numId="18">
-    <w:abstractNumId w:val="19"/>
+    <w:abstractNumId w:val="20"/>
   </w:num>
   <w:num w:numId="19">
-    <w:abstractNumId w:val="14"/>
+    <w:abstractNumId w:val="15"/>
   </w:num>
   <w:num w:numId="20">
-    <w:abstractNumId w:val="9"/>
+    <w:abstractNumId w:val="10"/>
   </w:num>
   <w:num w:numId="21">
-    <w:abstractNumId w:val="11"/>
+    <w:abstractNumId w:val="12"/>
   </w:num>
   <w:num w:numId="22">
     <w:abstractNumId w:val="0"/>
@@ -41943,13 +46503,16 @@
     <w:abstractNumId w:val="2"/>
   </w:num>
   <w:num w:numId="24">
-    <w:abstractNumId w:val="21"/>
+    <w:abstractNumId w:val="22"/>
   </w:num>
   <w:num w:numId="25">
-    <w:abstractNumId w:val="17"/>
+    <w:abstractNumId w:val="18"/>
   </w:num>
   <w:num w:numId="26">
-    <w:abstractNumId w:val="24"/>
+    <w:abstractNumId w:val="25"/>
+  </w:num>
+  <w:num w:numId="27">
+    <w:abstractNumId w:val="5"/>
   </w:num>
 </w:numbering>
 </file>
